--- a/00-首页/题组Word/习题书/第三篇-有机化学/5-亲核取代、消除与羧酸衍生物-学生版.docx
+++ b/00-首页/题组Word/习题书/第三篇-有机化学/5-亲核取代、消除与羧酸衍生物-学生版.docx
@@ -15002,86 +15002,199 @@
         <w:rPr>
           <w:rFonts w:hint="eastAsia" w:ascii="Times New Roman" w:hAnsi="Times New Roman" w:eastAsia="Times New Roman" w:cs="Times New Roman"/>
         </w:rPr>
-        <w:t xml:space="preserve">（1）$(CH_{3})</w:t>
-      </w:r>
-      <w:r>
-        <w:rPr>
-          <w:rFonts w:ascii="Times New Roman" w:hAnsi="Times New Roman" w:eastAsia="Times New Roman" w:cs="Times New Roman"/>
-          <w:i/>
-          <w:iCs/>
-        </w:rPr>
-        <w:t xml:space="preserve">{3}CBr + NaOH</w:t>
-      </w:r>
-      <w:r>
-        <w:rPr>
-          <w:rFonts w:ascii="Times New Roman" w:hAnsi="Times New Roman" w:eastAsia="Times New Roman" w:cs="Times New Roman"/>
-          <w:i/>
-          <w:iCs/>
+        <w:t xml:space="preserve">（1）</w:t>
+      </w:r>
+      <m:oMath>
+        <m:oMathPr>
+          <m:ctrlPr>
+            <w:rPr>
+              <w:sz w:val="28"/>
+              <w:szCs w:val="28"/>
+            </w:rPr>
+          </m:ctrlPr>
+        </m:oMathPr>
+        <m:r>
+          <m:rPr>
+            <m:sty m:val="p"/>
+          </m:rPr>
+          <m:t>(</m:t>
+        </m:r>
+        <m:r>
+          <m:t>C</m:t>
+        </m:r>
+        <m:sSub>
+          <m:e>
+            <m:r>
+              <m:t>H</m:t>
+            </m:r>
+          </m:e>
+          <m:sub>
+            <m:r>
+              <m:t>3</m:t>
+            </m:r>
+          </m:sub>
+        </m:sSub>
+        <m:sSub>
+          <m:e>
+            <m:r>
+              <m:rPr>
+                <m:sty m:val="p"/>
+              </m:rPr>
+              <m:t>)</m:t>
+            </m:r>
+          </m:e>
+          <m:sub>
+            <m:r>
+              <m:t>3</m:t>
+            </m:r>
+          </m:sub>
+        </m:sSub>
+        <m:r>
+          <m:t>C</m:t>
+        </m:r>
+        <m:r>
+          <m:t>B</m:t>
+        </m:r>
+        <m:r>
+          <m:t>r</m:t>
+        </m:r>
+        <m:r>
+          <m:rPr>
+            <m:sty m:val="p"/>
+          </m:rPr>
+          <m:t>+</m:t>
+        </m:r>
+        <m:r>
+          <m:t>N</m:t>
+        </m:r>
+        <m:r>
+          <m:t>a</m:t>
+        </m:r>
+        <m:r>
+          <m:t>O</m:t>
+        </m:r>
+        <m:r>
+          <m:t>H</m:t>
+        </m:r>
+        <m:r>
+          <m:rPr>
+            <m:sty m:val="p"/>
+          </m:rPr>
+          <m:t>→</m:t>
+        </m:r>
+      </m:oMath>
+      <w:r>
+        <w:rPr>
+          <w:rFonts w:ascii="Times New Roman" w:hAnsi="Times New Roman" w:eastAsia="Times New Roman" w:cs="Times New Roman"/>
         </w:rPr>
         <w:t xml:space="preserve"> </w:t>
       </w:r>
       <w:r>
         <w:rPr>
-          <w:rFonts w:ascii="Times New Roman" w:hAnsi="Times New Roman" w:eastAsia="Times New Roman" w:cs="Times New Roman"/>
-          <w:i/>
-          <w:iCs/>
-        </w:rPr>
-        <w:t xml:space="preserve">$ </w:t>
-      </w:r>
-      <w:r>
-        <w:rPr>
-          <w:rFonts w:hint="eastAsia" w:ascii="Times New Roman" w:hAnsi="Times New Roman" w:eastAsia="FangSong" w:cs="Times New Roman"/>
-          <w:i/>
-          <w:iCs/>
+          <w:rFonts w:hint="eastAsia" w:ascii="Times New Roman" w:hAnsi="Times New Roman" w:eastAsia="FangSong" w:cs="Times New Roman"/>
         </w:rPr>
         <w:t>产物</w:t>
       </w:r>
       <w:r>
         <w:rPr>
           <w:rFonts w:hint="eastAsia" w:ascii="Times New Roman" w:hAnsi="Times New Roman" w:eastAsia="Times New Roman" w:cs="Times New Roman"/>
-          <w:i/>
-          <w:iCs/>
         </w:rPr>
         <w:t>（</w:t>
       </w:r>
       <w:r>
         <w:rPr>
           <w:rFonts w:hint="eastAsia" w:ascii="Times New Roman" w:hAnsi="Times New Roman" w:eastAsia="FangSong" w:cs="Times New Roman"/>
-          <w:i/>
-          <w:iCs/>
         </w:rPr>
         <w:t>水溶液</w:t>
       </w:r>
       <w:r>
         <w:rPr>
           <w:rFonts w:hint="eastAsia" w:ascii="Times New Roman" w:hAnsi="Times New Roman" w:eastAsia="Times New Roman" w:cs="Times New Roman"/>
-          <w:i/>
-          <w:iCs/>
         </w:rPr>
         <w:t>）</w:t>
       </w:r>
       <w:r>
         <w:rPr>
           <w:rFonts w:ascii="Times New Roman" w:hAnsi="Times New Roman" w:eastAsia="Times New Roman" w:cs="Times New Roman"/>
-          <w:i/>
-          <w:iCs/>
         </w:rPr>
         <w:t xml:space="preserve"> </w:t>
       </w:r>
       <w:r>
         <w:rPr>
           <w:rFonts w:hint="eastAsia" w:ascii="Times New Roman" w:hAnsi="Times New Roman" w:eastAsia="Times New Roman" w:cs="Times New Roman"/>
-          <w:i/>
-          <w:iCs/>
-        </w:rPr>
-        <w:t xml:space="preserve">（2）$CH</w:t>
-      </w:r>
-      <w:r>
-        <w:rPr>
-          <w:rFonts w:ascii="Times New Roman" w:hAnsi="Times New Roman" w:eastAsia="Times New Roman" w:cs="Times New Roman"/>
-        </w:rPr>
-        <w:t xml:space="preserve">{3}CH_{2}Br + NaCN</w:t>
-      </w:r>
+        </w:rPr>
+        <w:t xml:space="preserve">（2）</w:t>
+      </w:r>
+      <m:oMath>
+        <m:oMathPr>
+          <m:ctrlPr>
+            <w:rPr>
+              <w:sz w:val="28"/>
+              <w:szCs w:val="28"/>
+            </w:rPr>
+          </m:ctrlPr>
+        </m:oMathPr>
+        <m:r>
+          <m:t>C</m:t>
+        </m:r>
+        <m:sSub>
+          <m:e>
+            <m:r>
+              <m:t>H</m:t>
+            </m:r>
+          </m:e>
+          <m:sub>
+            <m:r>
+              <m:t>3</m:t>
+            </m:r>
+          </m:sub>
+        </m:sSub>
+        <m:r>
+          <m:t>C</m:t>
+        </m:r>
+        <m:sSub>
+          <m:e>
+            <m:r>
+              <m:t>H</m:t>
+            </m:r>
+          </m:e>
+          <m:sub>
+            <m:r>
+              <m:t>2</m:t>
+            </m:r>
+          </m:sub>
+        </m:sSub>
+        <m:r>
+          <m:t>B</m:t>
+        </m:r>
+        <m:r>
+          <m:t>r</m:t>
+        </m:r>
+        <m:r>
+          <m:rPr>
+            <m:sty m:val="p"/>
+          </m:rPr>
+          <m:t>+</m:t>
+        </m:r>
+        <m:r>
+          <m:t>N</m:t>
+        </m:r>
+        <m:r>
+          <m:t>a</m:t>
+        </m:r>
+        <m:r>
+          <m:t>C</m:t>
+        </m:r>
+        <m:r>
+          <m:t>N</m:t>
+        </m:r>
+        <m:r>
+          <m:rPr>
+            <m:sty m:val="p"/>
+          </m:rPr>
+          <m:t>→</m:t>
+        </m:r>
+      </m:oMath>
       <w:r>
         <w:rPr>
           <w:rFonts w:ascii="Times New Roman" w:hAnsi="Times New Roman" w:eastAsia="Times New Roman" w:cs="Times New Roman"/>
@@ -15090,12 +15203,6 @@
       </w:r>
       <w:r>
         <w:rPr>
-          <w:rFonts w:ascii="Times New Roman" w:hAnsi="Times New Roman" w:eastAsia="Times New Roman" w:cs="Times New Roman"/>
-        </w:rPr>
-        <w:t xml:space="preserve">$ </w:t>
-      </w:r>
-      <w:r>
-        <w:rPr>
           <w:rFonts w:hint="eastAsia" w:ascii="Times New Roman" w:hAnsi="Times New Roman" w:eastAsia="FangSong" w:cs="Times New Roman"/>
         </w:rPr>
         <w:t>产物</w:t>
@@ -15128,14 +15235,87 @@
         <w:rPr>
           <w:rFonts w:hint="eastAsia" w:ascii="Times New Roman" w:hAnsi="Times New Roman" w:eastAsia="Times New Roman" w:cs="Times New Roman"/>
         </w:rPr>
-        <w:t xml:space="preserve">（3）$CH_{3}CHBrCH_{3}</w:t>
-      </w:r>
-      <w:r>
-        <w:rPr>
-          <w:rFonts w:ascii="Times New Roman" w:hAnsi="Times New Roman" w:eastAsia="Times New Roman" w:cs="Times New Roman"/>
-        </w:rPr>
-        <w:t xml:space="preserve"> + H_{2}O</w:t>
-      </w:r>
+        <w:t xml:space="preserve">（3）</w:t>
+      </w:r>
+      <m:oMath>
+        <m:oMathPr>
+          <m:ctrlPr>
+            <w:rPr>
+              <w:sz w:val="28"/>
+              <w:szCs w:val="28"/>
+            </w:rPr>
+          </m:ctrlPr>
+        </m:oMathPr>
+        <m:r>
+          <m:t>C</m:t>
+        </m:r>
+        <m:sSub>
+          <m:e>
+            <m:r>
+              <m:t>H</m:t>
+            </m:r>
+          </m:e>
+          <m:sub>
+            <m:r>
+              <m:t>3</m:t>
+            </m:r>
+          </m:sub>
+        </m:sSub>
+        <m:r>
+          <m:t>C</m:t>
+        </m:r>
+        <m:r>
+          <m:t>H</m:t>
+        </m:r>
+        <m:r>
+          <m:t>B</m:t>
+        </m:r>
+        <m:r>
+          <m:t>r</m:t>
+        </m:r>
+        <m:r>
+          <m:t>C</m:t>
+        </m:r>
+        <m:sSub>
+          <m:e>
+            <m:r>
+              <m:t>H</m:t>
+            </m:r>
+          </m:e>
+          <m:sub>
+            <m:r>
+              <m:t>3</m:t>
+            </m:r>
+          </m:sub>
+        </m:sSub>
+        <m:r>
+          <m:rPr>
+            <m:sty m:val="p"/>
+          </m:rPr>
+          <m:t>+</m:t>
+        </m:r>
+        <m:sSub>
+          <m:e>
+            <m:r>
+              <m:t>H</m:t>
+            </m:r>
+          </m:e>
+          <m:sub>
+            <m:r>
+              <m:t>2</m:t>
+            </m:r>
+          </m:sub>
+        </m:sSub>
+        <m:r>
+          <m:t>O</m:t>
+        </m:r>
+        <m:r>
+          <m:rPr>
+            <m:sty m:val="p"/>
+          </m:rPr>
+          <m:t>→</m:t>
+        </m:r>
+      </m:oMath>
       <w:r>
         <w:rPr>
           <w:rFonts w:ascii="Times New Roman" w:hAnsi="Times New Roman" w:eastAsia="Times New Roman" w:cs="Times New Roman"/>
@@ -15144,12 +15324,6 @@
       </w:r>
       <w:r>
         <w:rPr>
-          <w:rFonts w:ascii="Times New Roman" w:hAnsi="Times New Roman" w:eastAsia="Times New Roman" w:cs="Times New Roman"/>
-        </w:rPr>
-        <w:t xml:space="preserve">$ </w:t>
-      </w:r>
-      <w:r>
-        <w:rPr>
           <w:rFonts w:hint="eastAsia" w:ascii="Times New Roman" w:hAnsi="Times New Roman" w:eastAsia="FangSong" w:cs="Times New Roman"/>
         </w:rPr>
         <w:t>产物</w:t>
@@ -15182,14 +15356,81 @@
         <w:rPr>
           <w:rFonts w:hint="eastAsia" w:ascii="Times New Roman" w:hAnsi="Times New Roman" w:eastAsia="Times New Roman" w:cs="Times New Roman"/>
         </w:rPr>
-        <w:t xml:space="preserve">（4）$PhCH_{2}Cl</w:t>
-      </w:r>
-      <w:r>
-        <w:rPr>
-          <w:rFonts w:ascii="Times New Roman" w:hAnsi="Times New Roman" w:eastAsia="Times New Roman" w:cs="Times New Roman"/>
-        </w:rPr>
-        <w:t xml:space="preserve"> + NaOCH_{3}</w:t>
-      </w:r>
+        <w:t xml:space="preserve">（4）</w:t>
+      </w:r>
+      <m:oMath>
+        <m:oMathPr>
+          <m:ctrlPr>
+            <w:rPr>
+              <w:sz w:val="28"/>
+              <w:szCs w:val="28"/>
+            </w:rPr>
+          </m:ctrlPr>
+        </m:oMathPr>
+        <m:r>
+          <m:t>P</m:t>
+        </m:r>
+        <m:r>
+          <m:t>h</m:t>
+        </m:r>
+        <m:r>
+          <m:t>C</m:t>
+        </m:r>
+        <m:sSub>
+          <m:e>
+            <m:r>
+              <m:t>H</m:t>
+            </m:r>
+          </m:e>
+          <m:sub>
+            <m:r>
+              <m:t>2</m:t>
+            </m:r>
+          </m:sub>
+        </m:sSub>
+        <m:r>
+          <m:t>C</m:t>
+        </m:r>
+        <m:r>
+          <m:t>l</m:t>
+        </m:r>
+        <m:r>
+          <m:rPr>
+            <m:sty m:val="p"/>
+          </m:rPr>
+          <m:t>+</m:t>
+        </m:r>
+        <m:r>
+          <m:t>N</m:t>
+        </m:r>
+        <m:r>
+          <m:t>a</m:t>
+        </m:r>
+        <m:r>
+          <m:t>O</m:t>
+        </m:r>
+        <m:r>
+          <m:t>C</m:t>
+        </m:r>
+        <m:sSub>
+          <m:e>
+            <m:r>
+              <m:t>H</m:t>
+            </m:r>
+          </m:e>
+          <m:sub>
+            <m:r>
+              <m:t>3</m:t>
+            </m:r>
+          </m:sub>
+        </m:sSub>
+        <m:r>
+          <m:rPr>
+            <m:sty m:val="p"/>
+          </m:rPr>
+          <m:t>→</m:t>
+        </m:r>
+      </m:oMath>
       <w:r>
         <w:rPr>
           <w:rFonts w:ascii="Times New Roman" w:hAnsi="Times New Roman" w:eastAsia="Times New Roman" w:cs="Times New Roman"/>
@@ -15198,12 +15439,6 @@
       </w:r>
       <w:r>
         <w:rPr>
-          <w:rFonts w:ascii="Times New Roman" w:hAnsi="Times New Roman" w:eastAsia="Times New Roman" w:cs="Times New Roman"/>
-        </w:rPr>
-        <w:t xml:space="preserve">$ </w:t>
-      </w:r>
-      <w:r>
-        <w:rPr>
           <w:rFonts w:hint="eastAsia" w:ascii="Times New Roman" w:hAnsi="Times New Roman" w:eastAsia="FangSong" w:cs="Times New Roman"/>
         </w:rPr>
         <w:t>产物</w:t>
@@ -15236,33 +15471,101 @@
         <w:rPr>
           <w:rFonts w:hint="eastAsia" w:ascii="Times New Roman" w:hAnsi="Times New Roman" w:eastAsia="Times New Roman" w:cs="Times New Roman"/>
         </w:rPr>
-        <w:t xml:space="preserve">（5）$(CH_{3})</w:t>
-      </w:r>
-      <w:r>
-        <w:rPr>
-          <w:rFonts w:ascii="Times New Roman" w:hAnsi="Times New Roman" w:eastAsia="Times New Roman" w:cs="Times New Roman"/>
-          <w:i/>
-          <w:iCs/>
-        </w:rPr>
-        <w:t xml:space="preserve">{3}CCl + AgNO</w:t>
-      </w:r>
-      <w:r>
-        <w:rPr>
-          <w:rFonts w:ascii="Times New Roman" w:hAnsi="Times New Roman" w:eastAsia="Times New Roman" w:cs="Times New Roman"/>
-        </w:rPr>
-        <w:t xml:space="preserve">{3}</w:t>
-      </w:r>
+        <w:t xml:space="preserve">（5）</w:t>
+      </w:r>
+      <m:oMath>
+        <m:oMathPr>
+          <m:ctrlPr>
+            <w:rPr>
+              <w:sz w:val="28"/>
+              <w:szCs w:val="28"/>
+            </w:rPr>
+          </m:ctrlPr>
+        </m:oMathPr>
+        <m:r>
+          <m:rPr>
+            <m:sty m:val="p"/>
+          </m:rPr>
+          <m:t>(</m:t>
+        </m:r>
+        <m:r>
+          <m:t>C</m:t>
+        </m:r>
+        <m:sSub>
+          <m:e>
+            <m:r>
+              <m:t>H</m:t>
+            </m:r>
+          </m:e>
+          <m:sub>
+            <m:r>
+              <m:t>3</m:t>
+            </m:r>
+          </m:sub>
+        </m:sSub>
+        <m:sSub>
+          <m:e>
+            <m:r>
+              <m:rPr>
+                <m:sty m:val="p"/>
+              </m:rPr>
+              <m:t>)</m:t>
+            </m:r>
+          </m:e>
+          <m:sub>
+            <m:r>
+              <m:t>3</m:t>
+            </m:r>
+          </m:sub>
+        </m:sSub>
+        <m:r>
+          <m:t>C</m:t>
+        </m:r>
+        <m:r>
+          <m:t>C</m:t>
+        </m:r>
+        <m:r>
+          <m:t>l</m:t>
+        </m:r>
+        <m:r>
+          <m:rPr>
+            <m:sty m:val="p"/>
+          </m:rPr>
+          <m:t>+</m:t>
+        </m:r>
+        <m:r>
+          <m:t>A</m:t>
+        </m:r>
+        <m:r>
+          <m:t>g</m:t>
+        </m:r>
+        <m:r>
+          <m:t>N</m:t>
+        </m:r>
+        <m:sSub>
+          <m:e>
+            <m:r>
+              <m:t>O</m:t>
+            </m:r>
+          </m:e>
+          <m:sub>
+            <m:r>
+              <m:t>3</m:t>
+            </m:r>
+          </m:sub>
+        </m:sSub>
+        <m:r>
+          <m:rPr>
+            <m:sty m:val="p"/>
+          </m:rPr>
+          <m:t>→</m:t>
+        </m:r>
+      </m:oMath>
       <w:r>
         <w:rPr>
           <w:rFonts w:ascii="Times New Roman" w:hAnsi="Times New Roman" w:eastAsia="Times New Roman" w:cs="Times New Roman"/>
         </w:rPr>
         <w:t xml:space="preserve"> </w:t>
-      </w:r>
-      <w:r>
-        <w:rPr>
-          <w:rFonts w:ascii="Times New Roman" w:hAnsi="Times New Roman" w:eastAsia="Times New Roman" w:cs="Times New Roman"/>
-        </w:rPr>
-        <w:t xml:space="preserve">$ </w:t>
       </w:r>
       <w:r>
         <w:rPr>
@@ -15432,238 +15735,7 @@
         <w:rPr>
           <w:rFonts w:hint="eastAsia" w:ascii="Times New Roman" w:hAnsi="Times New Roman" w:eastAsia="Times New Roman" w:cs="Times New Roman"/>
         </w:rPr>
-        <w:t xml:space="preserve">（1）$CH_{3}CHBrCH_{2}CH_{3}</w:t>
-      </w:r>
-      <w:r>
-        <w:rPr>
-          <w:rFonts w:ascii="Times New Roman" w:hAnsi="Times New Roman" w:eastAsia="Times New Roman" w:cs="Times New Roman"/>
-        </w:rPr>
-        <w:t xml:space="preserve"> + t-BuOK/t-BuOH</w:t>
-      </w:r>
-      <w:r>
-        <w:rPr>
-          <w:rFonts w:ascii="Times New Roman" w:hAnsi="Times New Roman" w:eastAsia="Times New Roman" w:cs="Times New Roman"/>
-        </w:rPr>
-        <w:t xml:space="preserve"> </w:t>
-      </w:r>
-      <w:r>
-        <w:rPr>
-          <w:rFonts w:ascii="Times New Roman" w:hAnsi="Times New Roman" w:eastAsia="Times New Roman" w:cs="Times New Roman"/>
-        </w:rPr>
-        <w:t xml:space="preserve">$ </w:t>
-      </w:r>
-      <w:r>
-        <w:rPr>
-          <w:rFonts w:hint="eastAsia" w:ascii="Times New Roman" w:hAnsi="Times New Roman" w:eastAsia="FangSong" w:cs="Times New Roman"/>
-        </w:rPr>
-        <w:t xml:space="preserve">产物</w:t>
-      </w:r>
-      <w:r>
-        <w:rPr>
-          <w:rFonts w:ascii="Times New Roman" w:hAnsi="Times New Roman" w:eastAsia="Times New Roman" w:cs="Times New Roman"/>
-        </w:rPr>
-        <w:t xml:space="preserve"> </w:t>
-      </w:r>
-      <w:r>
-        <w:rPr>
-          <w:rFonts w:hint="eastAsia" w:ascii="Times New Roman" w:hAnsi="Times New Roman" w:eastAsia="Times New Roman" w:cs="Times New Roman"/>
-        </w:rPr>
-        <w:t xml:space="preserve">（2）$CH_{3}CHBrCH_{2}CH_{3}</w:t>
-      </w:r>
-      <w:r>
-        <w:rPr>
-          <w:rFonts w:ascii="Times New Roman" w:hAnsi="Times New Roman" w:eastAsia="Times New Roman" w:cs="Times New Roman"/>
-        </w:rPr>
-        <w:t xml:space="preserve"> + LDA/THF</w:t>
-      </w:r>
-      <w:r>
-        <w:rPr>
-          <w:rFonts w:ascii="Times New Roman" w:hAnsi="Times New Roman" w:eastAsia="Times New Roman" w:cs="Times New Roman"/>
-        </w:rPr>
-        <w:t xml:space="preserve"> </w:t>
-      </w:r>
-      <w:r>
-        <w:rPr>
-          <w:rFonts w:ascii="Times New Roman" w:hAnsi="Times New Roman" w:eastAsia="Times New Roman" w:cs="Times New Roman"/>
-        </w:rPr>
-        <w:t xml:space="preserve">$ </w:t>
-      </w:r>
-      <w:r>
-        <w:rPr>
-          <w:rFonts w:hint="eastAsia" w:ascii="Times New Roman" w:hAnsi="Times New Roman" w:eastAsia="FangSong" w:cs="Times New Roman"/>
-        </w:rPr>
-        <w:t xml:space="preserve">产物</w:t>
-      </w:r>
-      <w:r>
-        <w:rPr>
-          <w:rFonts w:ascii="Times New Roman" w:hAnsi="Times New Roman" w:eastAsia="Times New Roman" w:cs="Times New Roman"/>
-        </w:rPr>
-        <w:t xml:space="preserve"> </w:t>
-      </w:r>
-      <w:r>
-        <w:rPr>
-          <w:rFonts w:hint="eastAsia" w:ascii="Times New Roman" w:hAnsi="Times New Roman" w:eastAsia="Times New Roman" w:cs="Times New Roman"/>
-        </w:rPr>
-        <w:t xml:space="preserve">（3）$(CH_{3})</w:t>
-      </w:r>
-      <w:r>
-        <w:rPr>
-          <w:rFonts w:ascii="Times New Roman" w:hAnsi="Times New Roman" w:eastAsia="Times New Roman" w:cs="Times New Roman"/>
-          <w:i/>
-          <w:iCs/>
-        </w:rPr>
-        <w:t xml:space="preserve">{3}CCHBrCH</w:t>
-      </w:r>
-      <w:r>
-        <w:rPr>
-          <w:rFonts w:ascii="Times New Roman" w:hAnsi="Times New Roman" w:eastAsia="Times New Roman" w:cs="Times New Roman"/>
-        </w:rPr>
-        <w:t xml:space="preserve">{3} + NaOEt/EtOH</w:t>
-      </w:r>
-      <w:r>
-        <w:rPr>
-          <w:rFonts w:ascii="Times New Roman" w:hAnsi="Times New Roman" w:eastAsia="Times New Roman" w:cs="Times New Roman"/>
-        </w:rPr>
-        <w:t xml:space="preserve"> </w:t>
-      </w:r>
-      <w:r>
-        <w:rPr>
-          <w:rFonts w:ascii="Times New Roman" w:hAnsi="Times New Roman" w:eastAsia="Times New Roman" w:cs="Times New Roman"/>
-        </w:rPr>
-        <w:t xml:space="preserve">$ </w:t>
-      </w:r>
-      <w:r>
-        <w:rPr>
-          <w:rFonts w:hint="eastAsia" w:ascii="Times New Roman" w:hAnsi="Times New Roman" w:eastAsia="FangSong" w:cs="Times New Roman"/>
-        </w:rPr>
-        <w:t xml:space="preserve">产物</w:t>
-      </w:r>
-      <w:r>
-        <w:rPr>
-          <w:rFonts w:ascii="Times New Roman" w:hAnsi="Times New Roman" w:eastAsia="Times New Roman" w:cs="Times New Roman"/>
-        </w:rPr>
-        <w:t xml:space="preserve"> </w:t>
-      </w:r>
-      <w:r>
-        <w:rPr>
-          <w:rFonts w:hint="eastAsia" w:ascii="Times New Roman" w:hAnsi="Times New Roman" w:eastAsia="Times New Roman" w:cs="Times New Roman"/>
-        </w:rPr>
-        <w:t xml:space="preserve">（4）$(CH_{3})</w:t>
-      </w:r>
-      <w:r>
-        <w:rPr>
-          <w:rFonts w:ascii="Times New Roman" w:hAnsi="Times New Roman" w:eastAsia="Times New Roman" w:cs="Times New Roman"/>
-          <w:i/>
-          <w:iCs/>
-        </w:rPr>
-        <w:t xml:space="preserve">{3}CCHBrCH</w:t>
-      </w:r>
-      <w:r>
-        <w:rPr>
-          <w:rFonts w:ascii="Times New Roman" w:hAnsi="Times New Roman" w:eastAsia="Times New Roman" w:cs="Times New Roman"/>
-        </w:rPr>
-        <w:t xml:space="preserve">{3} + LDA/THF</w:t>
-      </w:r>
-      <w:r>
-        <w:rPr>
-          <w:rFonts w:ascii="Times New Roman" w:hAnsi="Times New Roman" w:eastAsia="Times New Roman" w:cs="Times New Roman"/>
-        </w:rPr>
-        <w:t xml:space="preserve"> </w:t>
-      </w:r>
-      <w:r>
-        <w:rPr>
-          <w:rFonts w:ascii="Times New Roman" w:hAnsi="Times New Roman" w:eastAsia="Times New Roman" w:cs="Times New Roman"/>
-        </w:rPr>
-        <w:t xml:space="preserve">$ </w:t>
-      </w:r>
-      <w:r>
-        <w:rPr>
-          <w:rFonts w:hint="eastAsia" w:ascii="Times New Roman" w:hAnsi="Times New Roman" w:eastAsia="FangSong" w:cs="Times New Roman"/>
-        </w:rPr>
-        <w:t xml:space="preserve">产物</w:t>
-      </w:r>
-    </w:p>
-    <w:p>
-      <w:pPr>
-        <w:spacing w:before="160" w:after="80"/>
-      </w:pPr>
-      <w:r>
-        <w:pict>
-          <v:rect style="width:0;height:1.5pt" o:hralign="center" o:hrstd="t" o:hr="t"/>
-        </w:pict>
-      </w:r>
-    </w:p>
-    <w:bookmarkEnd w:id="171"/>
-    <w:bookmarkStart w:id="172" w:name="消除-霍夫曼消除反应机理"/>
-    <w:p>
-      <w:pPr>
-        <w:pStyle w:val="Heading2"/>
-        <w:spacing w:before="280" w:after="120"/>
-      </w:pPr>
-      <w:r>
-        <w:rPr>
-          <w:rFonts w:ascii="Times New Roman" w:hAnsi="Times New Roman" w:eastAsia="Times New Roman" w:cs="Times New Roman"/>
-        </w:rPr>
-        <w:t xml:space="preserve">5.52 </w:t>
-      </w:r>
-      <w:r>
-        <w:rPr>
-          <w:rFonts w:hint="eastAsia" w:ascii="Times New Roman" w:hAnsi="Times New Roman" w:eastAsia="SimHei" w:cs="Times New Roman"/>
-        </w:rPr>
-        <w:t>消除</w:t>
-      </w:r>
-      <w:r>
-        <w:rPr>
-          <w:rFonts w:hint="eastAsia" w:ascii="Times New Roman" w:hAnsi="Times New Roman" w:eastAsia="Times New Roman" w:cs="Times New Roman"/>
-        </w:rPr>
-        <w:t>-</w:t>
-      </w:r>
-      <w:r>
-        <w:rPr>
-          <w:rFonts w:hint="eastAsia" w:ascii="Times New Roman" w:hAnsi="Times New Roman" w:eastAsia="SimHei" w:cs="Times New Roman"/>
-        </w:rPr>
-        <w:t>霍夫曼消除反应机理</w:t>
-      </w:r>
-    </w:p>
-    <w:p>
-      <w:pPr>
-        <w:pStyle w:val="FirstParagraph"/>
-      </w:pPr>
-      <w:r>
-        <w:rPr>
-          <w:rFonts w:hint="eastAsia" w:ascii="Times New Roman" w:hAnsi="Times New Roman" w:eastAsia="Times New Roman" w:cs="Times New Roman"/>
-        </w:rPr>
-        <w:t>（1）</w:t>
-      </w:r>
-      <w:r>
-        <w:rPr>
-          <w:rFonts w:hint="eastAsia" w:ascii="Times New Roman" w:hAnsi="Times New Roman" w:eastAsia="FangSong" w:cs="Times New Roman"/>
-        </w:rPr>
-        <w:t>写出以下化合物经霍夫曼消除后的烯烃产物</w:t>
-      </w:r>
-      <w:r>
-        <w:rPr>
-          <w:rFonts w:hint="eastAsia" w:ascii="Times New Roman" w:hAnsi="Times New Roman" w:eastAsia="Times New Roman" w:cs="Times New Roman"/>
-        </w:rPr>
-        <w:t>：</w:t>
-      </w:r>
-      <w:r>
-        <w:rPr>
-          <w:rFonts w:ascii="Times New Roman" w:hAnsi="Times New Roman" w:eastAsia="Times New Roman" w:cs="Times New Roman"/>
-        </w:rPr>
-        <w:t xml:space="preserve"> </w:t>
-      </w:r>
-      <w:r>
-        <w:rPr>
-          <w:rFonts w:hint="eastAsia" w:ascii="Times New Roman" w:hAnsi="Times New Roman" w:eastAsia="FangSong" w:cs="Times New Roman"/>
-        </w:rPr>
-        <w:t>丁胺</w:t>
-      </w:r>
-      <w:r>
-        <w:rPr>
-          <w:rFonts w:hint="eastAsia" w:ascii="Times New Roman" w:hAnsi="Times New Roman" w:eastAsia="Times New Roman" w:cs="Times New Roman"/>
-        </w:rPr>
-        <w:t>（</w:t>
+        <w:t xml:space="preserve">（1）</w:t>
       </w:r>
       <m:oMath>
         <m:oMathPr>
@@ -15692,6 +15764,18 @@
         <m:r>
           <m:t>C</m:t>
         </m:r>
+        <m:r>
+          <m:t>H</m:t>
+        </m:r>
+        <m:r>
+          <m:t>B</m:t>
+        </m:r>
+        <m:r>
+          <m:t>r</m:t>
+        </m:r>
+        <m:r>
+          <m:t>C</m:t>
+        </m:r>
         <m:sSub>
           <m:e>
             <m:r>
@@ -15715,90 +15799,94 @@
           </m:e>
           <m:sub>
             <m:r>
-              <m:t>2</m:t>
+              <m:t>3</m:t>
             </m:r>
           </m:sub>
         </m:sSub>
         <m:r>
-          <m:t>C</m:t>
-        </m:r>
-        <m:sSub>
-          <m:e>
-            <m:r>
-              <m:t>H</m:t>
-            </m:r>
-          </m:e>
-          <m:sub>
-            <m:r>
-              <m:t>2</m:t>
-            </m:r>
-          </m:sub>
-        </m:sSub>
-        <m:r>
-          <m:t>N</m:t>
-        </m:r>
-        <m:sSub>
-          <m:e>
-            <m:r>
-              <m:t>H</m:t>
-            </m:r>
-          </m:e>
-          <m:sub>
-            <m:r>
-              <m:t>2</m:t>
-            </m:r>
-          </m:sub>
-        </m:sSub>
+          <m:rPr>
+            <m:sty m:val="p"/>
+          </m:rPr>
+          <m:t>+</m:t>
+        </m:r>
+        <m:r>
+          <m:t>t</m:t>
+        </m:r>
+        <m:r>
+          <m:rPr>
+            <m:sty m:val="p"/>
+          </m:rPr>
+          <m:t>−</m:t>
+        </m:r>
+        <m:r>
+          <m:t>B</m:t>
+        </m:r>
+        <m:r>
+          <m:t>u</m:t>
+        </m:r>
+        <m:r>
+          <m:t>O</m:t>
+        </m:r>
+        <m:r>
+          <m:t>K</m:t>
+        </m:r>
+        <m:r>
+          <m:rPr>
+            <m:sty m:val="p"/>
+          </m:rPr>
+          <m:t>/</m:t>
+        </m:r>
+        <m:r>
+          <m:t>t</m:t>
+        </m:r>
+        <m:r>
+          <m:rPr>
+            <m:sty m:val="p"/>
+          </m:rPr>
+          <m:t>−</m:t>
+        </m:r>
+        <m:r>
+          <m:t>B</m:t>
+        </m:r>
+        <m:r>
+          <m:t>u</m:t>
+        </m:r>
+        <m:r>
+          <m:t>O</m:t>
+        </m:r>
+        <m:r>
+          <m:t>H</m:t>
+        </m:r>
+        <m:r>
+          <m:rPr>
+            <m:sty m:val="p"/>
+          </m:rPr>
+          <m:t>→</m:t>
+        </m:r>
       </m:oMath>
       <w:r>
         <w:rPr>
-          <w:rFonts w:hint="eastAsia" w:ascii="Times New Roman" w:hAnsi="Times New Roman" w:eastAsia="Times New Roman" w:cs="Times New Roman"/>
-        </w:rPr>
-        <w:t>）</w:t>
-      </w:r>
-      <w:r>
-        <w:rPr>
-          <w:rFonts w:hint="eastAsia" w:ascii="Times New Roman" w:hAnsi="Times New Roman" w:eastAsia="FangSong" w:cs="Times New Roman"/>
-        </w:rPr>
-        <w:t>先与过量</w:t>
-      </w:r>
-      <m:oMath>
-        <m:r>
-          <m:t>C</m:t>
-        </m:r>
-        <m:sSub>
-          <m:e>
-            <m:r>
-              <m:t>H</m:t>
-            </m:r>
-          </m:e>
-          <m:sub>
-            <m:r>
-              <m:t>3</m:t>
-            </m:r>
-          </m:sub>
-        </m:sSub>
-        <m:r>
-          <m:t>I</m:t>
-        </m:r>
-      </m:oMath>
-      <w:r>
-        <w:rPr>
-          <w:rFonts w:hint="eastAsia" w:ascii="Times New Roman" w:hAnsi="Times New Roman" w:eastAsia="FangSong" w:cs="Times New Roman"/>
-        </w:rPr>
-        <w:t>反应</w:t>
-      </w:r>
-      <w:r>
-        <w:rPr>
-          <w:rFonts w:hint="eastAsia" w:ascii="Times New Roman" w:hAnsi="Times New Roman" w:eastAsia="Times New Roman" w:cs="Times New Roman"/>
-        </w:rPr>
-        <w:t>，</w:t>
-      </w:r>
-      <w:r>
-        <w:rPr>
-          <w:rFonts w:hint="eastAsia" w:ascii="Times New Roman" w:hAnsi="Times New Roman" w:eastAsia="FangSong" w:cs="Times New Roman"/>
-        </w:rPr>
-        <w:t>再用</w:t>
+          <w:rFonts w:ascii="Times New Roman" w:hAnsi="Times New Roman" w:eastAsia="Times New Roman" w:cs="Times New Roman"/>
+        </w:rPr>
+        <w:t xml:space="preserve"> </w:t>
+      </w:r>
+      <w:r>
+        <w:rPr>
+          <w:rFonts w:hint="eastAsia" w:ascii="Times New Roman" w:hAnsi="Times New Roman" w:eastAsia="FangSong" w:cs="Times New Roman"/>
+        </w:rPr>
+        <w:t xml:space="preserve">产物</w:t>
+      </w:r>
+      <w:r>
+        <w:rPr>
+          <w:rFonts w:ascii="Times New Roman" w:hAnsi="Times New Roman" w:eastAsia="Times New Roman" w:cs="Times New Roman"/>
+        </w:rPr>
+        <w:t xml:space="preserve"> </w:t>
+      </w:r>
+      <w:r>
+        <w:rPr>
+          <w:rFonts w:hint="eastAsia" w:ascii="Times New Roman" w:hAnsi="Times New Roman" w:eastAsia="Times New Roman" w:cs="Times New Roman"/>
+        </w:rPr>
+        <w:t xml:space="preserve">（2）</w:t>
       </w:r>
       <m:oMath>
         <m:oMathPr>
@@ -15810,22 +15898,76 @@
           </m:ctrlPr>
         </m:oMathPr>
         <m:r>
-          <m:t>A</m:t>
+          <m:t>C</m:t>
         </m:r>
         <m:sSub>
           <m:e>
             <m:r>
-              <m:t>g</m:t>
+              <m:t>H</m:t>
             </m:r>
           </m:e>
           <m:sub>
             <m:r>
-              <m:t>2</m:t>
+              <m:t>3</m:t>
             </m:r>
           </m:sub>
         </m:sSub>
         <m:r>
-          <m:t>O</m:t>
+          <m:t>C</m:t>
+        </m:r>
+        <m:r>
+          <m:t>H</m:t>
+        </m:r>
+        <m:r>
+          <m:t>B</m:t>
+        </m:r>
+        <m:r>
+          <m:t>r</m:t>
+        </m:r>
+        <m:r>
+          <m:t>C</m:t>
+        </m:r>
+        <m:sSub>
+          <m:e>
+            <m:r>
+              <m:t>H</m:t>
+            </m:r>
+          </m:e>
+          <m:sub>
+            <m:r>
+              <m:t>2</m:t>
+            </m:r>
+          </m:sub>
+        </m:sSub>
+        <m:r>
+          <m:t>C</m:t>
+        </m:r>
+        <m:sSub>
+          <m:e>
+            <m:r>
+              <m:t>H</m:t>
+            </m:r>
+          </m:e>
+          <m:sub>
+            <m:r>
+              <m:t>3</m:t>
+            </m:r>
+          </m:sub>
+        </m:sSub>
+        <m:r>
+          <m:rPr>
+            <m:sty m:val="p"/>
+          </m:rPr>
+          <m:t>+</m:t>
+        </m:r>
+        <m:r>
+          <m:t>L</m:t>
+        </m:r>
+        <m:r>
+          <m:t>D</m:t>
+        </m:r>
+        <m:r>
+          <m:t>A</m:t>
         </m:r>
         <m:r>
           <m:rPr>
@@ -15833,6 +15975,64 @@
           </m:rPr>
           <m:t>/</m:t>
         </m:r>
+        <m:r>
+          <m:t>T</m:t>
+        </m:r>
+        <m:r>
+          <m:t>H</m:t>
+        </m:r>
+        <m:r>
+          <m:t>F</m:t>
+        </m:r>
+        <m:r>
+          <m:rPr>
+            <m:sty m:val="p"/>
+          </m:rPr>
+          <m:t>→</m:t>
+        </m:r>
+      </m:oMath>
+      <w:r>
+        <w:rPr>
+          <w:rFonts w:ascii="Times New Roman" w:hAnsi="Times New Roman" w:eastAsia="Times New Roman" w:cs="Times New Roman"/>
+        </w:rPr>
+        <w:t xml:space="preserve"> </w:t>
+      </w:r>
+      <w:r>
+        <w:rPr>
+          <w:rFonts w:hint="eastAsia" w:ascii="Times New Roman" w:hAnsi="Times New Roman" w:eastAsia="FangSong" w:cs="Times New Roman"/>
+        </w:rPr>
+        <w:t xml:space="preserve">产物</w:t>
+      </w:r>
+      <w:r>
+        <w:rPr>
+          <w:rFonts w:ascii="Times New Roman" w:hAnsi="Times New Roman" w:eastAsia="Times New Roman" w:cs="Times New Roman"/>
+        </w:rPr>
+        <w:t xml:space="preserve"> </w:t>
+      </w:r>
+      <w:r>
+        <w:rPr>
+          <w:rFonts w:hint="eastAsia" w:ascii="Times New Roman" w:hAnsi="Times New Roman" w:eastAsia="Times New Roman" w:cs="Times New Roman"/>
+        </w:rPr>
+        <w:t xml:space="preserve">（3）</w:t>
+      </w:r>
+      <m:oMath>
+        <m:oMathPr>
+          <m:ctrlPr>
+            <w:rPr>
+              <w:sz w:val="28"/>
+              <w:szCs w:val="28"/>
+            </w:rPr>
+          </m:ctrlPr>
+        </m:oMathPr>
+        <m:r>
+          <m:rPr>
+            <m:sty m:val="p"/>
+          </m:rPr>
+          <m:t>(</m:t>
+        </m:r>
+        <m:r>
+          <m:t>C</m:t>
+        </m:r>
         <m:sSub>
           <m:e>
             <m:r>
@@ -15841,119 +16041,248 @@
           </m:e>
           <m:sub>
             <m:r>
-              <m:t>2</m:t>
+              <m:t>3</m:t>
             </m:r>
           </m:sub>
         </m:sSub>
+        <m:sSub>
+          <m:e>
+            <m:r>
+              <m:rPr>
+                <m:sty m:val="p"/>
+              </m:rPr>
+              <m:t>)</m:t>
+            </m:r>
+          </m:e>
+          <m:sub>
+            <m:r>
+              <m:t>3</m:t>
+            </m:r>
+          </m:sub>
+        </m:sSub>
+        <m:r>
+          <m:t>C</m:t>
+        </m:r>
+        <m:r>
+          <m:t>C</m:t>
+        </m:r>
+        <m:r>
+          <m:t>H</m:t>
+        </m:r>
+        <m:r>
+          <m:t>B</m:t>
+        </m:r>
+        <m:r>
+          <m:t>r</m:t>
+        </m:r>
+        <m:r>
+          <m:t>C</m:t>
+        </m:r>
+        <m:sSub>
+          <m:e>
+            <m:r>
+              <m:t>H</m:t>
+            </m:r>
+          </m:e>
+          <m:sub>
+            <m:r>
+              <m:t>3</m:t>
+            </m:r>
+          </m:sub>
+        </m:sSub>
+        <m:r>
+          <m:rPr>
+            <m:sty m:val="p"/>
+          </m:rPr>
+          <m:t>+</m:t>
+        </m:r>
+        <m:r>
+          <m:t>N</m:t>
+        </m:r>
+        <m:r>
+          <m:t>a</m:t>
+        </m:r>
         <m:r>
           <m:t>O</m:t>
         </m:r>
+        <m:r>
+          <m:t>E</m:t>
+        </m:r>
+        <m:r>
+          <m:t>t</m:t>
+        </m:r>
+        <m:r>
+          <m:rPr>
+            <m:sty m:val="p"/>
+          </m:rPr>
+          <m:t>/</m:t>
+        </m:r>
+        <m:r>
+          <m:t>E</m:t>
+        </m:r>
+        <m:r>
+          <m:t>t</m:t>
+        </m:r>
+        <m:r>
+          <m:t>O</m:t>
+        </m:r>
+        <m:r>
+          <m:t>H</m:t>
+        </m:r>
+        <m:r>
+          <m:rPr>
+            <m:sty m:val="p"/>
+          </m:rPr>
+          <m:t>→</m:t>
+        </m:r>
       </m:oMath>
       <w:r>
         <w:rPr>
-          <w:rFonts w:hint="eastAsia" w:ascii="Times New Roman" w:hAnsi="Times New Roman" w:eastAsia="FangSong" w:cs="Times New Roman"/>
-        </w:rPr>
-        <w:t>处理</w:t>
-      </w:r>
-      <w:r>
-        <w:rPr>
-          <w:rFonts w:hint="eastAsia" w:ascii="Times New Roman" w:hAnsi="Times New Roman" w:eastAsia="Times New Roman" w:cs="Times New Roman"/>
-        </w:rPr>
-        <w:t>，</w:t>
-      </w:r>
-      <w:r>
-        <w:rPr>
-          <w:rFonts w:hint="eastAsia" w:ascii="Times New Roman" w:hAnsi="Times New Roman" w:eastAsia="FangSong" w:cs="Times New Roman"/>
-        </w:rPr>
-        <w:t>最后加热</w:t>
-      </w:r>
-      <w:r>
-        <w:rPr>
-          <w:rFonts w:hint="eastAsia" w:ascii="Times New Roman" w:hAnsi="Times New Roman" w:eastAsia="Times New Roman" w:cs="Times New Roman"/>
-        </w:rPr>
-        <w:t>。</w:t>
-      </w:r>
-    </w:p>
-    <w:p>
-      <w:pPr>
-        <w:pStyle w:val="BodyText"/>
-      </w:pPr>
-      <w:r>
-        <w:rPr>
-          <w:rFonts w:hint="eastAsia" w:ascii="Times New Roman" w:hAnsi="Times New Roman" w:eastAsia="Times New Roman" w:cs="Times New Roman"/>
-        </w:rPr>
-        <w:t>（2）</w:t>
-      </w:r>
-      <w:r>
-        <w:rPr>
-          <w:rFonts w:hint="eastAsia" w:ascii="Times New Roman" w:hAnsi="Times New Roman" w:eastAsia="FangSong" w:cs="Times New Roman"/>
-        </w:rPr>
-        <w:t>解释为什么霍夫曼消除主要生成取代最少的烯烃</w:t>
-      </w:r>
-      <w:r>
-        <w:rPr>
-          <w:rFonts w:hint="eastAsia" w:ascii="Times New Roman" w:hAnsi="Times New Roman" w:eastAsia="Times New Roman" w:cs="Times New Roman"/>
-        </w:rPr>
-        <w:t>（</w:t>
-      </w:r>
-      <w:r>
-        <w:rPr>
-          <w:rFonts w:hint="eastAsia" w:ascii="Times New Roman" w:hAnsi="Times New Roman" w:eastAsia="FangSong" w:cs="Times New Roman"/>
-        </w:rPr>
-        <w:t>霍夫曼产物</w:t>
-      </w:r>
-      <w:r>
-        <w:rPr>
-          <w:rFonts w:hint="eastAsia" w:ascii="Times New Roman" w:hAnsi="Times New Roman" w:eastAsia="Times New Roman" w:cs="Times New Roman"/>
-        </w:rPr>
-        <w:t>）。</w:t>
-      </w:r>
-    </w:p>
-    <w:p>
-      <w:pPr>
-        <w:pStyle w:val="BodyText"/>
-      </w:pPr>
-      <w:r>
-        <w:rPr>
-          <w:rFonts w:hint="eastAsia" w:ascii="Times New Roman" w:hAnsi="Times New Roman" w:eastAsia="Times New Roman" w:cs="Times New Roman"/>
-        </w:rPr>
-        <w:t>（3）</w:t>
-      </w:r>
-      <w:r>
-        <w:rPr>
-          <w:rFonts w:hint="eastAsia" w:ascii="Times New Roman" w:hAnsi="Times New Roman" w:eastAsia="FangSong" w:cs="Times New Roman"/>
-        </w:rPr>
-        <w:t>在环己烷体系中</w:t>
-      </w:r>
-      <w:r>
-        <w:rPr>
-          <w:rFonts w:hint="eastAsia" w:ascii="Times New Roman" w:hAnsi="Times New Roman" w:eastAsia="Times New Roman" w:cs="Times New Roman"/>
-        </w:rPr>
-        <w:t>，</w:t>
-      </w:r>
-      <w:r>
-        <w:rPr>
-          <w:rFonts w:hint="eastAsia" w:ascii="Times New Roman" w:hAnsi="Times New Roman" w:eastAsia="FangSong" w:cs="Times New Roman"/>
-        </w:rPr>
-        <w:t>霍夫曼消除对</w:t>
-      </w:r>
-      <w:r>
-        <w:rPr>
-          <w:rFonts w:hint="eastAsia" w:ascii="Times New Roman" w:hAnsi="Times New Roman" w:eastAsia="Times New Roman" w:cs="Times New Roman"/>
-        </w:rPr>
-        <w:t>β-H</w:t>
-      </w:r>
-      <w:r>
-        <w:rPr>
-          <w:rFonts w:hint="eastAsia" w:ascii="Times New Roman" w:hAnsi="Times New Roman" w:eastAsia="FangSong" w:cs="Times New Roman"/>
-        </w:rPr>
-        <w:t>的立体化学有什么要求</w:t>
-      </w:r>
-      <w:r>
-        <w:rPr>
-          <w:rFonts w:hint="eastAsia" w:ascii="Times New Roman" w:hAnsi="Times New Roman" w:eastAsia="Times New Roman" w:cs="Times New Roman"/>
-        </w:rPr>
-        <w:t>？</w:t>
+          <w:rFonts w:ascii="Times New Roman" w:hAnsi="Times New Roman" w:eastAsia="Times New Roman" w:cs="Times New Roman"/>
+        </w:rPr>
+        <w:t xml:space="preserve"> </w:t>
+      </w:r>
+      <w:r>
+        <w:rPr>
+          <w:rFonts w:hint="eastAsia" w:ascii="Times New Roman" w:hAnsi="Times New Roman" w:eastAsia="FangSong" w:cs="Times New Roman"/>
+        </w:rPr>
+        <w:t xml:space="preserve">产物</w:t>
+      </w:r>
+      <w:r>
+        <w:rPr>
+          <w:rFonts w:ascii="Times New Roman" w:hAnsi="Times New Roman" w:eastAsia="Times New Roman" w:cs="Times New Roman"/>
+        </w:rPr>
+        <w:t xml:space="preserve"> </w:t>
+      </w:r>
+      <w:r>
+        <w:rPr>
+          <w:rFonts w:hint="eastAsia" w:ascii="Times New Roman" w:hAnsi="Times New Roman" w:eastAsia="Times New Roman" w:cs="Times New Roman"/>
+        </w:rPr>
+        <w:t xml:space="preserve">（4）</w:t>
+      </w:r>
+      <m:oMath>
+        <m:oMathPr>
+          <m:ctrlPr>
+            <w:rPr>
+              <w:sz w:val="28"/>
+              <w:szCs w:val="28"/>
+            </w:rPr>
+          </m:ctrlPr>
+        </m:oMathPr>
+        <m:r>
+          <m:rPr>
+            <m:sty m:val="p"/>
+          </m:rPr>
+          <m:t>(</m:t>
+        </m:r>
+        <m:r>
+          <m:t>C</m:t>
+        </m:r>
+        <m:sSub>
+          <m:e>
+            <m:r>
+              <m:t>H</m:t>
+            </m:r>
+          </m:e>
+          <m:sub>
+            <m:r>
+              <m:t>3</m:t>
+            </m:r>
+          </m:sub>
+        </m:sSub>
+        <m:sSub>
+          <m:e>
+            <m:r>
+              <m:rPr>
+                <m:sty m:val="p"/>
+              </m:rPr>
+              <m:t>)</m:t>
+            </m:r>
+          </m:e>
+          <m:sub>
+            <m:r>
+              <m:t>3</m:t>
+            </m:r>
+          </m:sub>
+        </m:sSub>
+        <m:r>
+          <m:t>C</m:t>
+        </m:r>
+        <m:r>
+          <m:t>C</m:t>
+        </m:r>
+        <m:r>
+          <m:t>H</m:t>
+        </m:r>
+        <m:r>
+          <m:t>B</m:t>
+        </m:r>
+        <m:r>
+          <m:t>r</m:t>
+        </m:r>
+        <m:r>
+          <m:t>C</m:t>
+        </m:r>
+        <m:sSub>
+          <m:e>
+            <m:r>
+              <m:t>H</m:t>
+            </m:r>
+          </m:e>
+          <m:sub>
+            <m:r>
+              <m:t>3</m:t>
+            </m:r>
+          </m:sub>
+        </m:sSub>
+        <m:r>
+          <m:rPr>
+            <m:sty m:val="p"/>
+          </m:rPr>
+          <m:t>+</m:t>
+        </m:r>
+        <m:r>
+          <m:t>L</m:t>
+        </m:r>
+        <m:r>
+          <m:t>D</m:t>
+        </m:r>
+        <m:r>
+          <m:t>A</m:t>
+        </m:r>
+        <m:r>
+          <m:rPr>
+            <m:sty m:val="p"/>
+          </m:rPr>
+          <m:t>/</m:t>
+        </m:r>
+        <m:r>
+          <m:t>T</m:t>
+        </m:r>
+        <m:r>
+          <m:t>H</m:t>
+        </m:r>
+        <m:r>
+          <m:t>F</m:t>
+        </m:r>
+        <m:r>
+          <m:rPr>
+            <m:sty m:val="p"/>
+          </m:rPr>
+          <m:t>→</m:t>
+        </m:r>
+      </m:oMath>
+      <w:r>
+        <w:rPr>
+          <w:rFonts w:ascii="Times New Roman" w:hAnsi="Times New Roman" w:eastAsia="Times New Roman" w:cs="Times New Roman"/>
+        </w:rPr>
+        <w:t xml:space="preserve"> </w:t>
+      </w:r>
+      <w:r>
+        <w:rPr>
+          <w:rFonts w:hint="eastAsia" w:ascii="Times New Roman" w:hAnsi="Times New Roman" w:eastAsia="FangSong" w:cs="Times New Roman"/>
+        </w:rPr>
+        <w:t xml:space="preserve">产物</w:t>
       </w:r>
     </w:p>
     <w:p>
@@ -15966,6 +16295,379 @@
         </w:pict>
       </w:r>
     </w:p>
+    <w:bookmarkEnd w:id="171"/>
+    <w:bookmarkStart w:id="172" w:name="消除-霍夫曼消除反应机理"/>
+    <w:p>
+      <w:pPr>
+        <w:pStyle w:val="Heading2"/>
+        <w:spacing w:before="280" w:after="120"/>
+      </w:pPr>
+      <w:r>
+        <w:rPr>
+          <w:rFonts w:ascii="Times New Roman" w:hAnsi="Times New Roman" w:eastAsia="Times New Roman" w:cs="Times New Roman"/>
+        </w:rPr>
+        <w:t xml:space="preserve">5.52 </w:t>
+      </w:r>
+      <w:r>
+        <w:rPr>
+          <w:rFonts w:hint="eastAsia" w:ascii="Times New Roman" w:hAnsi="Times New Roman" w:eastAsia="SimHei" w:cs="Times New Roman"/>
+        </w:rPr>
+        <w:t>消除</w:t>
+      </w:r>
+      <w:r>
+        <w:rPr>
+          <w:rFonts w:hint="eastAsia" w:ascii="Times New Roman" w:hAnsi="Times New Roman" w:eastAsia="Times New Roman" w:cs="Times New Roman"/>
+        </w:rPr>
+        <w:t>-</w:t>
+      </w:r>
+      <w:r>
+        <w:rPr>
+          <w:rFonts w:hint="eastAsia" w:ascii="Times New Roman" w:hAnsi="Times New Roman" w:eastAsia="SimHei" w:cs="Times New Roman"/>
+        </w:rPr>
+        <w:t>霍夫曼消除反应机理</w:t>
+      </w:r>
+    </w:p>
+    <w:p>
+      <w:pPr>
+        <w:pStyle w:val="FirstParagraph"/>
+      </w:pPr>
+      <w:r>
+        <w:rPr>
+          <w:rFonts w:hint="eastAsia" w:ascii="Times New Roman" w:hAnsi="Times New Roman" w:eastAsia="Times New Roman" w:cs="Times New Roman"/>
+        </w:rPr>
+        <w:t>（1）</w:t>
+      </w:r>
+      <w:r>
+        <w:rPr>
+          <w:rFonts w:hint="eastAsia" w:ascii="Times New Roman" w:hAnsi="Times New Roman" w:eastAsia="FangSong" w:cs="Times New Roman"/>
+        </w:rPr>
+        <w:t>写出以下化合物经霍夫曼消除后的烯烃产物</w:t>
+      </w:r>
+      <w:r>
+        <w:rPr>
+          <w:rFonts w:hint="eastAsia" w:ascii="Times New Roman" w:hAnsi="Times New Roman" w:eastAsia="Times New Roman" w:cs="Times New Roman"/>
+        </w:rPr>
+        <w:t>：</w:t>
+      </w:r>
+      <w:r>
+        <w:rPr>
+          <w:rFonts w:ascii="Times New Roman" w:hAnsi="Times New Roman" w:eastAsia="Times New Roman" w:cs="Times New Roman"/>
+        </w:rPr>
+        <w:t xml:space="preserve"> </w:t>
+      </w:r>
+      <w:r>
+        <w:rPr>
+          <w:rFonts w:hint="eastAsia" w:ascii="Times New Roman" w:hAnsi="Times New Roman" w:eastAsia="FangSong" w:cs="Times New Roman"/>
+        </w:rPr>
+        <w:t>丁胺</w:t>
+      </w:r>
+      <w:r>
+        <w:rPr>
+          <w:rFonts w:hint="eastAsia" w:ascii="Times New Roman" w:hAnsi="Times New Roman" w:eastAsia="Times New Roman" w:cs="Times New Roman"/>
+        </w:rPr>
+        <w:t>（</w:t>
+      </w:r>
+      <m:oMath>
+        <m:oMathPr>
+          <m:ctrlPr>
+            <w:rPr>
+              <w:sz w:val="28"/>
+              <w:szCs w:val="28"/>
+            </w:rPr>
+          </m:ctrlPr>
+        </m:oMathPr>
+        <m:r>
+          <m:t>C</m:t>
+        </m:r>
+        <m:sSub>
+          <m:e>
+            <m:r>
+              <m:t>H</m:t>
+            </m:r>
+          </m:e>
+          <m:sub>
+            <m:r>
+              <m:t>3</m:t>
+            </m:r>
+          </m:sub>
+        </m:sSub>
+        <m:r>
+          <m:t>C</m:t>
+        </m:r>
+        <m:sSub>
+          <m:e>
+            <m:r>
+              <m:t>H</m:t>
+            </m:r>
+          </m:e>
+          <m:sub>
+            <m:r>
+              <m:t>2</m:t>
+            </m:r>
+          </m:sub>
+        </m:sSub>
+        <m:r>
+          <m:t>C</m:t>
+        </m:r>
+        <m:sSub>
+          <m:e>
+            <m:r>
+              <m:t>H</m:t>
+            </m:r>
+          </m:e>
+          <m:sub>
+            <m:r>
+              <m:t>2</m:t>
+            </m:r>
+          </m:sub>
+        </m:sSub>
+        <m:r>
+          <m:t>C</m:t>
+        </m:r>
+        <m:sSub>
+          <m:e>
+            <m:r>
+              <m:t>H</m:t>
+            </m:r>
+          </m:e>
+          <m:sub>
+            <m:r>
+              <m:t>2</m:t>
+            </m:r>
+          </m:sub>
+        </m:sSub>
+        <m:r>
+          <m:t>N</m:t>
+        </m:r>
+        <m:sSub>
+          <m:e>
+            <m:r>
+              <m:t>H</m:t>
+            </m:r>
+          </m:e>
+          <m:sub>
+            <m:r>
+              <m:t>2</m:t>
+            </m:r>
+          </m:sub>
+        </m:sSub>
+      </m:oMath>
+      <w:r>
+        <w:rPr>
+          <w:rFonts w:hint="eastAsia" w:ascii="Times New Roman" w:hAnsi="Times New Roman" w:eastAsia="Times New Roman" w:cs="Times New Roman"/>
+        </w:rPr>
+        <w:t>）</w:t>
+      </w:r>
+      <w:r>
+        <w:rPr>
+          <w:rFonts w:hint="eastAsia" w:ascii="Times New Roman" w:hAnsi="Times New Roman" w:eastAsia="FangSong" w:cs="Times New Roman"/>
+        </w:rPr>
+        <w:t>先与过量</w:t>
+      </w:r>
+      <m:oMath>
+        <m:r>
+          <m:t>C</m:t>
+        </m:r>
+        <m:sSub>
+          <m:e>
+            <m:r>
+              <m:t>H</m:t>
+            </m:r>
+          </m:e>
+          <m:sub>
+            <m:r>
+              <m:t>3</m:t>
+            </m:r>
+          </m:sub>
+        </m:sSub>
+        <m:r>
+          <m:t>I</m:t>
+        </m:r>
+      </m:oMath>
+      <w:r>
+        <w:rPr>
+          <w:rFonts w:hint="eastAsia" w:ascii="Times New Roman" w:hAnsi="Times New Roman" w:eastAsia="FangSong" w:cs="Times New Roman"/>
+        </w:rPr>
+        <w:t>反应</w:t>
+      </w:r>
+      <w:r>
+        <w:rPr>
+          <w:rFonts w:hint="eastAsia" w:ascii="Times New Roman" w:hAnsi="Times New Roman" w:eastAsia="Times New Roman" w:cs="Times New Roman"/>
+        </w:rPr>
+        <w:t>，</w:t>
+      </w:r>
+      <w:r>
+        <w:rPr>
+          <w:rFonts w:hint="eastAsia" w:ascii="Times New Roman" w:hAnsi="Times New Roman" w:eastAsia="FangSong" w:cs="Times New Roman"/>
+        </w:rPr>
+        <w:t>再用</w:t>
+      </w:r>
+      <m:oMath>
+        <m:oMathPr>
+          <m:ctrlPr>
+            <w:rPr>
+              <w:sz w:val="28"/>
+              <w:szCs w:val="28"/>
+            </w:rPr>
+          </m:ctrlPr>
+        </m:oMathPr>
+        <m:r>
+          <m:t>A</m:t>
+        </m:r>
+        <m:sSub>
+          <m:e>
+            <m:r>
+              <m:t>g</m:t>
+            </m:r>
+          </m:e>
+          <m:sub>
+            <m:r>
+              <m:t>2</m:t>
+            </m:r>
+          </m:sub>
+        </m:sSub>
+        <m:r>
+          <m:t>O</m:t>
+        </m:r>
+        <m:r>
+          <m:rPr>
+            <m:sty m:val="p"/>
+          </m:rPr>
+          <m:t>/</m:t>
+        </m:r>
+        <m:sSub>
+          <m:e>
+            <m:r>
+              <m:t>H</m:t>
+            </m:r>
+          </m:e>
+          <m:sub>
+            <m:r>
+              <m:t>2</m:t>
+            </m:r>
+          </m:sub>
+        </m:sSub>
+        <m:r>
+          <m:t>O</m:t>
+        </m:r>
+      </m:oMath>
+      <w:r>
+        <w:rPr>
+          <w:rFonts w:hint="eastAsia" w:ascii="Times New Roman" w:hAnsi="Times New Roman" w:eastAsia="FangSong" w:cs="Times New Roman"/>
+        </w:rPr>
+        <w:t>处理</w:t>
+      </w:r>
+      <w:r>
+        <w:rPr>
+          <w:rFonts w:hint="eastAsia" w:ascii="Times New Roman" w:hAnsi="Times New Roman" w:eastAsia="Times New Roman" w:cs="Times New Roman"/>
+        </w:rPr>
+        <w:t>，</w:t>
+      </w:r>
+      <w:r>
+        <w:rPr>
+          <w:rFonts w:hint="eastAsia" w:ascii="Times New Roman" w:hAnsi="Times New Roman" w:eastAsia="FangSong" w:cs="Times New Roman"/>
+        </w:rPr>
+        <w:t>最后加热</w:t>
+      </w:r>
+      <w:r>
+        <w:rPr>
+          <w:rFonts w:hint="eastAsia" w:ascii="Times New Roman" w:hAnsi="Times New Roman" w:eastAsia="Times New Roman" w:cs="Times New Roman"/>
+        </w:rPr>
+        <w:t>。</w:t>
+      </w:r>
+    </w:p>
+    <w:p>
+      <w:pPr>
+        <w:pStyle w:val="BodyText"/>
+      </w:pPr>
+      <w:r>
+        <w:rPr>
+          <w:rFonts w:hint="eastAsia" w:ascii="Times New Roman" w:hAnsi="Times New Roman" w:eastAsia="Times New Roman" w:cs="Times New Roman"/>
+        </w:rPr>
+        <w:t>（2）</w:t>
+      </w:r>
+      <w:r>
+        <w:rPr>
+          <w:rFonts w:hint="eastAsia" w:ascii="Times New Roman" w:hAnsi="Times New Roman" w:eastAsia="FangSong" w:cs="Times New Roman"/>
+        </w:rPr>
+        <w:t>解释为什么霍夫曼消除主要生成取代最少的烯烃</w:t>
+      </w:r>
+      <w:r>
+        <w:rPr>
+          <w:rFonts w:hint="eastAsia" w:ascii="Times New Roman" w:hAnsi="Times New Roman" w:eastAsia="Times New Roman" w:cs="Times New Roman"/>
+        </w:rPr>
+        <w:t>（</w:t>
+      </w:r>
+      <w:r>
+        <w:rPr>
+          <w:rFonts w:hint="eastAsia" w:ascii="Times New Roman" w:hAnsi="Times New Roman" w:eastAsia="FangSong" w:cs="Times New Roman"/>
+        </w:rPr>
+        <w:t>霍夫曼产物</w:t>
+      </w:r>
+      <w:r>
+        <w:rPr>
+          <w:rFonts w:hint="eastAsia" w:ascii="Times New Roman" w:hAnsi="Times New Roman" w:eastAsia="Times New Roman" w:cs="Times New Roman"/>
+        </w:rPr>
+        <w:t>）。</w:t>
+      </w:r>
+    </w:p>
+    <w:p>
+      <w:pPr>
+        <w:pStyle w:val="BodyText"/>
+      </w:pPr>
+      <w:r>
+        <w:rPr>
+          <w:rFonts w:hint="eastAsia" w:ascii="Times New Roman" w:hAnsi="Times New Roman" w:eastAsia="Times New Roman" w:cs="Times New Roman"/>
+        </w:rPr>
+        <w:t>（3）</w:t>
+      </w:r>
+      <w:r>
+        <w:rPr>
+          <w:rFonts w:hint="eastAsia" w:ascii="Times New Roman" w:hAnsi="Times New Roman" w:eastAsia="FangSong" w:cs="Times New Roman"/>
+        </w:rPr>
+        <w:t>在环己烷体系中</w:t>
+      </w:r>
+      <w:r>
+        <w:rPr>
+          <w:rFonts w:hint="eastAsia" w:ascii="Times New Roman" w:hAnsi="Times New Roman" w:eastAsia="Times New Roman" w:cs="Times New Roman"/>
+        </w:rPr>
+        <w:t>，</w:t>
+      </w:r>
+      <w:r>
+        <w:rPr>
+          <w:rFonts w:hint="eastAsia" w:ascii="Times New Roman" w:hAnsi="Times New Roman" w:eastAsia="FangSong" w:cs="Times New Roman"/>
+        </w:rPr>
+        <w:t>霍夫曼消除对</w:t>
+      </w:r>
+      <w:r>
+        <w:rPr>
+          <w:rFonts w:hint="eastAsia" w:ascii="Times New Roman" w:hAnsi="Times New Roman" w:eastAsia="Times New Roman" w:cs="Times New Roman"/>
+        </w:rPr>
+        <w:t>β-H</w:t>
+      </w:r>
+      <w:r>
+        <w:rPr>
+          <w:rFonts w:hint="eastAsia" w:ascii="Times New Roman" w:hAnsi="Times New Roman" w:eastAsia="FangSong" w:cs="Times New Roman"/>
+        </w:rPr>
+        <w:t>的立体化学有什么要求</w:t>
+      </w:r>
+      <w:r>
+        <w:rPr>
+          <w:rFonts w:hint="eastAsia" w:ascii="Times New Roman" w:hAnsi="Times New Roman" w:eastAsia="Times New Roman" w:cs="Times New Roman"/>
+        </w:rPr>
+        <w:t>？</w:t>
+      </w:r>
+    </w:p>
+    <w:p>
+      <w:pPr>
+        <w:spacing w:before="160" w:after="80"/>
+      </w:pPr>
+      <w:r>
+        <w:pict>
+          <v:rect style="width:0;height:1.5pt" o:hralign="center" o:hrstd="t" o:hr="t"/>
+        </w:pict>
+      </w:r>
+    </w:p>
     <w:bookmarkEnd w:id="172"/>
     <w:bookmarkStart w:id="173" w:name="重排-频哪醇重排机理与迁移规则"/>
     <w:p>
@@ -16035,22 +16737,165 @@
         <w:rPr>
           <w:rFonts w:hint="eastAsia" w:ascii="Times New Roman" w:hAnsi="Times New Roman" w:eastAsia="Times New Roman" w:cs="Times New Roman"/>
         </w:rPr>
-        <w:t xml:space="preserve">（1）$(CH_{3})</w:t>
-      </w:r>
-      <w:r>
-        <w:rPr>
-          <w:rFonts w:ascii="Times New Roman" w:hAnsi="Times New Roman" w:eastAsia="Times New Roman" w:cs="Times New Roman"/>
-          <w:i/>
-          <w:iCs/>
-        </w:rPr>
-        <w:t xml:space="preserve">{2}C(OH)-C(OH)(CH</w:t>
-      </w:r>
-      <w:r>
-        <w:rPr>
-          <w:rFonts w:ascii="Times New Roman" w:hAnsi="Times New Roman" w:eastAsia="Times New Roman" w:cs="Times New Roman"/>
-        </w:rPr>
-        <w:t xml:space="preserve">{3})_{2} + H^{+}</w:t>
-      </w:r>
+        <w:t xml:space="preserve">（1）</w:t>
+      </w:r>
+      <m:oMath>
+        <m:oMathPr>
+          <m:ctrlPr>
+            <w:rPr>
+              <w:sz w:val="28"/>
+              <w:szCs w:val="28"/>
+            </w:rPr>
+          </m:ctrlPr>
+        </m:oMathPr>
+        <m:r>
+          <m:rPr>
+            <m:sty m:val="p"/>
+          </m:rPr>
+          <m:t>(</m:t>
+        </m:r>
+        <m:r>
+          <m:t>C</m:t>
+        </m:r>
+        <m:sSub>
+          <m:e>
+            <m:r>
+              <m:t>H</m:t>
+            </m:r>
+          </m:e>
+          <m:sub>
+            <m:r>
+              <m:t>3</m:t>
+            </m:r>
+          </m:sub>
+        </m:sSub>
+        <m:sSub>
+          <m:e>
+            <m:r>
+              <m:rPr>
+                <m:sty m:val="p"/>
+              </m:rPr>
+              <m:t>)</m:t>
+            </m:r>
+          </m:e>
+          <m:sub>
+            <m:r>
+              <m:t>2</m:t>
+            </m:r>
+          </m:sub>
+        </m:sSub>
+        <m:r>
+          <m:t>C</m:t>
+        </m:r>
+        <m:r>
+          <m:rPr>
+            <m:sty m:val="p"/>
+          </m:rPr>
+          <m:t>(</m:t>
+        </m:r>
+        <m:r>
+          <m:t>O</m:t>
+        </m:r>
+        <m:r>
+          <m:t>H</m:t>
+        </m:r>
+        <m:r>
+          <m:rPr>
+            <m:sty m:val="p"/>
+          </m:rPr>
+          <m:t>)</m:t>
+        </m:r>
+        <m:r>
+          <m:rPr>
+            <m:sty m:val="p"/>
+          </m:rPr>
+          <m:t>−</m:t>
+        </m:r>
+        <m:r>
+          <m:t>C</m:t>
+        </m:r>
+        <m:r>
+          <m:rPr>
+            <m:sty m:val="p"/>
+          </m:rPr>
+          <m:t>(</m:t>
+        </m:r>
+        <m:r>
+          <m:t>O</m:t>
+        </m:r>
+        <m:r>
+          <m:t>H</m:t>
+        </m:r>
+        <m:r>
+          <m:rPr>
+            <m:sty m:val="p"/>
+          </m:rPr>
+          <m:t>)</m:t>
+        </m:r>
+        <m:r>
+          <m:rPr>
+            <m:sty m:val="p"/>
+          </m:rPr>
+          <m:t>(</m:t>
+        </m:r>
+        <m:r>
+          <m:t>C</m:t>
+        </m:r>
+        <m:sSub>
+          <m:e>
+            <m:r>
+              <m:t>H</m:t>
+            </m:r>
+          </m:e>
+          <m:sub>
+            <m:r>
+              <m:t>3</m:t>
+            </m:r>
+          </m:sub>
+        </m:sSub>
+        <m:sSub>
+          <m:e>
+            <m:r>
+              <m:rPr>
+                <m:sty m:val="p"/>
+              </m:rPr>
+              <m:t>)</m:t>
+            </m:r>
+          </m:e>
+          <m:sub>
+            <m:r>
+              <m:t>2</m:t>
+            </m:r>
+          </m:sub>
+        </m:sSub>
+        <m:r>
+          <m:rPr>
+            <m:sty m:val="p"/>
+          </m:rPr>
+          <m:t>+</m:t>
+        </m:r>
+        <m:sSup>
+          <m:e>
+            <m:r>
+              <m:t>H</m:t>
+            </m:r>
+          </m:e>
+          <m:sup>
+            <m:r>
+              <m:rPr>
+                <m:sty m:val="p"/>
+              </m:rPr>
+              <m:t>+</m:t>
+            </m:r>
+          </m:sup>
+        </m:sSup>
+        <m:r>
+          <m:rPr>
+            <m:sty m:val="p"/>
+          </m:rPr>
+          <m:t>→</m:t>
+        </m:r>
+      </m:oMath>
       <w:r>
         <w:rPr>
           <w:rFonts w:ascii="Times New Roman" w:hAnsi="Times New Roman" w:eastAsia="Times New Roman" w:cs="Times New Roman"/>
@@ -16059,12 +16904,6 @@
       </w:r>
       <w:r>
         <w:rPr>
-          <w:rFonts w:ascii="Times New Roman" w:hAnsi="Times New Roman" w:eastAsia="Times New Roman" w:cs="Times New Roman"/>
-        </w:rPr>
-        <w:t xml:space="preserve">$ </w:t>
-      </w:r>
-      <w:r>
-        <w:rPr>
           <w:rFonts w:hint="eastAsia" w:ascii="Times New Roman" w:hAnsi="Times New Roman" w:eastAsia="FangSong" w:cs="Times New Roman"/>
         </w:rPr>
         <w:t xml:space="preserve">产物</w:t>
@@ -16078,14 +16917,162 @@
         <w:rPr>
           <w:rFonts w:hint="eastAsia" w:ascii="Times New Roman" w:hAnsi="Times New Roman" w:eastAsia="Times New Roman" w:cs="Times New Roman"/>
         </w:rPr>
-        <w:t xml:space="preserve">（2）$PhC(OH)(CH_{3})-C(OH)(CH_{3})_{2}</w:t>
-      </w:r>
-      <w:r>
-        <w:rPr>
-          <w:rFonts w:ascii="Times New Roman" w:hAnsi="Times New Roman" w:eastAsia="Times New Roman" w:cs="Times New Roman"/>
-        </w:rPr>
-        <w:t xml:space="preserve"> + H^{+}</w:t>
-      </w:r>
+        <w:t xml:space="preserve">（2）</w:t>
+      </w:r>
+      <m:oMath>
+        <m:oMathPr>
+          <m:ctrlPr>
+            <w:rPr>
+              <w:sz w:val="28"/>
+              <w:szCs w:val="28"/>
+            </w:rPr>
+          </m:ctrlPr>
+        </m:oMathPr>
+        <m:r>
+          <m:t>P</m:t>
+        </m:r>
+        <m:r>
+          <m:t>h</m:t>
+        </m:r>
+        <m:r>
+          <m:t>C</m:t>
+        </m:r>
+        <m:r>
+          <m:rPr>
+            <m:sty m:val="p"/>
+          </m:rPr>
+          <m:t>(</m:t>
+        </m:r>
+        <m:r>
+          <m:t>O</m:t>
+        </m:r>
+        <m:r>
+          <m:t>H</m:t>
+        </m:r>
+        <m:r>
+          <m:rPr>
+            <m:sty m:val="p"/>
+          </m:rPr>
+          <m:t>)</m:t>
+        </m:r>
+        <m:r>
+          <m:rPr>
+            <m:sty m:val="p"/>
+          </m:rPr>
+          <m:t>(</m:t>
+        </m:r>
+        <m:r>
+          <m:t>C</m:t>
+        </m:r>
+        <m:sSub>
+          <m:e>
+            <m:r>
+              <m:t>H</m:t>
+            </m:r>
+          </m:e>
+          <m:sub>
+            <m:r>
+              <m:t>3</m:t>
+            </m:r>
+          </m:sub>
+        </m:sSub>
+        <m:r>
+          <m:rPr>
+            <m:sty m:val="p"/>
+          </m:rPr>
+          <m:t>)</m:t>
+        </m:r>
+        <m:r>
+          <m:rPr>
+            <m:sty m:val="p"/>
+          </m:rPr>
+          <m:t>−</m:t>
+        </m:r>
+        <m:r>
+          <m:t>C</m:t>
+        </m:r>
+        <m:r>
+          <m:rPr>
+            <m:sty m:val="p"/>
+          </m:rPr>
+          <m:t>(</m:t>
+        </m:r>
+        <m:r>
+          <m:t>O</m:t>
+        </m:r>
+        <m:r>
+          <m:t>H</m:t>
+        </m:r>
+        <m:r>
+          <m:rPr>
+            <m:sty m:val="p"/>
+          </m:rPr>
+          <m:t>)</m:t>
+        </m:r>
+        <m:r>
+          <m:rPr>
+            <m:sty m:val="p"/>
+          </m:rPr>
+          <m:t>(</m:t>
+        </m:r>
+        <m:r>
+          <m:t>C</m:t>
+        </m:r>
+        <m:sSub>
+          <m:e>
+            <m:r>
+              <m:t>H</m:t>
+            </m:r>
+          </m:e>
+          <m:sub>
+            <m:r>
+              <m:t>3</m:t>
+            </m:r>
+          </m:sub>
+        </m:sSub>
+        <m:sSub>
+          <m:e>
+            <m:r>
+              <m:rPr>
+                <m:sty m:val="p"/>
+              </m:rPr>
+              <m:t>)</m:t>
+            </m:r>
+          </m:e>
+          <m:sub>
+            <m:r>
+              <m:t>2</m:t>
+            </m:r>
+          </m:sub>
+        </m:sSub>
+        <m:r>
+          <m:rPr>
+            <m:sty m:val="p"/>
+          </m:rPr>
+          <m:t>+</m:t>
+        </m:r>
+        <m:sSup>
+          <m:e>
+            <m:r>
+              <m:t>H</m:t>
+            </m:r>
+          </m:e>
+          <m:sup>
+            <m:r>
+              <m:rPr>
+                <m:sty m:val="p"/>
+              </m:rPr>
+              <m:t>+</m:t>
+            </m:r>
+          </m:sup>
+        </m:sSup>
+        <m:r>
+          <m:rPr>
+            <m:sty m:val="p"/>
+          </m:rPr>
+          <m:t>→</m:t>
+        </m:r>
+      </m:oMath>
       <w:r>
         <w:rPr>
           <w:rFonts w:ascii="Times New Roman" w:hAnsi="Times New Roman" w:eastAsia="Times New Roman" w:cs="Times New Roman"/>
@@ -16094,12 +17081,6 @@
       </w:r>
       <w:r>
         <w:rPr>
-          <w:rFonts w:ascii="Times New Roman" w:hAnsi="Times New Roman" w:eastAsia="Times New Roman" w:cs="Times New Roman"/>
-        </w:rPr>
-        <w:t xml:space="preserve">$ </w:t>
-      </w:r>
-      <w:r>
-        <w:rPr>
           <w:rFonts w:hint="eastAsia" w:ascii="Times New Roman" w:hAnsi="Times New Roman" w:eastAsia="FangSong" w:cs="Times New Roman"/>
         </w:rPr>
         <w:t xml:space="preserve">产物</w:t>
@@ -16113,33 +17094,167 @@
         <w:rPr>
           <w:rFonts w:hint="eastAsia" w:ascii="Times New Roman" w:hAnsi="Times New Roman" w:eastAsia="Times New Roman" w:cs="Times New Roman"/>
         </w:rPr>
-        <w:t xml:space="preserve">（3）$(CH_{3})</w:t>
-      </w:r>
-      <w:r>
-        <w:rPr>
-          <w:rFonts w:ascii="Times New Roman" w:hAnsi="Times New Roman" w:eastAsia="Times New Roman" w:cs="Times New Roman"/>
-          <w:i/>
-          <w:iCs/>
-        </w:rPr>
-        <w:t xml:space="preserve">{2}C(OH)-C(OH)(CH</w:t>
-      </w:r>
-      <w:r>
-        <w:rPr>
-          <w:rFonts w:ascii="Times New Roman" w:hAnsi="Times New Roman" w:eastAsia="Times New Roman" w:cs="Times New Roman"/>
-        </w:rPr>
-        <w:t xml:space="preserve">{3})Ph + H^{+}</w:t>
-      </w:r>
+        <w:t xml:space="preserve">（3）</w:t>
+      </w:r>
+      <m:oMath>
+        <m:oMathPr>
+          <m:ctrlPr>
+            <w:rPr>
+              <w:sz w:val="28"/>
+              <w:szCs w:val="28"/>
+            </w:rPr>
+          </m:ctrlPr>
+        </m:oMathPr>
+        <m:r>
+          <m:rPr>
+            <m:sty m:val="p"/>
+          </m:rPr>
+          <m:t>(</m:t>
+        </m:r>
+        <m:r>
+          <m:t>C</m:t>
+        </m:r>
+        <m:sSub>
+          <m:e>
+            <m:r>
+              <m:t>H</m:t>
+            </m:r>
+          </m:e>
+          <m:sub>
+            <m:r>
+              <m:t>3</m:t>
+            </m:r>
+          </m:sub>
+        </m:sSub>
+        <m:sSub>
+          <m:e>
+            <m:r>
+              <m:rPr>
+                <m:sty m:val="p"/>
+              </m:rPr>
+              <m:t>)</m:t>
+            </m:r>
+          </m:e>
+          <m:sub>
+            <m:r>
+              <m:t>2</m:t>
+            </m:r>
+          </m:sub>
+        </m:sSub>
+        <m:r>
+          <m:t>C</m:t>
+        </m:r>
+        <m:r>
+          <m:rPr>
+            <m:sty m:val="p"/>
+          </m:rPr>
+          <m:t>(</m:t>
+        </m:r>
+        <m:r>
+          <m:t>O</m:t>
+        </m:r>
+        <m:r>
+          <m:t>H</m:t>
+        </m:r>
+        <m:r>
+          <m:rPr>
+            <m:sty m:val="p"/>
+          </m:rPr>
+          <m:t>)</m:t>
+        </m:r>
+        <m:r>
+          <m:rPr>
+            <m:sty m:val="p"/>
+          </m:rPr>
+          <m:t>−</m:t>
+        </m:r>
+        <m:r>
+          <m:t>C</m:t>
+        </m:r>
+        <m:r>
+          <m:rPr>
+            <m:sty m:val="p"/>
+          </m:rPr>
+          <m:t>(</m:t>
+        </m:r>
+        <m:r>
+          <m:t>O</m:t>
+        </m:r>
+        <m:r>
+          <m:t>H</m:t>
+        </m:r>
+        <m:r>
+          <m:rPr>
+            <m:sty m:val="p"/>
+          </m:rPr>
+          <m:t>)</m:t>
+        </m:r>
+        <m:r>
+          <m:rPr>
+            <m:sty m:val="p"/>
+          </m:rPr>
+          <m:t>(</m:t>
+        </m:r>
+        <m:r>
+          <m:t>C</m:t>
+        </m:r>
+        <m:sSub>
+          <m:e>
+            <m:r>
+              <m:t>H</m:t>
+            </m:r>
+          </m:e>
+          <m:sub>
+            <m:r>
+              <m:t>3</m:t>
+            </m:r>
+          </m:sub>
+        </m:sSub>
+        <m:r>
+          <m:rPr>
+            <m:sty m:val="p"/>
+          </m:rPr>
+          <m:t>)</m:t>
+        </m:r>
+        <m:r>
+          <m:t>P</m:t>
+        </m:r>
+        <m:r>
+          <m:t>h</m:t>
+        </m:r>
+        <m:r>
+          <m:rPr>
+            <m:sty m:val="p"/>
+          </m:rPr>
+          <m:t>+</m:t>
+        </m:r>
+        <m:sSup>
+          <m:e>
+            <m:r>
+              <m:t>H</m:t>
+            </m:r>
+          </m:e>
+          <m:sup>
+            <m:r>
+              <m:rPr>
+                <m:sty m:val="p"/>
+              </m:rPr>
+              <m:t>+</m:t>
+            </m:r>
+          </m:sup>
+        </m:sSup>
+        <m:r>
+          <m:rPr>
+            <m:sty m:val="p"/>
+          </m:rPr>
+          <m:t>→</m:t>
+        </m:r>
+      </m:oMath>
       <w:r>
         <w:rPr>
           <w:rFonts w:ascii="Times New Roman" w:hAnsi="Times New Roman" w:eastAsia="Times New Roman" w:cs="Times New Roman"/>
         </w:rPr>
         <w:t xml:space="preserve"> </w:t>
-      </w:r>
-      <w:r>
-        <w:rPr>
-          <w:rFonts w:ascii="Times New Roman" w:hAnsi="Times New Roman" w:eastAsia="Times New Roman" w:cs="Times New Roman"/>
-        </w:rPr>
-        <w:t xml:space="preserve">$ </w:t>
       </w:r>
       <w:r>
         <w:rPr>

--- a/00-首页/题组Word/习题书/第三篇-有机化学/5-亲核取代、消除与羧酸衍生物-学生版.docx
+++ b/00-首页/题组Word/习题书/第三篇-有机化学/5-亲核取代、消除与羧酸衍生物-学生版.docx
@@ -7303,7 +7303,45 @@
         <w:rPr>
           <w:rFonts w:ascii="Times New Roman" w:hAnsi="Times New Roman" w:eastAsia="Times New Roman" w:cs="Times New Roman"/>
         </w:rPr>
-        <w:t xml:space="preserve">Heating the diazonium salt below in the presence of methyl acrylate gives a reasonable yield of a chloroacid. Why is this unlikely to be nucleophilic aromatic substitution by the S_N1 mechanism? Suggest an alternative mechanism that explains the regioselectivity.</w:t>
+        <w:t xml:space="preserve">Heating the diazonium salt below in the presence of methyl acrylate gives a reasonable yield of a chloroacid. Why is this unlikely to be nucleophilic aromatic substitution by the</w:t>
+      </w:r>
+      <w:r>
+        <w:rPr>
+          <w:rFonts w:ascii="Times New Roman" w:hAnsi="Times New Roman" w:eastAsia="Times New Roman" w:cs="Times New Roman"/>
+        </w:rPr>
+        <w:t xml:space="preserve"> </w:t>
+      </w:r>
+      <m:oMath>
+        <m:sSub>
+          <m:e>
+            <m:r>
+              <m:t>S</m:t>
+            </m:r>
+          </m:e>
+          <m:sub>
+            <m:r>
+              <m:rPr>
+                <m:sty m:val="p"/>
+              </m:rPr>
+              <m:t>N</m:t>
+            </m:r>
+          </m:sub>
+        </m:sSub>
+        <m:r>
+          <m:t>1</m:t>
+        </m:r>
+      </m:oMath>
+      <w:r>
+        <w:rPr>
+          <w:rFonts w:ascii="Times New Roman" w:hAnsi="Times New Roman" w:eastAsia="Times New Roman" w:cs="Times New Roman"/>
+        </w:rPr>
+        <w:t xml:space="preserve"> </w:t>
+      </w:r>
+      <w:r>
+        <w:rPr>
+          <w:rFonts w:ascii="Times New Roman" w:hAnsi="Times New Roman" w:eastAsia="Times New Roman" w:cs="Times New Roman"/>
+        </w:rPr>
+        <w:t xml:space="preserve">mechanism? Suggest an alternative mechanism that explains the regioselectivity.</w:t>
       </w:r>
     </w:p>
     <w:p>
@@ -7380,7 +7418,45 @@
         <w:rPr>
           <w:rFonts w:ascii="Times New Roman" w:hAnsi="Times New Roman" w:eastAsia="Times New Roman" w:cs="Times New Roman"/>
         </w:rPr>
-        <w:t xml:space="preserve"> the diazonium salt below in the presence of methyl acrylate gives a reasonable yield of a chloroacid. Why is this unlikely to be nucleophilic aromatic substitution by the S_N1 mechanism (p. 520 of the textbook)? Suggest an alternative mechanism that explains the regioselectivity.</w:t>
+        <w:t xml:space="preserve"> the diazonium salt below in the presence of methyl acrylate gives a reasonable yield of a chloroacid. Why is this unlikely to be nucleophilic aromatic substitution by the</w:t>
+      </w:r>
+      <w:r>
+        <w:rPr>
+          <w:rFonts w:ascii="Times New Roman" w:hAnsi="Times New Roman" w:eastAsia="Times New Roman" w:cs="Times New Roman"/>
+        </w:rPr>
+        <w:t xml:space="preserve"> </w:t>
+      </w:r>
+      <m:oMath>
+        <m:sSub>
+          <m:e>
+            <m:r>
+              <m:t>S</m:t>
+            </m:r>
+          </m:e>
+          <m:sub>
+            <m:r>
+              <m:rPr>
+                <m:sty m:val="p"/>
+              </m:rPr>
+              <m:t>N</m:t>
+            </m:r>
+          </m:sub>
+        </m:sSub>
+        <m:r>
+          <m:t>1</m:t>
+        </m:r>
+      </m:oMath>
+      <w:r>
+        <w:rPr>
+          <w:rFonts w:ascii="Times New Roman" w:hAnsi="Times New Roman" w:eastAsia="Times New Roman" w:cs="Times New Roman"/>
+        </w:rPr>
+        <w:t xml:space="preserve"> </w:t>
+      </w:r>
+      <w:r>
+        <w:rPr>
+          <w:rFonts w:ascii="Times New Roman" w:hAnsi="Times New Roman" w:eastAsia="Times New Roman" w:cs="Times New Roman"/>
+        </w:rPr>
+        <w:t xml:space="preserve">mechanism (p. 520 of the textbook)? Suggest an alternative mechanism that explains the regioselectivity.</w:t>
       </w:r>
     </w:p>
     <w:p>

--- a/00-首页/题组Word/习题书/第三篇-有机化学/5-亲核取代、消除与羧酸衍生物-学生版.docx
+++ b/00-首页/题组Word/习题书/第三篇-有机化学/5-亲核取代、消除与羧酸衍生物-学生版.docx
@@ -30836,18 +30836,100 @@
               <w:pStyle w:val="Compact"/>
               <w:jc w:val="center"/>
             </w:pPr>
+            <m:oMath>
+              <m:sSub>
+                <m:e>
+                  <m:r>
+                    <m:t>c</m:t>
+                  </m:r>
+                </m:e>
+                <m:sub>
+                  <m:r>
+                    <m:rPr>
+                      <m:sty m:val="p"/>
+                    </m:rPr>
+                    <m:t>K</m:t>
+                  </m:r>
+                  <m:r>
+                    <m:rPr>
+                      <m:sty m:val="p"/>
+                    </m:rPr>
+                    <m:t>O</m:t>
+                  </m:r>
+                  <m:r>
+                    <m:rPr>
+                      <m:sty m:val="p"/>
+                    </m:rPr>
+                    <m:t>H</m:t>
+                  </m:r>
+                </m:sub>
+              </m:sSub>
+              <m:r>
+                <m:rPr>
+                  <m:sty m:val="p"/>
+                </m:rPr>
+                <m:t>/</m:t>
+              </m:r>
+              <m:r>
+                <m:rPr>
+                  <m:sty m:val="p"/>
+                </m:rPr>
+                <m:t>m</m:t>
+              </m:r>
+              <m:r>
+                <m:rPr>
+                  <m:sty m:val="p"/>
+                </m:rPr>
+                <m:t>o</m:t>
+              </m:r>
+              <m:r>
+                <m:rPr>
+                  <m:sty m:val="p"/>
+                </m:rPr>
+                <m:t>l</m:t>
+              </m:r>
+              <m:r>
+                <m:rPr>
+                  <m:sty m:val="p"/>
+                </m:rPr>
+                <m:t>⋅</m:t>
+              </m:r>
+              <m:r>
+                <m:rPr>
+                  <m:sty m:val="p"/>
+                </m:rPr>
+                <m:t>d</m:t>
+              </m:r>
+              <m:sSup>
+                <m:e>
+                  <m:r>
+                    <m:rPr>
+                      <m:sty m:val="p"/>
+                    </m:rPr>
+                    <m:t>m</m:t>
+                  </m:r>
+                </m:e>
+                <m:sup>
+                  <m:r>
+                    <m:rPr>
+                      <m:sty m:val="p"/>
+                    </m:rPr>
+                    <m:t>−</m:t>
+                  </m:r>
+                  <m:r>
+                    <m:rPr>
+                      <m:sty m:val="p"/>
+                    </m:rPr>
+                    <m:t>3</m:t>
+                  </m:r>
+                </m:sup>
+              </m:sSup>
+            </m:oMath>
             <w:r>
               <w:rPr>
                 <w:rFonts w:ascii="Times New Roman" w:hAnsi="Times New Roman" w:eastAsia="Times New Roman" w:cs="Times New Roman"/>
               </w:rPr>
-              <w:t>c_KOH/mol·dm</w:t>
-            </w:r>
-            <w:r>
-              <w:rPr>
-                <w:rFonts w:ascii="Times New Roman" w:hAnsi="Times New Roman" w:eastAsia="Times New Roman" w:cs="Times New Roman"/>
-                <w:vertAlign w:val="superscript"/>
-              </w:rPr>
-              <w:t>-3</w:t>
+              <w:t xml:space="preserve">​</w:t>
             </w:r>
           </w:p>
         </w:tc>

--- a/00-首页/题组Word/习题书/第三篇-有机化学/5-亲核取代、消除与羧酸衍生物-学生版.docx
+++ b/00-首页/题组Word/习题书/第三篇-有机化学/5-亲核取代、消除与羧酸衍生物-学生版.docx
@@ -325,6 +325,46 @@
     </w:p>
     <w:p>
       <w:pPr>
+        <w:spacing w:before="0" w:after="0"/>
+      </w:pPr>
+    </w:p>
+    <w:p>
+      <w:pPr>
+        <w:spacing w:before="0" w:after="0"/>
+      </w:pPr>
+    </w:p>
+    <w:p>
+      <w:pPr>
+        <w:spacing w:before="0" w:after="0"/>
+      </w:pPr>
+    </w:p>
+    <w:p>
+      <w:pPr>
+        <w:spacing w:before="0" w:after="0"/>
+      </w:pPr>
+    </w:p>
+    <w:p>
+      <w:pPr>
+        <w:spacing w:before="0" w:after="0"/>
+      </w:pPr>
+    </w:p>
+    <w:p>
+      <w:pPr>
+        <w:spacing w:before="0" w:after="0"/>
+      </w:pPr>
+    </w:p>
+    <w:p>
+      <w:pPr>
+        <w:spacing w:before="0" w:after="0"/>
+      </w:pPr>
+    </w:p>
+    <w:p>
+      <w:pPr>
+        <w:spacing w:before="0" w:after="0"/>
+      </w:pPr>
+    </w:p>
+    <w:p>
+      <w:pPr>
         <w:spacing w:before="160" w:after="80"/>
       </w:pPr>
       <w:r>
@@ -376,7 +416,7 @@
         </w:rPr>
         <w:drawing>
           <wp:inline>
-            <wp:extent cx="3600000" cy="1670689"/>
+            <wp:extent cx="3600000" cy="1659499"/>
             <wp:effectExtent b="0" l="0" r="0" t="0"/>
             <wp:docPr descr="" title="" id="12" name="Picture"/>
             <a:graphic>
@@ -397,7 +437,7 @@
                   <pic:spPr bwMode="auto">
                     <a:xfrm>
                       <a:off x="0" y="0"/>
-                      <a:ext cx="3600000" cy="1670689"/>
+                      <a:ext cx="3600000" cy="1659499"/>
                     </a:xfrm>
                     <a:prstGeom prst="rect">
                       <a:avLst/>
@@ -449,6 +489,21 @@
     </w:p>
     <w:p>
       <w:pPr>
+        <w:spacing w:before="0" w:after="0"/>
+      </w:pPr>
+    </w:p>
+    <w:p>
+      <w:pPr>
+        <w:spacing w:before="0" w:after="0"/>
+      </w:pPr>
+    </w:p>
+    <w:p>
+      <w:pPr>
+        <w:spacing w:before="0" w:after="0"/>
+      </w:pPr>
+    </w:p>
+    <w:p>
+      <w:pPr>
         <w:spacing w:before="160" w:after="80"/>
       </w:pPr>
       <w:r>
@@ -634,6 +689,46 @@
     </w:p>
     <w:p>
       <w:pPr>
+        <w:spacing w:before="0" w:after="0"/>
+      </w:pPr>
+    </w:p>
+    <w:p>
+      <w:pPr>
+        <w:spacing w:before="0" w:after="0"/>
+      </w:pPr>
+    </w:p>
+    <w:p>
+      <w:pPr>
+        <w:spacing w:before="0" w:after="0"/>
+      </w:pPr>
+    </w:p>
+    <w:p>
+      <w:pPr>
+        <w:spacing w:before="0" w:after="0"/>
+      </w:pPr>
+    </w:p>
+    <w:p>
+      <w:pPr>
+        <w:spacing w:before="0" w:after="0"/>
+      </w:pPr>
+    </w:p>
+    <w:p>
+      <w:pPr>
+        <w:spacing w:before="0" w:after="0"/>
+      </w:pPr>
+    </w:p>
+    <w:p>
+      <w:pPr>
+        <w:spacing w:before="0" w:after="0"/>
+      </w:pPr>
+    </w:p>
+    <w:p>
+      <w:pPr>
+        <w:spacing w:before="0" w:after="0"/>
+      </w:pPr>
+    </w:p>
+    <w:p>
+      <w:pPr>
         <w:spacing w:before="160" w:after="80"/>
       </w:pPr>
       <w:r>
@@ -691,7 +786,7 @@
         </w:rPr>
         <w:drawing>
           <wp:inline>
-            <wp:extent cx="3600000" cy="1567741"/>
+            <wp:extent cx="3600000" cy="1544140"/>
             <wp:effectExtent b="0" l="0" r="0" t="0"/>
             <wp:docPr descr="" title="" id="17" name="Picture"/>
             <a:graphic>
@@ -712,7 +807,7 @@
                   <pic:spPr bwMode="auto">
                     <a:xfrm>
                       <a:off x="0" y="0"/>
-                      <a:ext cx="3600000" cy="1567741"/>
+                      <a:ext cx="3600000" cy="1544140"/>
                     </a:xfrm>
                     <a:prstGeom prst="rect">
                       <a:avLst/>
@@ -758,6 +853,31 @@
     </w:p>
     <w:p>
       <w:pPr>
+        <w:spacing w:before="0" w:after="0"/>
+      </w:pPr>
+    </w:p>
+    <w:p>
+      <w:pPr>
+        <w:spacing w:before="0" w:after="0"/>
+      </w:pPr>
+    </w:p>
+    <w:p>
+      <w:pPr>
+        <w:spacing w:before="0" w:after="0"/>
+      </w:pPr>
+    </w:p>
+    <w:p>
+      <w:pPr>
+        <w:spacing w:before="0" w:after="0"/>
+      </w:pPr>
+    </w:p>
+    <w:p>
+      <w:pPr>
+        <w:spacing w:before="0" w:after="0"/>
+      </w:pPr>
+    </w:p>
+    <w:p>
+      <w:pPr>
         <w:spacing w:before="160" w:after="80"/>
       </w:pPr>
       <w:r>
@@ -809,7 +929,7 @@
         </w:rPr>
         <w:drawing>
           <wp:inline>
-            <wp:extent cx="3600000" cy="832216"/>
+            <wp:extent cx="3600000" cy="819231"/>
             <wp:effectExtent b="0" l="0" r="0" t="0"/>
             <wp:docPr descr="" title="" id="21" name="Picture"/>
             <a:graphic>
@@ -830,7 +950,7 @@
                   <pic:spPr bwMode="auto">
                     <a:xfrm>
                       <a:off x="0" y="0"/>
-                      <a:ext cx="3600000" cy="832216"/>
+                      <a:ext cx="3600000" cy="819231"/>
                     </a:xfrm>
                     <a:prstGeom prst="rect">
                       <a:avLst/>
@@ -876,6 +996,46 @@
     </w:p>
     <w:p>
       <w:pPr>
+        <w:spacing w:before="0" w:after="0"/>
+      </w:pPr>
+    </w:p>
+    <w:p>
+      <w:pPr>
+        <w:spacing w:before="0" w:after="0"/>
+      </w:pPr>
+    </w:p>
+    <w:p>
+      <w:pPr>
+        <w:spacing w:before="0" w:after="0"/>
+      </w:pPr>
+    </w:p>
+    <w:p>
+      <w:pPr>
+        <w:spacing w:before="0" w:after="0"/>
+      </w:pPr>
+    </w:p>
+    <w:p>
+      <w:pPr>
+        <w:spacing w:before="0" w:after="0"/>
+      </w:pPr>
+    </w:p>
+    <w:p>
+      <w:pPr>
+        <w:spacing w:before="0" w:after="0"/>
+      </w:pPr>
+    </w:p>
+    <w:p>
+      <w:pPr>
+        <w:spacing w:before="0" w:after="0"/>
+      </w:pPr>
+    </w:p>
+    <w:p>
+      <w:pPr>
+        <w:spacing w:before="0" w:after="0"/>
+      </w:pPr>
+    </w:p>
+    <w:p>
+      <w:pPr>
         <w:spacing w:before="160" w:after="80"/>
       </w:pPr>
       <w:r>
@@ -927,7 +1087,7 @@
         </w:rPr>
         <w:drawing>
           <wp:inline>
-            <wp:extent cx="3600000" cy="664615"/>
+            <wp:extent cx="3600000" cy="644476"/>
             <wp:effectExtent b="0" l="0" r="0" t="0"/>
             <wp:docPr descr="" title="" id="25" name="Picture"/>
             <a:graphic>
@@ -948,7 +1108,7 @@
                   <pic:spPr bwMode="auto">
                     <a:xfrm>
                       <a:off x="0" y="0"/>
-                      <a:ext cx="3600000" cy="664615"/>
+                      <a:ext cx="3600000" cy="644476"/>
                     </a:xfrm>
                     <a:prstGeom prst="rect">
                       <a:avLst/>
@@ -994,6 +1154,31 @@
     </w:p>
     <w:p>
       <w:pPr>
+        <w:spacing w:before="0" w:after="0"/>
+      </w:pPr>
+    </w:p>
+    <w:p>
+      <w:pPr>
+        <w:spacing w:before="0" w:after="0"/>
+      </w:pPr>
+    </w:p>
+    <w:p>
+      <w:pPr>
+        <w:spacing w:before="0" w:after="0"/>
+      </w:pPr>
+    </w:p>
+    <w:p>
+      <w:pPr>
+        <w:spacing w:before="0" w:after="0"/>
+      </w:pPr>
+    </w:p>
+    <w:p>
+      <w:pPr>
+        <w:spacing w:before="0" w:after="0"/>
+      </w:pPr>
+    </w:p>
+    <w:p>
+      <w:pPr>
         <w:spacing w:before="160" w:after="80"/>
       </w:pPr>
       <w:r>
@@ -1253,6 +1438,31 @@
     </w:p>
     <w:p>
       <w:pPr>
+        <w:spacing w:before="0" w:after="0"/>
+      </w:pPr>
+    </w:p>
+    <w:p>
+      <w:pPr>
+        <w:spacing w:before="0" w:after="0"/>
+      </w:pPr>
+    </w:p>
+    <w:p>
+      <w:pPr>
+        <w:spacing w:before="0" w:after="0"/>
+      </w:pPr>
+    </w:p>
+    <w:p>
+      <w:pPr>
+        <w:spacing w:before="0" w:after="0"/>
+      </w:pPr>
+    </w:p>
+    <w:p>
+      <w:pPr>
+        <w:spacing w:before="0" w:after="0"/>
+      </w:pPr>
+    </w:p>
+    <w:p>
+      <w:pPr>
         <w:spacing w:before="160" w:after="80"/>
       </w:pPr>
       <w:r>
@@ -1456,7 +1666,7 @@
         </w:rPr>
         <w:drawing>
           <wp:inline>
-            <wp:extent cx="1841500" cy="1244600"/>
+            <wp:extent cx="1841500" cy="1218835"/>
             <wp:effectExtent b="0" l="0" r="0" t="0"/>
             <wp:docPr descr="" title="" id="31" name="Picture"/>
             <a:graphic>
@@ -1477,7 +1687,7 @@
                   <pic:spPr bwMode="auto">
                     <a:xfrm>
                       <a:off x="0" y="0"/>
-                      <a:ext cx="1841500" cy="1244600"/>
+                      <a:ext cx="1841500" cy="1218835"/>
                     </a:xfrm>
                     <a:prstGeom prst="rect">
                       <a:avLst/>
@@ -1508,7 +1718,7 @@
         </w:rPr>
         <w:drawing>
           <wp:inline>
-            <wp:extent cx="1587500" cy="1066800"/>
+            <wp:extent cx="1587500" cy="1013866"/>
             <wp:effectExtent b="0" l="0" r="0" t="0"/>
             <wp:docPr descr="" title="" id="34" name="Picture"/>
             <a:graphic>
@@ -1529,7 +1739,7 @@
                   <pic:spPr bwMode="auto">
                     <a:xfrm>
                       <a:off x="0" y="0"/>
-                      <a:ext cx="1587500" cy="1066800"/>
+                      <a:ext cx="1587500" cy="1013866"/>
                     </a:xfrm>
                     <a:prstGeom prst="rect">
                       <a:avLst/>
@@ -1926,6 +2136,31 @@
     </w:p>
     <w:p>
       <w:pPr>
+        <w:spacing w:before="0" w:after="0"/>
+      </w:pPr>
+    </w:p>
+    <w:p>
+      <w:pPr>
+        <w:spacing w:before="0" w:after="0"/>
+      </w:pPr>
+    </w:p>
+    <w:p>
+      <w:pPr>
+        <w:spacing w:before="0" w:after="0"/>
+      </w:pPr>
+    </w:p>
+    <w:p>
+      <w:pPr>
+        <w:spacing w:before="0" w:after="0"/>
+      </w:pPr>
+    </w:p>
+    <w:p>
+      <w:pPr>
+        <w:spacing w:before="0" w:after="0"/>
+      </w:pPr>
+    </w:p>
+    <w:p>
+      <w:pPr>
         <w:spacing w:before="160" w:after="80"/>
       </w:pPr>
       <w:r>
@@ -1977,7 +2212,7 @@
         </w:rPr>
         <w:drawing>
           <wp:inline>
-            <wp:extent cx="3600000" cy="634163"/>
+            <wp:extent cx="3600000" cy="622460"/>
             <wp:effectExtent b="0" l="0" r="0" t="0"/>
             <wp:docPr descr="" title="" id="41" name="Picture"/>
             <a:graphic>
@@ -1998,7 +2233,7 @@
                   <pic:spPr bwMode="auto">
                     <a:xfrm>
                       <a:off x="0" y="0"/>
-                      <a:ext cx="3600000" cy="634163"/>
+                      <a:ext cx="3600000" cy="622460"/>
                     </a:xfrm>
                     <a:prstGeom prst="rect">
                       <a:avLst/>
@@ -2062,6 +2297,31 @@
     </w:p>
     <w:p>
       <w:pPr>
+        <w:spacing w:before="0" w:after="0"/>
+      </w:pPr>
+    </w:p>
+    <w:p>
+      <w:pPr>
+        <w:spacing w:before="0" w:after="0"/>
+      </w:pPr>
+    </w:p>
+    <w:p>
+      <w:pPr>
+        <w:spacing w:before="0" w:after="0"/>
+      </w:pPr>
+    </w:p>
+    <w:p>
+      <w:pPr>
+        <w:spacing w:before="0" w:after="0"/>
+      </w:pPr>
+    </w:p>
+    <w:p>
+      <w:pPr>
+        <w:spacing w:before="0" w:after="0"/>
+      </w:pPr>
+    </w:p>
+    <w:p>
+      <w:pPr>
         <w:spacing w:before="160" w:after="80"/>
       </w:pPr>
       <w:r>
@@ -2325,6 +2585,46 @@
     </w:p>
     <w:p>
       <w:pPr>
+        <w:spacing w:before="0" w:after="0"/>
+      </w:pPr>
+    </w:p>
+    <w:p>
+      <w:pPr>
+        <w:spacing w:before="0" w:after="0"/>
+      </w:pPr>
+    </w:p>
+    <w:p>
+      <w:pPr>
+        <w:spacing w:before="0" w:after="0"/>
+      </w:pPr>
+    </w:p>
+    <w:p>
+      <w:pPr>
+        <w:spacing w:before="0" w:after="0"/>
+      </w:pPr>
+    </w:p>
+    <w:p>
+      <w:pPr>
+        <w:spacing w:before="0" w:after="0"/>
+      </w:pPr>
+    </w:p>
+    <w:p>
+      <w:pPr>
+        <w:spacing w:before="0" w:after="0"/>
+      </w:pPr>
+    </w:p>
+    <w:p>
+      <w:pPr>
+        <w:spacing w:before="0" w:after="0"/>
+      </w:pPr>
+    </w:p>
+    <w:p>
+      <w:pPr>
+        <w:spacing w:before="0" w:after="0"/>
+      </w:pPr>
+    </w:p>
+    <w:p>
+      <w:pPr>
         <w:spacing w:before="160" w:after="80"/>
       </w:pPr>
       <w:r>
@@ -2582,6 +2882,46 @@
     </w:p>
     <w:p>
       <w:pPr>
+        <w:spacing w:before="0" w:after="0"/>
+      </w:pPr>
+    </w:p>
+    <w:p>
+      <w:pPr>
+        <w:spacing w:before="0" w:after="0"/>
+      </w:pPr>
+    </w:p>
+    <w:p>
+      <w:pPr>
+        <w:spacing w:before="0" w:after="0"/>
+      </w:pPr>
+    </w:p>
+    <w:p>
+      <w:pPr>
+        <w:spacing w:before="0" w:after="0"/>
+      </w:pPr>
+    </w:p>
+    <w:p>
+      <w:pPr>
+        <w:spacing w:before="0" w:after="0"/>
+      </w:pPr>
+    </w:p>
+    <w:p>
+      <w:pPr>
+        <w:spacing w:before="0" w:after="0"/>
+      </w:pPr>
+    </w:p>
+    <w:p>
+      <w:pPr>
+        <w:spacing w:before="0" w:after="0"/>
+      </w:pPr>
+    </w:p>
+    <w:p>
+      <w:pPr>
+        <w:spacing w:before="0" w:after="0"/>
+      </w:pPr>
+    </w:p>
+    <w:p>
+      <w:pPr>
         <w:spacing w:before="160" w:after="80"/>
       </w:pPr>
       <w:r>
@@ -2819,6 +3159,46 @@
         </w:rPr>
         <w:t>。</w:t>
       </w:r>
+    </w:p>
+    <w:p>
+      <w:pPr>
+        <w:spacing w:before="0" w:after="0"/>
+      </w:pPr>
+    </w:p>
+    <w:p>
+      <w:pPr>
+        <w:spacing w:before="0" w:after="0"/>
+      </w:pPr>
+    </w:p>
+    <w:p>
+      <w:pPr>
+        <w:spacing w:before="0" w:after="0"/>
+      </w:pPr>
+    </w:p>
+    <w:p>
+      <w:pPr>
+        <w:spacing w:before="0" w:after="0"/>
+      </w:pPr>
+    </w:p>
+    <w:p>
+      <w:pPr>
+        <w:spacing w:before="0" w:after="0"/>
+      </w:pPr>
+    </w:p>
+    <w:p>
+      <w:pPr>
+        <w:spacing w:before="0" w:after="0"/>
+      </w:pPr>
+    </w:p>
+    <w:p>
+      <w:pPr>
+        <w:spacing w:before="0" w:after="0"/>
+      </w:pPr>
+    </w:p>
+    <w:p>
+      <w:pPr>
+        <w:spacing w:before="0" w:after="0"/>
+      </w:pPr>
     </w:p>
     <w:p>
       <w:pPr>
@@ -3070,6 +3450,46 @@
     </w:p>
     <w:p>
       <w:pPr>
+        <w:spacing w:before="0" w:after="0"/>
+      </w:pPr>
+    </w:p>
+    <w:p>
+      <w:pPr>
+        <w:spacing w:before="0" w:after="0"/>
+      </w:pPr>
+    </w:p>
+    <w:p>
+      <w:pPr>
+        <w:spacing w:before="0" w:after="0"/>
+      </w:pPr>
+    </w:p>
+    <w:p>
+      <w:pPr>
+        <w:spacing w:before="0" w:after="0"/>
+      </w:pPr>
+    </w:p>
+    <w:p>
+      <w:pPr>
+        <w:spacing w:before="0" w:after="0"/>
+      </w:pPr>
+    </w:p>
+    <w:p>
+      <w:pPr>
+        <w:spacing w:before="0" w:after="0"/>
+      </w:pPr>
+    </w:p>
+    <w:p>
+      <w:pPr>
+        <w:spacing w:before="0" w:after="0"/>
+      </w:pPr>
+    </w:p>
+    <w:p>
+      <w:pPr>
+        <w:spacing w:before="0" w:after="0"/>
+      </w:pPr>
+    </w:p>
+    <w:p>
+      <w:pPr>
         <w:spacing w:before="160" w:after="80"/>
       </w:pPr>
       <w:r>
@@ -3161,6 +3581,46 @@
     </w:p>
     <w:p>
       <w:pPr>
+        <w:spacing w:before="0" w:after="0"/>
+      </w:pPr>
+    </w:p>
+    <w:p>
+      <w:pPr>
+        <w:spacing w:before="0" w:after="0"/>
+      </w:pPr>
+    </w:p>
+    <w:p>
+      <w:pPr>
+        <w:spacing w:before="0" w:after="0"/>
+      </w:pPr>
+    </w:p>
+    <w:p>
+      <w:pPr>
+        <w:spacing w:before="0" w:after="0"/>
+      </w:pPr>
+    </w:p>
+    <w:p>
+      <w:pPr>
+        <w:spacing w:before="0" w:after="0"/>
+      </w:pPr>
+    </w:p>
+    <w:p>
+      <w:pPr>
+        <w:spacing w:before="0" w:after="0"/>
+      </w:pPr>
+    </w:p>
+    <w:p>
+      <w:pPr>
+        <w:spacing w:before="0" w:after="0"/>
+      </w:pPr>
+    </w:p>
+    <w:p>
+      <w:pPr>
+        <w:spacing w:before="0" w:after="0"/>
+      </w:pPr>
+    </w:p>
+    <w:p>
+      <w:pPr>
         <w:spacing w:before="160" w:after="80"/>
       </w:pPr>
       <w:r>
@@ -3230,7 +3690,7 @@
         </w:rPr>
         <w:drawing>
           <wp:inline>
-            <wp:extent cx="3600000" cy="1314461"/>
+            <wp:extent cx="3600000" cy="1192523"/>
             <wp:effectExtent b="0" l="0" r="0" t="0"/>
             <wp:docPr descr="" title="" id="51" name="Picture"/>
             <a:graphic>
@@ -3251,7 +3711,7 @@
                   <pic:spPr bwMode="auto">
                     <a:xfrm>
                       <a:off x="0" y="0"/>
-                      <a:ext cx="3600000" cy="1314461"/>
+                      <a:ext cx="3600000" cy="1192523"/>
                     </a:xfrm>
                     <a:prstGeom prst="rect">
                       <a:avLst/>
@@ -3392,6 +3852,46 @@
     </w:p>
     <w:p>
       <w:pPr>
+        <w:spacing w:before="0" w:after="0"/>
+      </w:pPr>
+    </w:p>
+    <w:p>
+      <w:pPr>
+        <w:spacing w:before="0" w:after="0"/>
+      </w:pPr>
+    </w:p>
+    <w:p>
+      <w:pPr>
+        <w:spacing w:before="0" w:after="0"/>
+      </w:pPr>
+    </w:p>
+    <w:p>
+      <w:pPr>
+        <w:spacing w:before="0" w:after="0"/>
+      </w:pPr>
+    </w:p>
+    <w:p>
+      <w:pPr>
+        <w:spacing w:before="0" w:after="0"/>
+      </w:pPr>
+    </w:p>
+    <w:p>
+      <w:pPr>
+        <w:spacing w:before="0" w:after="0"/>
+      </w:pPr>
+    </w:p>
+    <w:p>
+      <w:pPr>
+        <w:spacing w:before="0" w:after="0"/>
+      </w:pPr>
+    </w:p>
+    <w:p>
+      <w:pPr>
+        <w:spacing w:before="0" w:after="0"/>
+      </w:pPr>
+    </w:p>
+    <w:p>
+      <w:pPr>
         <w:spacing w:before="160" w:after="80"/>
       </w:pPr>
       <w:r>
@@ -3580,6 +4080,46 @@
         </w:rPr>
         <w:t>？</w:t>
       </w:r>
+    </w:p>
+    <w:p>
+      <w:pPr>
+        <w:spacing w:before="0" w:after="0"/>
+      </w:pPr>
+    </w:p>
+    <w:p>
+      <w:pPr>
+        <w:spacing w:before="0" w:after="0"/>
+      </w:pPr>
+    </w:p>
+    <w:p>
+      <w:pPr>
+        <w:spacing w:before="0" w:after="0"/>
+      </w:pPr>
+    </w:p>
+    <w:p>
+      <w:pPr>
+        <w:spacing w:before="0" w:after="0"/>
+      </w:pPr>
+    </w:p>
+    <w:p>
+      <w:pPr>
+        <w:spacing w:before="0" w:after="0"/>
+      </w:pPr>
+    </w:p>
+    <w:p>
+      <w:pPr>
+        <w:spacing w:before="0" w:after="0"/>
+      </w:pPr>
+    </w:p>
+    <w:p>
+      <w:pPr>
+        <w:spacing w:before="0" w:after="0"/>
+      </w:pPr>
+    </w:p>
+    <w:p>
+      <w:pPr>
+        <w:spacing w:before="0" w:after="0"/>
+      </w:pPr>
     </w:p>
     <w:p>
       <w:pPr>
@@ -3664,7 +4204,7 @@
         </w:rPr>
         <w:drawing>
           <wp:inline>
-            <wp:extent cx="3600000" cy="1517572"/>
+            <wp:extent cx="3600000" cy="1385226"/>
             <wp:effectExtent b="0" l="0" r="0" t="0"/>
             <wp:docPr descr="" title="" id="56" name="Picture"/>
             <a:graphic>
@@ -3685,7 +4225,7 @@
                   <pic:spPr bwMode="auto">
                     <a:xfrm>
                       <a:off x="0" y="0"/>
-                      <a:ext cx="3600000" cy="1517572"/>
+                      <a:ext cx="3600000" cy="1385226"/>
                     </a:xfrm>
                     <a:prstGeom prst="rect">
                       <a:avLst/>
@@ -3844,6 +4384,46 @@
     </w:p>
     <w:p>
       <w:pPr>
+        <w:spacing w:before="0" w:after="0"/>
+      </w:pPr>
+    </w:p>
+    <w:p>
+      <w:pPr>
+        <w:spacing w:before="0" w:after="0"/>
+      </w:pPr>
+    </w:p>
+    <w:p>
+      <w:pPr>
+        <w:spacing w:before="0" w:after="0"/>
+      </w:pPr>
+    </w:p>
+    <w:p>
+      <w:pPr>
+        <w:spacing w:before="0" w:after="0"/>
+      </w:pPr>
+    </w:p>
+    <w:p>
+      <w:pPr>
+        <w:spacing w:before="0" w:after="0"/>
+      </w:pPr>
+    </w:p>
+    <w:p>
+      <w:pPr>
+        <w:spacing w:before="0" w:after="0"/>
+      </w:pPr>
+    </w:p>
+    <w:p>
+      <w:pPr>
+        <w:spacing w:before="0" w:after="0"/>
+      </w:pPr>
+    </w:p>
+    <w:p>
+      <w:pPr>
+        <w:spacing w:before="0" w:after="0"/>
+      </w:pPr>
+    </w:p>
+    <w:p>
+      <w:pPr>
         <w:spacing w:before="160" w:after="80"/>
       </w:pPr>
       <w:r>
@@ -3963,7 +4543,7 @@
         </w:rPr>
         <w:drawing>
           <wp:inline>
-            <wp:extent cx="3600000" cy="811914"/>
+            <wp:extent cx="3600000" cy="778490"/>
             <wp:effectExtent b="0" l="0" r="0" t="0"/>
             <wp:docPr descr="" title="" id="60" name="Picture"/>
             <a:graphic>
@@ -3984,7 +4564,7 @@
                   <pic:spPr bwMode="auto">
                     <a:xfrm>
                       <a:off x="0" y="0"/>
-                      <a:ext cx="3600000" cy="811914"/>
+                      <a:ext cx="3600000" cy="778490"/>
                     </a:xfrm>
                     <a:prstGeom prst="rect">
                       <a:avLst/>
@@ -4229,6 +4809,46 @@
     </w:p>
     <w:p>
       <w:pPr>
+        <w:spacing w:before="0" w:after="0"/>
+      </w:pPr>
+    </w:p>
+    <w:p>
+      <w:pPr>
+        <w:spacing w:before="0" w:after="0"/>
+      </w:pPr>
+    </w:p>
+    <w:p>
+      <w:pPr>
+        <w:spacing w:before="0" w:after="0"/>
+      </w:pPr>
+    </w:p>
+    <w:p>
+      <w:pPr>
+        <w:spacing w:before="0" w:after="0"/>
+      </w:pPr>
+    </w:p>
+    <w:p>
+      <w:pPr>
+        <w:spacing w:before="0" w:after="0"/>
+      </w:pPr>
+    </w:p>
+    <w:p>
+      <w:pPr>
+        <w:spacing w:before="0" w:after="0"/>
+      </w:pPr>
+    </w:p>
+    <w:p>
+      <w:pPr>
+        <w:spacing w:before="0" w:after="0"/>
+      </w:pPr>
+    </w:p>
+    <w:p>
+      <w:pPr>
+        <w:spacing w:before="0" w:after="0"/>
+      </w:pPr>
+    </w:p>
+    <w:p>
+      <w:pPr>
         <w:spacing w:before="160" w:after="80"/>
       </w:pPr>
       <w:r>
@@ -4277,6 +4897,8 @@
     <w:p>
       <w:pPr>
         <w:pStyle w:val="BodyText"/>
+        <w:ind w:left="480" w:hanging="480"/>
+        <w:spacing w:after="0"/>
       </w:pPr>
       <w:r>
         <w:rPr>
@@ -4290,6 +4912,13 @@
         </w:rPr>
         <w:t xml:space="preserve"> </w:t>
       </w:r>
+    </w:p>
+    <w:p>
+      <w:pPr>
+        <w:pStyle w:val="BodyText"/>
+        <w:ind w:left="480" w:hanging="480"/>
+        <w:spacing w:before="0" w:after="0"/>
+      </w:pPr>
       <w:r>
         <w:rPr>
           <w:rFonts w:ascii="Times New Roman" w:hAnsi="Times New Roman" w:eastAsia="Times New Roman" w:cs="Times New Roman"/>
@@ -4302,6 +4931,13 @@
         </w:rPr>
         <w:t xml:space="preserve"> </w:t>
       </w:r>
+    </w:p>
+    <w:p>
+      <w:pPr>
+        <w:pStyle w:val="BodyText"/>
+        <w:ind w:left="480" w:hanging="480"/>
+        <w:spacing w:before="0" w:after="0"/>
+      </w:pPr>
       <w:r>
         <w:rPr>
           <w:rFonts w:ascii="Times New Roman" w:hAnsi="Times New Roman" w:eastAsia="Times New Roman" w:cs="Times New Roman"/>
@@ -4314,6 +4950,13 @@
         </w:rPr>
         <w:t xml:space="preserve"> </w:t>
       </w:r>
+    </w:p>
+    <w:p>
+      <w:pPr>
+        <w:pStyle w:val="BodyText"/>
+        <w:ind w:left="480" w:hanging="480"/>
+        <w:spacing w:before="0" w:after="180"/>
+      </w:pPr>
       <w:r>
         <w:rPr>
           <w:rFonts w:ascii="Times New Roman" w:hAnsi="Times New Roman" w:eastAsia="Times New Roman" w:cs="Times New Roman"/>
@@ -4345,7 +4988,7 @@
         </w:rPr>
         <w:drawing>
           <wp:inline>
-            <wp:extent cx="3600000" cy="731249"/>
+            <wp:extent cx="3600000" cy="721511"/>
             <wp:effectExtent b="0" l="0" r="0" t="0"/>
             <wp:docPr descr="" title="" id="64" name="Picture"/>
             <a:graphic>
@@ -4366,7 +5009,7 @@
                   <pic:spPr bwMode="auto">
                     <a:xfrm>
                       <a:off x="0" y="0"/>
-                      <a:ext cx="3600000" cy="731249"/>
+                      <a:ext cx="3600000" cy="721511"/>
                     </a:xfrm>
                     <a:prstGeom prst="rect">
                       <a:avLst/>
@@ -4454,6 +5097,8 @@
     <w:p>
       <w:pPr>
         <w:pStyle w:val="BodyText"/>
+        <w:ind w:left="480" w:hanging="480"/>
+        <w:spacing w:after="0"/>
       </w:pPr>
       <w:r>
         <w:rPr>
@@ -4503,6 +5148,13 @@
         </w:rPr>
         <w:t xml:space="preserve"> </w:t>
       </w:r>
+    </w:p>
+    <w:p>
+      <w:pPr>
+        <w:pStyle w:val="BodyText"/>
+        <w:ind w:left="480" w:hanging="480"/>
+        <w:spacing w:before="0" w:after="0"/>
+      </w:pPr>
       <w:r>
         <w:rPr>
           <w:rFonts w:ascii="Times New Roman" w:hAnsi="Times New Roman" w:eastAsia="Times New Roman" w:cs="Times New Roman"/>
@@ -4551,6 +5203,13 @@
         </w:rPr>
         <w:t xml:space="preserve"> </w:t>
       </w:r>
+    </w:p>
+    <w:p>
+      <w:pPr>
+        <w:pStyle w:val="BodyText"/>
+        <w:ind w:left="480" w:hanging="480"/>
+        <w:spacing w:before="0" w:after="0"/>
+      </w:pPr>
       <w:r>
         <w:rPr>
           <w:rFonts w:ascii="Times New Roman" w:hAnsi="Times New Roman" w:eastAsia="Times New Roman" w:cs="Times New Roman"/>
@@ -4581,6 +5240,13 @@
         </w:rPr>
         <w:t xml:space="preserve"> </w:t>
       </w:r>
+    </w:p>
+    <w:p>
+      <w:pPr>
+        <w:pStyle w:val="BodyText"/>
+        <w:ind w:left="480" w:hanging="480"/>
+        <w:spacing w:before="0" w:after="180"/>
+      </w:pPr>
       <w:r>
         <w:rPr>
           <w:rFonts w:ascii="Times New Roman" w:hAnsi="Times New Roman" w:eastAsia="Times New Roman" w:cs="Times New Roman"/>
@@ -4641,6 +5307,16 @@
         </w:rPr>
         <w:t>二酮</w:t>
       </w:r>
+    </w:p>
+    <w:p>
+      <w:pPr>
+        <w:spacing w:before="0" w:after="0"/>
+      </w:pPr>
+    </w:p>
+    <w:p>
+      <w:pPr>
+        <w:spacing w:before="0" w:after="0"/>
+      </w:pPr>
     </w:p>
     <w:p>
       <w:pPr>
@@ -5162,6 +5838,46 @@
     </w:p>
     <w:p>
       <w:pPr>
+        <w:spacing w:before="0" w:after="0"/>
+      </w:pPr>
+    </w:p>
+    <w:p>
+      <w:pPr>
+        <w:spacing w:before="0" w:after="0"/>
+      </w:pPr>
+    </w:p>
+    <w:p>
+      <w:pPr>
+        <w:spacing w:before="0" w:after="0"/>
+      </w:pPr>
+    </w:p>
+    <w:p>
+      <w:pPr>
+        <w:spacing w:before="0" w:after="0"/>
+      </w:pPr>
+    </w:p>
+    <w:p>
+      <w:pPr>
+        <w:spacing w:before="0" w:after="0"/>
+      </w:pPr>
+    </w:p>
+    <w:p>
+      <w:pPr>
+        <w:spacing w:before="0" w:after="0"/>
+      </w:pPr>
+    </w:p>
+    <w:p>
+      <w:pPr>
+        <w:spacing w:before="0" w:after="0"/>
+      </w:pPr>
+    </w:p>
+    <w:p>
+      <w:pPr>
+        <w:spacing w:before="0" w:after="0"/>
+      </w:pPr>
+    </w:p>
+    <w:p>
+      <w:pPr>
         <w:spacing w:before="160" w:after="80"/>
       </w:pPr>
       <w:r>
@@ -5254,7 +5970,7 @@
         </w:rPr>
         <w:drawing>
           <wp:inline>
-            <wp:extent cx="3600000" cy="1218236"/>
+            <wp:extent cx="3600000" cy="1121739"/>
             <wp:effectExtent b="0" l="0" r="0" t="0"/>
             <wp:docPr descr="" title="" id="69" name="Picture"/>
             <a:graphic>
@@ -5275,7 +5991,7 @@
                   <pic:spPr bwMode="auto">
                     <a:xfrm>
                       <a:off x="0" y="0"/>
-                      <a:ext cx="3600000" cy="1218236"/>
+                      <a:ext cx="3600000" cy="1121739"/>
                     </a:xfrm>
                     <a:prstGeom prst="rect">
                       <a:avLst/>
@@ -5356,6 +6072,46 @@
     </w:p>
     <w:p>
       <w:pPr>
+        <w:spacing w:before="0" w:after="0"/>
+      </w:pPr>
+    </w:p>
+    <w:p>
+      <w:pPr>
+        <w:spacing w:before="0" w:after="0"/>
+      </w:pPr>
+    </w:p>
+    <w:p>
+      <w:pPr>
+        <w:spacing w:before="0" w:after="0"/>
+      </w:pPr>
+    </w:p>
+    <w:p>
+      <w:pPr>
+        <w:spacing w:before="0" w:after="0"/>
+      </w:pPr>
+    </w:p>
+    <w:p>
+      <w:pPr>
+        <w:spacing w:before="0" w:after="0"/>
+      </w:pPr>
+    </w:p>
+    <w:p>
+      <w:pPr>
+        <w:spacing w:before="0" w:after="0"/>
+      </w:pPr>
+    </w:p>
+    <w:p>
+      <w:pPr>
+        <w:spacing w:before="0" w:after="0"/>
+      </w:pPr>
+    </w:p>
+    <w:p>
+      <w:pPr>
+        <w:spacing w:before="0" w:after="0"/>
+      </w:pPr>
+    </w:p>
+    <w:p>
+      <w:pPr>
         <w:spacing w:before="160" w:after="80"/>
       </w:pPr>
       <w:r>
@@ -5413,6 +6169,31 @@
         </w:rPr>
         <w:t xml:space="preserve">: Drawing mechanisms for nucleophilic substitution on important compounds including cyclic and dicarbonyl compounds.</w:t>
       </w:r>
+    </w:p>
+    <w:p>
+      <w:pPr>
+        <w:spacing w:before="0" w:after="0"/>
+      </w:pPr>
+    </w:p>
+    <w:p>
+      <w:pPr>
+        <w:spacing w:before="0" w:after="0"/>
+      </w:pPr>
+    </w:p>
+    <w:p>
+      <w:pPr>
+        <w:spacing w:before="0" w:after="0"/>
+      </w:pPr>
+    </w:p>
+    <w:p>
+      <w:pPr>
+        <w:spacing w:before="0" w:after="0"/>
+      </w:pPr>
+    </w:p>
+    <w:p>
+      <w:pPr>
+        <w:spacing w:before="0" w:after="0"/>
+      </w:pPr>
     </w:p>
     <w:p>
       <w:pPr>
@@ -5699,6 +6480,46 @@
     </w:p>
     <w:p>
       <w:pPr>
+        <w:spacing w:before="0" w:after="0"/>
+      </w:pPr>
+    </w:p>
+    <w:p>
+      <w:pPr>
+        <w:spacing w:before="0" w:after="0"/>
+      </w:pPr>
+    </w:p>
+    <w:p>
+      <w:pPr>
+        <w:spacing w:before="0" w:after="0"/>
+      </w:pPr>
+    </w:p>
+    <w:p>
+      <w:pPr>
+        <w:spacing w:before="0" w:after="0"/>
+      </w:pPr>
+    </w:p>
+    <w:p>
+      <w:pPr>
+        <w:spacing w:before="0" w:after="0"/>
+      </w:pPr>
+    </w:p>
+    <w:p>
+      <w:pPr>
+        <w:spacing w:before="0" w:after="0"/>
+      </w:pPr>
+    </w:p>
+    <w:p>
+      <w:pPr>
+        <w:spacing w:before="0" w:after="0"/>
+      </w:pPr>
+    </w:p>
+    <w:p>
+      <w:pPr>
+        <w:spacing w:before="0" w:after="0"/>
+      </w:pPr>
+    </w:p>
+    <w:p>
+      <w:pPr>
         <w:spacing w:before="160" w:after="80"/>
       </w:pPr>
       <w:r>
@@ -5762,7 +6583,7 @@
         </w:rPr>
         <w:drawing>
           <wp:inline>
-            <wp:extent cx="3600000" cy="1090908"/>
+            <wp:extent cx="3600000" cy="1082081"/>
             <wp:effectExtent b="0" l="0" r="0" t="0"/>
             <wp:docPr descr="" title="" id="75" name="Picture"/>
             <a:graphic>
@@ -5783,7 +6604,7 @@
                   <pic:spPr bwMode="auto">
                     <a:xfrm>
                       <a:off x="0" y="0"/>
-                      <a:ext cx="3600000" cy="1090908"/>
+                      <a:ext cx="3600000" cy="1082081"/>
                     </a:xfrm>
                     <a:prstGeom prst="rect">
                       <a:avLst/>
@@ -5829,6 +6650,46 @@
     </w:p>
     <w:p>
       <w:pPr>
+        <w:spacing w:before="0" w:after="0"/>
+      </w:pPr>
+    </w:p>
+    <w:p>
+      <w:pPr>
+        <w:spacing w:before="0" w:after="0"/>
+      </w:pPr>
+    </w:p>
+    <w:p>
+      <w:pPr>
+        <w:spacing w:before="0" w:after="0"/>
+      </w:pPr>
+    </w:p>
+    <w:p>
+      <w:pPr>
+        <w:spacing w:before="0" w:after="0"/>
+      </w:pPr>
+    </w:p>
+    <w:p>
+      <w:pPr>
+        <w:spacing w:before="0" w:after="0"/>
+      </w:pPr>
+    </w:p>
+    <w:p>
+      <w:pPr>
+        <w:spacing w:before="0" w:after="0"/>
+      </w:pPr>
+    </w:p>
+    <w:p>
+      <w:pPr>
+        <w:spacing w:before="0" w:after="0"/>
+      </w:pPr>
+    </w:p>
+    <w:p>
+      <w:pPr>
+        <w:spacing w:before="0" w:after="0"/>
+      </w:pPr>
+    </w:p>
+    <w:p>
+      <w:pPr>
         <w:spacing w:before="160" w:after="80"/>
       </w:pPr>
       <w:r>
@@ -5889,6 +6750,46 @@
     </w:p>
     <w:p>
       <w:pPr>
+        <w:spacing w:before="0" w:after="0"/>
+      </w:pPr>
+    </w:p>
+    <w:p>
+      <w:pPr>
+        <w:spacing w:before="0" w:after="0"/>
+      </w:pPr>
+    </w:p>
+    <w:p>
+      <w:pPr>
+        <w:spacing w:before="0" w:after="0"/>
+      </w:pPr>
+    </w:p>
+    <w:p>
+      <w:pPr>
+        <w:spacing w:before="0" w:after="0"/>
+      </w:pPr>
+    </w:p>
+    <w:p>
+      <w:pPr>
+        <w:spacing w:before="0" w:after="0"/>
+      </w:pPr>
+    </w:p>
+    <w:p>
+      <w:pPr>
+        <w:spacing w:before="0" w:after="0"/>
+      </w:pPr>
+    </w:p>
+    <w:p>
+      <w:pPr>
+        <w:spacing w:before="0" w:after="0"/>
+      </w:pPr>
+    </w:p>
+    <w:p>
+      <w:pPr>
+        <w:spacing w:before="0" w:after="0"/>
+      </w:pPr>
+    </w:p>
+    <w:p>
+      <w:pPr>
         <w:spacing w:before="160" w:after="80"/>
       </w:pPr>
       <w:r>
@@ -5940,7 +6841,7 @@
         </w:rPr>
         <w:drawing>
           <wp:inline>
-            <wp:extent cx="3600000" cy="627962"/>
+            <wp:extent cx="3599996" cy="627962"/>
             <wp:effectExtent b="0" l="0" r="0" t="0"/>
             <wp:docPr descr="" title="" id="80" name="Picture"/>
             <a:graphic>
@@ -5961,7 +6862,7 @@
                   <pic:spPr bwMode="auto">
                     <a:xfrm>
                       <a:off x="0" y="0"/>
-                      <a:ext cx="3600000" cy="627962"/>
+                      <a:ext cx="3599996" cy="627962"/>
                     </a:xfrm>
                     <a:prstGeom prst="rect">
                       <a:avLst/>
@@ -6007,6 +6908,46 @@
     </w:p>
     <w:p>
       <w:pPr>
+        <w:spacing w:before="0" w:after="0"/>
+      </w:pPr>
+    </w:p>
+    <w:p>
+      <w:pPr>
+        <w:spacing w:before="0" w:after="0"/>
+      </w:pPr>
+    </w:p>
+    <w:p>
+      <w:pPr>
+        <w:spacing w:before="0" w:after="0"/>
+      </w:pPr>
+    </w:p>
+    <w:p>
+      <w:pPr>
+        <w:spacing w:before="0" w:after="0"/>
+      </w:pPr>
+    </w:p>
+    <w:p>
+      <w:pPr>
+        <w:spacing w:before="0" w:after="0"/>
+      </w:pPr>
+    </w:p>
+    <w:p>
+      <w:pPr>
+        <w:spacing w:before="0" w:after="0"/>
+      </w:pPr>
+    </w:p>
+    <w:p>
+      <w:pPr>
+        <w:spacing w:before="0" w:after="0"/>
+      </w:pPr>
+    </w:p>
+    <w:p>
+      <w:pPr>
+        <w:spacing w:before="0" w:after="0"/>
+      </w:pPr>
+    </w:p>
+    <w:p>
+      <w:pPr>
         <w:spacing w:before="160" w:after="80"/>
       </w:pPr>
       <w:r>
@@ -6140,7 +7081,7 @@
         </w:rPr>
         <w:drawing>
           <wp:inline>
-            <wp:extent cx="2730500" cy="1320800"/>
+            <wp:extent cx="2730500" cy="1312231"/>
             <wp:effectExtent b="0" l="0" r="0" t="0"/>
             <wp:docPr descr="" title="" id="84" name="Picture"/>
             <a:graphic>
@@ -6161,7 +7102,7 @@
                   <pic:spPr bwMode="auto">
                     <a:xfrm>
                       <a:off x="0" y="0"/>
-                      <a:ext cx="2730500" cy="1320800"/>
+                      <a:ext cx="2730500" cy="1312231"/>
                     </a:xfrm>
                     <a:prstGeom prst="rect">
                       <a:avLst/>
@@ -6283,6 +7224,46 @@
     </w:p>
     <w:p>
       <w:pPr>
+        <w:spacing w:before="0" w:after="0"/>
+      </w:pPr>
+    </w:p>
+    <w:p>
+      <w:pPr>
+        <w:spacing w:before="0" w:after="0"/>
+      </w:pPr>
+    </w:p>
+    <w:p>
+      <w:pPr>
+        <w:spacing w:before="0" w:after="0"/>
+      </w:pPr>
+    </w:p>
+    <w:p>
+      <w:pPr>
+        <w:spacing w:before="0" w:after="0"/>
+      </w:pPr>
+    </w:p>
+    <w:p>
+      <w:pPr>
+        <w:spacing w:before="0" w:after="0"/>
+      </w:pPr>
+    </w:p>
+    <w:p>
+      <w:pPr>
+        <w:spacing w:before="0" w:after="0"/>
+      </w:pPr>
+    </w:p>
+    <w:p>
+      <w:pPr>
+        <w:spacing w:before="0" w:after="0"/>
+      </w:pPr>
+    </w:p>
+    <w:p>
+      <w:pPr>
+        <w:spacing w:before="0" w:after="0"/>
+      </w:pPr>
+    </w:p>
+    <w:p>
+      <w:pPr>
         <w:spacing w:before="160" w:after="80"/>
       </w:pPr>
       <w:r>
@@ -6364,7 +7345,7 @@
         </w:rPr>
         <w:drawing>
           <wp:inline>
-            <wp:extent cx="3600000" cy="773792"/>
+            <wp:extent cx="3571029" cy="773792"/>
             <wp:effectExtent b="0" l="0" r="0" t="0"/>
             <wp:docPr descr="" title="" id="88" name="Picture"/>
             <a:graphic>
@@ -6385,7 +7366,7 @@
                   <pic:spPr bwMode="auto">
                     <a:xfrm>
                       <a:off x="0" y="0"/>
-                      <a:ext cx="3600000" cy="773792"/>
+                      <a:ext cx="3571029" cy="773792"/>
                     </a:xfrm>
                     <a:prstGeom prst="rect">
                       <a:avLst/>
@@ -6431,6 +7412,46 @@
     </w:p>
     <w:p>
       <w:pPr>
+        <w:spacing w:before="0" w:after="0"/>
+      </w:pPr>
+    </w:p>
+    <w:p>
+      <w:pPr>
+        <w:spacing w:before="0" w:after="0"/>
+      </w:pPr>
+    </w:p>
+    <w:p>
+      <w:pPr>
+        <w:spacing w:before="0" w:after="0"/>
+      </w:pPr>
+    </w:p>
+    <w:p>
+      <w:pPr>
+        <w:spacing w:before="0" w:after="0"/>
+      </w:pPr>
+    </w:p>
+    <w:p>
+      <w:pPr>
+        <w:spacing w:before="0" w:after="0"/>
+      </w:pPr>
+    </w:p>
+    <w:p>
+      <w:pPr>
+        <w:spacing w:before="0" w:after="0"/>
+      </w:pPr>
+    </w:p>
+    <w:p>
+      <w:pPr>
+        <w:spacing w:before="0" w:after="0"/>
+      </w:pPr>
+    </w:p>
+    <w:p>
+      <w:pPr>
+        <w:spacing w:before="0" w:after="0"/>
+      </w:pPr>
+    </w:p>
+    <w:p>
+      <w:pPr>
         <w:spacing w:before="160" w:after="80"/>
       </w:pPr>
       <w:r>
@@ -6482,7 +7503,7 @@
         </w:rPr>
         <w:drawing>
           <wp:inline>
-            <wp:extent cx="3600000" cy="1212060"/>
+            <wp:extent cx="3600000" cy="1196954"/>
             <wp:effectExtent b="0" l="0" r="0" t="0"/>
             <wp:docPr descr="" title="" id="92" name="Picture"/>
             <a:graphic>
@@ -6503,7 +7524,7 @@
                   <pic:spPr bwMode="auto">
                     <a:xfrm>
                       <a:off x="0" y="0"/>
-                      <a:ext cx="3600000" cy="1212060"/>
+                      <a:ext cx="3600000" cy="1196954"/>
                     </a:xfrm>
                     <a:prstGeom prst="rect">
                       <a:avLst/>
@@ -6549,6 +7570,46 @@
     </w:p>
     <w:p>
       <w:pPr>
+        <w:spacing w:before="0" w:after="0"/>
+      </w:pPr>
+    </w:p>
+    <w:p>
+      <w:pPr>
+        <w:spacing w:before="0" w:after="0"/>
+      </w:pPr>
+    </w:p>
+    <w:p>
+      <w:pPr>
+        <w:spacing w:before="0" w:after="0"/>
+      </w:pPr>
+    </w:p>
+    <w:p>
+      <w:pPr>
+        <w:spacing w:before="0" w:after="0"/>
+      </w:pPr>
+    </w:p>
+    <w:p>
+      <w:pPr>
+        <w:spacing w:before="0" w:after="0"/>
+      </w:pPr>
+    </w:p>
+    <w:p>
+      <w:pPr>
+        <w:spacing w:before="0" w:after="0"/>
+      </w:pPr>
+    </w:p>
+    <w:p>
+      <w:pPr>
+        <w:spacing w:before="0" w:after="0"/>
+      </w:pPr>
+    </w:p>
+    <w:p>
+      <w:pPr>
+        <w:spacing w:before="0" w:after="0"/>
+      </w:pPr>
+    </w:p>
+    <w:p>
+      <w:pPr>
         <w:spacing w:before="160" w:after="80"/>
       </w:pPr>
       <w:r>
@@ -6600,7 +7661,7 @@
         </w:rPr>
         <w:drawing>
           <wp:inline>
-            <wp:extent cx="3600000" cy="549278"/>
+            <wp:extent cx="3588864" cy="549278"/>
             <wp:effectExtent b="0" l="0" r="0" t="0"/>
             <wp:docPr descr="" title="" id="96" name="Picture"/>
             <a:graphic>
@@ -6621,7 +7682,7 @@
                   <pic:spPr bwMode="auto">
                     <a:xfrm>
                       <a:off x="0" y="0"/>
-                      <a:ext cx="3600000" cy="549278"/>
+                      <a:ext cx="3588864" cy="549278"/>
                     </a:xfrm>
                     <a:prstGeom prst="rect">
                       <a:avLst/>
@@ -6667,6 +7728,31 @@
     </w:p>
     <w:p>
       <w:pPr>
+        <w:spacing w:before="0" w:after="0"/>
+      </w:pPr>
+    </w:p>
+    <w:p>
+      <w:pPr>
+        <w:spacing w:before="0" w:after="0"/>
+      </w:pPr>
+    </w:p>
+    <w:p>
+      <w:pPr>
+        <w:spacing w:before="0" w:after="0"/>
+      </w:pPr>
+    </w:p>
+    <w:p>
+      <w:pPr>
+        <w:spacing w:before="0" w:after="0"/>
+      </w:pPr>
+    </w:p>
+    <w:p>
+      <w:pPr>
+        <w:spacing w:before="0" w:after="0"/>
+      </w:pPr>
+    </w:p>
+    <w:p>
+      <w:pPr>
         <w:spacing w:before="160" w:after="80"/>
       </w:pPr>
       <w:r>
@@ -6718,7 +7804,7 @@
         </w:rPr>
         <w:drawing>
           <wp:inline>
-            <wp:extent cx="3600000" cy="779836"/>
+            <wp:extent cx="3599998" cy="779836"/>
             <wp:effectExtent b="0" l="0" r="0" t="0"/>
             <wp:docPr descr="" title="" id="100" name="Picture"/>
             <a:graphic>
@@ -6739,7 +7825,7 @@
                   <pic:spPr bwMode="auto">
                     <a:xfrm>
                       <a:off x="0" y="0"/>
-                      <a:ext cx="3600000" cy="779836"/>
+                      <a:ext cx="3599998" cy="779836"/>
                     </a:xfrm>
                     <a:prstGeom prst="rect">
                       <a:avLst/>
@@ -6785,6 +7871,46 @@
     </w:p>
     <w:p>
       <w:pPr>
+        <w:spacing w:before="0" w:after="0"/>
+      </w:pPr>
+    </w:p>
+    <w:p>
+      <w:pPr>
+        <w:spacing w:before="0" w:after="0"/>
+      </w:pPr>
+    </w:p>
+    <w:p>
+      <w:pPr>
+        <w:spacing w:before="0" w:after="0"/>
+      </w:pPr>
+    </w:p>
+    <w:p>
+      <w:pPr>
+        <w:spacing w:before="0" w:after="0"/>
+      </w:pPr>
+    </w:p>
+    <w:p>
+      <w:pPr>
+        <w:spacing w:before="0" w:after="0"/>
+      </w:pPr>
+    </w:p>
+    <w:p>
+      <w:pPr>
+        <w:spacing w:before="0" w:after="0"/>
+      </w:pPr>
+    </w:p>
+    <w:p>
+      <w:pPr>
+        <w:spacing w:before="0" w:after="0"/>
+      </w:pPr>
+    </w:p>
+    <w:p>
+      <w:pPr>
+        <w:spacing w:before="0" w:after="0"/>
+      </w:pPr>
+    </w:p>
+    <w:p>
+      <w:pPr>
         <w:spacing w:before="160" w:after="80"/>
       </w:pPr>
       <w:r>
@@ -6836,7 +7962,7 @@
         </w:rPr>
         <w:drawing>
           <wp:inline>
-            <wp:extent cx="3600000" cy="952940"/>
+            <wp:extent cx="3600000" cy="948609"/>
             <wp:effectExtent b="0" l="0" r="0" t="0"/>
             <wp:docPr descr="" title="" id="104" name="Picture"/>
             <a:graphic>
@@ -6857,7 +7983,7 @@
                   <pic:spPr bwMode="auto">
                     <a:xfrm>
                       <a:off x="0" y="0"/>
-                      <a:ext cx="3600000" cy="952940"/>
+                      <a:ext cx="3600000" cy="948609"/>
                     </a:xfrm>
                     <a:prstGeom prst="rect">
                       <a:avLst/>
@@ -6903,6 +8029,46 @@
     </w:p>
     <w:p>
       <w:pPr>
+        <w:spacing w:before="0" w:after="0"/>
+      </w:pPr>
+    </w:p>
+    <w:p>
+      <w:pPr>
+        <w:spacing w:before="0" w:after="0"/>
+      </w:pPr>
+    </w:p>
+    <w:p>
+      <w:pPr>
+        <w:spacing w:before="0" w:after="0"/>
+      </w:pPr>
+    </w:p>
+    <w:p>
+      <w:pPr>
+        <w:spacing w:before="0" w:after="0"/>
+      </w:pPr>
+    </w:p>
+    <w:p>
+      <w:pPr>
+        <w:spacing w:before="0" w:after="0"/>
+      </w:pPr>
+    </w:p>
+    <w:p>
+      <w:pPr>
+        <w:spacing w:before="0" w:after="0"/>
+      </w:pPr>
+    </w:p>
+    <w:p>
+      <w:pPr>
+        <w:spacing w:before="0" w:after="0"/>
+      </w:pPr>
+    </w:p>
+    <w:p>
+      <w:pPr>
+        <w:spacing w:before="0" w:after="0"/>
+      </w:pPr>
+    </w:p>
+    <w:p>
+      <w:pPr>
         <w:spacing w:before="160" w:after="80"/>
       </w:pPr>
       <w:r>
@@ -6954,7 +8120,7 @@
         </w:rPr>
         <w:drawing>
           <wp:inline>
-            <wp:extent cx="3600000" cy="1533534"/>
+            <wp:extent cx="3273356" cy="1533534"/>
             <wp:effectExtent b="0" l="0" r="0" t="0"/>
             <wp:docPr descr="" title="" id="108" name="Picture"/>
             <a:graphic>
@@ -6975,7 +8141,7 @@
                   <pic:spPr bwMode="auto">
                     <a:xfrm>
                       <a:off x="0" y="0"/>
-                      <a:ext cx="3600000" cy="1533534"/>
+                      <a:ext cx="3273356" cy="1533534"/>
                     </a:xfrm>
                     <a:prstGeom prst="rect">
                       <a:avLst/>
@@ -7021,6 +8187,46 @@
     </w:p>
     <w:p>
       <w:pPr>
+        <w:spacing w:before="0" w:after="0"/>
+      </w:pPr>
+    </w:p>
+    <w:p>
+      <w:pPr>
+        <w:spacing w:before="0" w:after="0"/>
+      </w:pPr>
+    </w:p>
+    <w:p>
+      <w:pPr>
+        <w:spacing w:before="0" w:after="0"/>
+      </w:pPr>
+    </w:p>
+    <w:p>
+      <w:pPr>
+        <w:spacing w:before="0" w:after="0"/>
+      </w:pPr>
+    </w:p>
+    <w:p>
+      <w:pPr>
+        <w:spacing w:before="0" w:after="0"/>
+      </w:pPr>
+    </w:p>
+    <w:p>
+      <w:pPr>
+        <w:spacing w:before="0" w:after="0"/>
+      </w:pPr>
+    </w:p>
+    <w:p>
+      <w:pPr>
+        <w:spacing w:before="0" w:after="0"/>
+      </w:pPr>
+    </w:p>
+    <w:p>
+      <w:pPr>
+        <w:spacing w:before="0" w:after="0"/>
+      </w:pPr>
+    </w:p>
+    <w:p>
+      <w:pPr>
         <w:spacing w:before="160" w:after="80"/>
       </w:pPr>
       <w:r>
@@ -7137,6 +8343,46 @@
     </w:p>
     <w:p>
       <w:pPr>
+        <w:spacing w:before="0" w:after="0"/>
+      </w:pPr>
+    </w:p>
+    <w:p>
+      <w:pPr>
+        <w:spacing w:before="0" w:after="0"/>
+      </w:pPr>
+    </w:p>
+    <w:p>
+      <w:pPr>
+        <w:spacing w:before="0" w:after="0"/>
+      </w:pPr>
+    </w:p>
+    <w:p>
+      <w:pPr>
+        <w:spacing w:before="0" w:after="0"/>
+      </w:pPr>
+    </w:p>
+    <w:p>
+      <w:pPr>
+        <w:spacing w:before="0" w:after="0"/>
+      </w:pPr>
+    </w:p>
+    <w:p>
+      <w:pPr>
+        <w:spacing w:before="0" w:after="0"/>
+      </w:pPr>
+    </w:p>
+    <w:p>
+      <w:pPr>
+        <w:spacing w:before="0" w:after="0"/>
+      </w:pPr>
+    </w:p>
+    <w:p>
+      <w:pPr>
+        <w:spacing w:before="0" w:after="0"/>
+      </w:pPr>
+    </w:p>
+    <w:p>
+      <w:pPr>
         <w:spacing w:before="160" w:after="80"/>
       </w:pPr>
       <w:r>
@@ -7188,7 +8434,7 @@
         </w:rPr>
         <w:drawing>
           <wp:inline>
-            <wp:extent cx="3600000" cy="741708"/>
+            <wp:extent cx="3600000" cy="729231"/>
             <wp:effectExtent b="0" l="0" r="0" t="0"/>
             <wp:docPr descr="" title="" id="113" name="Picture"/>
             <a:graphic>
@@ -7209,7 +8455,7 @@
                   <pic:spPr bwMode="auto">
                     <a:xfrm>
                       <a:off x="0" y="0"/>
-                      <a:ext cx="3600000" cy="741708"/>
+                      <a:ext cx="3600000" cy="729231"/>
                     </a:xfrm>
                     <a:prstGeom prst="rect">
                       <a:avLst/>
@@ -7255,6 +8501,31 @@
     </w:p>
     <w:p>
       <w:pPr>
+        <w:spacing w:before="0" w:after="0"/>
+      </w:pPr>
+    </w:p>
+    <w:p>
+      <w:pPr>
+        <w:spacing w:before="0" w:after="0"/>
+      </w:pPr>
+    </w:p>
+    <w:p>
+      <w:pPr>
+        <w:spacing w:before="0" w:after="0"/>
+      </w:pPr>
+    </w:p>
+    <w:p>
+      <w:pPr>
+        <w:spacing w:before="0" w:after="0"/>
+      </w:pPr>
+    </w:p>
+    <w:p>
+      <w:pPr>
+        <w:spacing w:before="0" w:after="0"/>
+      </w:pPr>
+    </w:p>
+    <w:p>
+      <w:pPr>
         <w:spacing w:before="160" w:after="80"/>
       </w:pPr>
       <w:r>
@@ -7356,7 +8627,7 @@
         </w:rPr>
         <w:drawing>
           <wp:inline>
-            <wp:extent cx="3600000" cy="664547"/>
+            <wp:extent cx="3599996" cy="664547"/>
             <wp:effectExtent b="0" l="0" r="0" t="0"/>
             <wp:docPr descr="" title="" id="117" name="Picture"/>
             <a:graphic>
@@ -7377,7 +8648,7 @@
                   <pic:spPr bwMode="auto">
                     <a:xfrm>
                       <a:off x="0" y="0"/>
-                      <a:ext cx="3600000" cy="664547"/>
+                      <a:ext cx="3599996" cy="664547"/>
                     </a:xfrm>
                     <a:prstGeom prst="rect">
                       <a:avLst/>
@@ -7461,6 +8732,46 @@
     </w:p>
     <w:p>
       <w:pPr>
+        <w:spacing w:before="0" w:after="0"/>
+      </w:pPr>
+    </w:p>
+    <w:p>
+      <w:pPr>
+        <w:spacing w:before="0" w:after="0"/>
+      </w:pPr>
+    </w:p>
+    <w:p>
+      <w:pPr>
+        <w:spacing w:before="0" w:after="0"/>
+      </w:pPr>
+    </w:p>
+    <w:p>
+      <w:pPr>
+        <w:spacing w:before="0" w:after="0"/>
+      </w:pPr>
+    </w:p>
+    <w:p>
+      <w:pPr>
+        <w:spacing w:before="0" w:after="0"/>
+      </w:pPr>
+    </w:p>
+    <w:p>
+      <w:pPr>
+        <w:spacing w:before="0" w:after="0"/>
+      </w:pPr>
+    </w:p>
+    <w:p>
+      <w:pPr>
+        <w:spacing w:before="0" w:after="0"/>
+      </w:pPr>
+    </w:p>
+    <w:p>
+      <w:pPr>
+        <w:spacing w:before="0" w:after="0"/>
+      </w:pPr>
+    </w:p>
+    <w:p>
+      <w:pPr>
         <w:spacing w:before="160" w:after="80"/>
       </w:pPr>
       <w:r>
@@ -7524,7 +8835,7 @@
         </w:rPr>
         <w:drawing>
           <wp:inline>
-            <wp:extent cx="3600000" cy="1353658"/>
+            <wp:extent cx="3600000" cy="1273904"/>
             <wp:effectExtent b="0" l="0" r="0" t="0"/>
             <wp:docPr descr="" title="" id="121" name="Picture"/>
             <a:graphic>
@@ -7545,7 +8856,7 @@
                   <pic:spPr bwMode="auto">
                     <a:xfrm>
                       <a:off x="0" y="0"/>
-                      <a:ext cx="3600000" cy="1353658"/>
+                      <a:ext cx="3600000" cy="1273904"/>
                     </a:xfrm>
                     <a:prstGeom prst="rect">
                       <a:avLst/>
@@ -7591,6 +8902,46 @@
     </w:p>
     <w:p>
       <w:pPr>
+        <w:spacing w:before="0" w:after="0"/>
+      </w:pPr>
+    </w:p>
+    <w:p>
+      <w:pPr>
+        <w:spacing w:before="0" w:after="0"/>
+      </w:pPr>
+    </w:p>
+    <w:p>
+      <w:pPr>
+        <w:spacing w:before="0" w:after="0"/>
+      </w:pPr>
+    </w:p>
+    <w:p>
+      <w:pPr>
+        <w:spacing w:before="0" w:after="0"/>
+      </w:pPr>
+    </w:p>
+    <w:p>
+      <w:pPr>
+        <w:spacing w:before="0" w:after="0"/>
+      </w:pPr>
+    </w:p>
+    <w:p>
+      <w:pPr>
+        <w:spacing w:before="0" w:after="0"/>
+      </w:pPr>
+    </w:p>
+    <w:p>
+      <w:pPr>
+        <w:spacing w:before="0" w:after="0"/>
+      </w:pPr>
+    </w:p>
+    <w:p>
+      <w:pPr>
+        <w:spacing w:before="0" w:after="0"/>
+      </w:pPr>
+    </w:p>
+    <w:p>
+      <w:pPr>
         <w:spacing w:before="160" w:after="80"/>
       </w:pPr>
       <w:r>
@@ -7642,7 +8993,7 @@
         </w:rPr>
         <w:drawing>
           <wp:inline>
-            <wp:extent cx="3600000" cy="1562068"/>
+            <wp:extent cx="3600000" cy="1542857"/>
             <wp:effectExtent b="0" l="0" r="0" t="0"/>
             <wp:docPr descr="" title="" id="125" name="Picture"/>
             <a:graphic>
@@ -7663,7 +9014,7 @@
                   <pic:spPr bwMode="auto">
                     <a:xfrm>
                       <a:off x="0" y="0"/>
-                      <a:ext cx="3600000" cy="1562068"/>
+                      <a:ext cx="3600000" cy="1542857"/>
                     </a:xfrm>
                     <a:prstGeom prst="rect">
                       <a:avLst/>
@@ -7694,7 +9045,7 @@
         </w:rPr>
         <w:drawing>
           <wp:inline>
-            <wp:extent cx="3600000" cy="1168695"/>
+            <wp:extent cx="3600000" cy="1154118"/>
             <wp:effectExtent b="0" l="0" r="0" t="0"/>
             <wp:docPr descr="" title="" id="128" name="Picture"/>
             <a:graphic>
@@ -7715,7 +9066,7 @@
                   <pic:spPr bwMode="auto">
                     <a:xfrm>
                       <a:off x="0" y="0"/>
-                      <a:ext cx="3600000" cy="1168695"/>
+                      <a:ext cx="3600000" cy="1154118"/>
                     </a:xfrm>
                     <a:prstGeom prst="rect">
                       <a:avLst/>
@@ -7746,7 +9097,7 @@
         </w:rPr>
         <w:drawing>
           <wp:inline>
-            <wp:extent cx="3600000" cy="1166550"/>
+            <wp:extent cx="3600000" cy="1147826"/>
             <wp:effectExtent b="0" l="0" r="0" t="0"/>
             <wp:docPr descr="" title="" id="131" name="Picture"/>
             <a:graphic>
@@ -7767,7 +9118,7 @@
                   <pic:spPr bwMode="auto">
                     <a:xfrm>
                       <a:off x="0" y="0"/>
-                      <a:ext cx="3600000" cy="1166550"/>
+                      <a:ext cx="3600000" cy="1147826"/>
                     </a:xfrm>
                     <a:prstGeom prst="rect">
                       <a:avLst/>
@@ -7798,7 +9149,7 @@
         </w:rPr>
         <w:drawing>
           <wp:inline>
-            <wp:extent cx="3600000" cy="1447058"/>
+            <wp:extent cx="3600000" cy="1422973"/>
             <wp:effectExtent b="0" l="0" r="0" t="0"/>
             <wp:docPr descr="" title="" id="134" name="Picture"/>
             <a:graphic>
@@ -7819,7 +9170,7 @@
                   <pic:spPr bwMode="auto">
                     <a:xfrm>
                       <a:off x="0" y="0"/>
-                      <a:ext cx="3600000" cy="1447058"/>
+                      <a:ext cx="3600000" cy="1422973"/>
                     </a:xfrm>
                     <a:prstGeom prst="rect">
                       <a:avLst/>
@@ -7865,6 +9216,46 @@
     </w:p>
     <w:p>
       <w:pPr>
+        <w:spacing w:before="0" w:after="0"/>
+      </w:pPr>
+    </w:p>
+    <w:p>
+      <w:pPr>
+        <w:spacing w:before="0" w:after="0"/>
+      </w:pPr>
+    </w:p>
+    <w:p>
+      <w:pPr>
+        <w:spacing w:before="0" w:after="0"/>
+      </w:pPr>
+    </w:p>
+    <w:p>
+      <w:pPr>
+        <w:spacing w:before="0" w:after="0"/>
+      </w:pPr>
+    </w:p>
+    <w:p>
+      <w:pPr>
+        <w:spacing w:before="0" w:after="0"/>
+      </w:pPr>
+    </w:p>
+    <w:p>
+      <w:pPr>
+        <w:spacing w:before="0" w:after="0"/>
+      </w:pPr>
+    </w:p>
+    <w:p>
+      <w:pPr>
+        <w:spacing w:before="0" w:after="0"/>
+      </w:pPr>
+    </w:p>
+    <w:p>
+      <w:pPr>
+        <w:spacing w:before="0" w:after="0"/>
+      </w:pPr>
+    </w:p>
+    <w:p>
+      <w:pPr>
         <w:spacing w:before="160" w:after="80"/>
       </w:pPr>
       <w:r>
@@ -7918,7 +9309,7 @@
         </w:rPr>
         <w:drawing>
           <wp:inline>
-            <wp:extent cx="1800000" cy="1712903"/>
+            <wp:extent cx="1774078" cy="1712903"/>
             <wp:effectExtent b="0" l="0" r="0" t="0"/>
             <wp:docPr descr="" title="" id="138" name="Picture"/>
             <a:graphic>
@@ -7939,7 +9330,7 @@
                   <pic:spPr bwMode="auto">
                     <a:xfrm>
                       <a:off x="0" y="0"/>
-                      <a:ext cx="1800000" cy="1712903"/>
+                      <a:ext cx="1774078" cy="1712903"/>
                     </a:xfrm>
                     <a:prstGeom prst="rect">
                       <a:avLst/>
@@ -8047,7 +9438,7 @@
         </w:rPr>
         <w:drawing>
           <wp:inline>
-            <wp:extent cx="3240000" cy="2685461"/>
+            <wp:extent cx="3240000" cy="2673000"/>
             <wp:effectExtent b="0" l="0" r="0" t="0"/>
             <wp:docPr descr="" title="" id="141" name="Picture"/>
             <a:graphic>
@@ -8068,7 +9459,7 @@
                   <pic:spPr bwMode="auto">
                     <a:xfrm>
                       <a:off x="0" y="0"/>
-                      <a:ext cx="3240000" cy="2685461"/>
+                      <a:ext cx="3240000" cy="2673000"/>
                     </a:xfrm>
                     <a:prstGeom prst="rect">
                       <a:avLst/>
@@ -8226,7 +9617,7 @@
         </w:rPr>
         <w:drawing>
           <wp:inline>
-            <wp:extent cx="3600000" cy="1728000"/>
+            <wp:extent cx="3600000" cy="1696552"/>
             <wp:effectExtent b="0" l="0" r="0" t="0"/>
             <wp:docPr descr="" title="" id="144" name="Picture"/>
             <a:graphic>
@@ -8247,7 +9638,7 @@
                   <pic:spPr bwMode="auto">
                     <a:xfrm>
                       <a:off x="0" y="0"/>
-                      <a:ext cx="3600000" cy="1728000"/>
+                      <a:ext cx="3600000" cy="1696552"/>
                     </a:xfrm>
                     <a:prstGeom prst="rect">
                       <a:avLst/>
@@ -11584,6 +12975,46 @@
     </w:p>
     <w:p>
       <w:pPr>
+        <w:spacing w:before="0" w:after="0"/>
+      </w:pPr>
+    </w:p>
+    <w:p>
+      <w:pPr>
+        <w:spacing w:before="0" w:after="0"/>
+      </w:pPr>
+    </w:p>
+    <w:p>
+      <w:pPr>
+        <w:spacing w:before="0" w:after="0"/>
+      </w:pPr>
+    </w:p>
+    <w:p>
+      <w:pPr>
+        <w:spacing w:before="0" w:after="0"/>
+      </w:pPr>
+    </w:p>
+    <w:p>
+      <w:pPr>
+        <w:spacing w:before="0" w:after="0"/>
+      </w:pPr>
+    </w:p>
+    <w:p>
+      <w:pPr>
+        <w:spacing w:before="0" w:after="0"/>
+      </w:pPr>
+    </w:p>
+    <w:p>
+      <w:pPr>
+        <w:spacing w:before="0" w:after="0"/>
+      </w:pPr>
+    </w:p>
+    <w:p>
+      <w:pPr>
+        <w:spacing w:before="0" w:after="0"/>
+      </w:pPr>
+    </w:p>
+    <w:p>
+      <w:pPr>
         <w:spacing w:before="160" w:after="80"/>
       </w:pPr>
       <w:r>
@@ -11622,6 +13053,8 @@
     <w:p>
       <w:pPr>
         <w:pStyle w:val="FirstParagraph"/>
+        <w:ind w:left="480" w:hanging="480"/>
+        <w:spacing w:after="0"/>
       </w:pPr>
       <w:r>
         <w:rPr>
@@ -11822,6 +13255,13 @@
         </w:rPr>
         <w:t xml:space="preserve"> </w:t>
       </w:r>
+    </w:p>
+    <w:p>
+      <w:pPr>
+        <w:pStyle w:val="FirstParagraph"/>
+        <w:ind w:left="480" w:hanging="480"/>
+        <w:spacing w:before="0" w:after="0"/>
+      </w:pPr>
       <w:r>
         <w:rPr>
           <w:rFonts w:ascii="Times New Roman" w:hAnsi="Times New Roman" w:eastAsia="Times New Roman" w:cs="Times New Roman"/>
@@ -11873,7 +13313,20 @@
         <w:rPr>
           <w:rFonts w:ascii="Times New Roman" w:hAnsi="Times New Roman" w:eastAsia="Times New Roman" w:cs="Times New Roman"/>
         </w:rPr>
-        <w:t xml:space="preserve">—1301　B.</w:t>
+        <w:t xml:space="preserve">—1301　</w:t>
+      </w:r>
+    </w:p>
+    <w:p>
+      <w:pPr>
+        <w:pStyle w:val="FirstParagraph"/>
+        <w:ind w:left="480" w:hanging="480"/>
+        <w:spacing w:before="0" w:after="0"/>
+      </w:pPr>
+      <w:r>
+        <w:rPr>
+          <w:rFonts w:ascii="Times New Roman" w:hAnsi="Times New Roman" w:eastAsia="Times New Roman" w:cs="Times New Roman"/>
+        </w:rPr>
+        <w:t xml:space="preserve">B.</w:t>
       </w:r>
       <w:r>
         <w:rPr>
@@ -11937,7 +13390,20 @@
         <w:rPr>
           <w:rFonts w:ascii="Times New Roman" w:hAnsi="Times New Roman" w:eastAsia="Times New Roman" w:cs="Times New Roman"/>
         </w:rPr>
-        <w:t xml:space="preserve">—122　C.</w:t>
+        <w:t xml:space="preserve">—122　</w:t>
+      </w:r>
+    </w:p>
+    <w:p>
+      <w:pPr>
+        <w:pStyle w:val="FirstParagraph"/>
+        <w:ind w:left="480" w:hanging="480"/>
+        <w:spacing w:before="0" w:after="0"/>
+      </w:pPr>
+      <w:r>
+        <w:rPr>
+          <w:rFonts w:ascii="Times New Roman" w:hAnsi="Times New Roman" w:eastAsia="Times New Roman" w:cs="Times New Roman"/>
+        </w:rPr>
+        <w:t xml:space="preserve">C.</w:t>
       </w:r>
       <w:r>
         <w:rPr>
@@ -12010,7 +13476,20 @@
         <w:rPr>
           <w:rFonts w:ascii="Times New Roman" w:hAnsi="Times New Roman" w:eastAsia="Times New Roman" w:cs="Times New Roman"/>
         </w:rPr>
-        <w:t xml:space="preserve">—242　D.</w:t>
+        <w:t xml:space="preserve">—242　</w:t>
+      </w:r>
+    </w:p>
+    <w:p>
+      <w:pPr>
+        <w:pStyle w:val="FirstParagraph"/>
+        <w:ind w:left="480" w:hanging="480"/>
+        <w:spacing w:before="0" w:after="180"/>
+      </w:pPr>
+      <w:r>
+        <w:rPr>
+          <w:rFonts w:ascii="Times New Roman" w:hAnsi="Times New Roman" w:eastAsia="Times New Roman" w:cs="Times New Roman"/>
+        </w:rPr>
+        <w:t xml:space="preserve">D.</w:t>
       </w:r>
       <w:r>
         <w:rPr>
@@ -12085,6 +13564,16 @@
     </w:p>
     <w:p>
       <w:pPr>
+        <w:spacing w:before="0" w:after="0"/>
+      </w:pPr>
+    </w:p>
+    <w:p>
+      <w:pPr>
+        <w:spacing w:before="0" w:after="0"/>
+      </w:pPr>
+    </w:p>
+    <w:p>
+      <w:pPr>
         <w:spacing w:before="160" w:after="80"/>
       </w:pPr>
       <w:r>
@@ -12125,7 +13614,7 @@
         </w:rPr>
         <w:drawing>
           <wp:inline>
-            <wp:extent cx="2095500" cy="2273300"/>
+            <wp:extent cx="2019300" cy="2273300"/>
             <wp:effectExtent b="0" l="0" r="0" t="0"/>
             <wp:docPr descr="" title="" id="150" name="Picture"/>
             <a:graphic>
@@ -12146,7 +13635,7 @@
                   <pic:spPr bwMode="auto">
                     <a:xfrm>
                       <a:off x="0" y="0"/>
-                      <a:ext cx="2095500" cy="2273300"/>
+                      <a:ext cx="2019300" cy="2273300"/>
                     </a:xfrm>
                     <a:prstGeom prst="rect">
                       <a:avLst/>
@@ -12168,6 +13657,8 @@
     <w:p>
       <w:pPr>
         <w:pStyle w:val="BodyText"/>
+        <w:ind w:left="480" w:hanging="480"/>
+        <w:spacing w:after="0"/>
       </w:pPr>
       <w:r>
         <w:rPr>
@@ -12199,6 +13690,13 @@
         </w:rPr>
         <w:t xml:space="preserve"> </w:t>
       </w:r>
+    </w:p>
+    <w:p>
+      <w:pPr>
+        <w:pStyle w:val="BodyText"/>
+        <w:ind w:left="480" w:hanging="480"/>
+        <w:spacing w:before="0" w:after="0"/>
+      </w:pPr>
       <w:r>
         <w:rPr>
           <w:rFonts w:ascii="Times New Roman" w:hAnsi="Times New Roman" w:eastAsia="Times New Roman" w:cs="Times New Roman"/>
@@ -12233,7 +13731,20 @@
         <w:rPr>
           <w:rFonts w:ascii="Times New Roman" w:hAnsi="Times New Roman" w:eastAsia="Times New Roman" w:cs="Times New Roman"/>
         </w:rPr>
-        <w:t xml:space="preserve">　B. </w:t>
+        <w:t xml:space="preserve">　</w:t>
+      </w:r>
+    </w:p>
+    <w:p>
+      <w:pPr>
+        <w:pStyle w:val="BodyText"/>
+        <w:ind w:left="480" w:hanging="480"/>
+        <w:spacing w:before="0" w:after="0"/>
+      </w:pPr>
+      <w:r>
+        <w:rPr>
+          <w:rFonts w:ascii="Times New Roman" w:hAnsi="Times New Roman" w:eastAsia="Times New Roman" w:cs="Times New Roman"/>
+        </w:rPr>
+        <w:t xml:space="preserve">B. </w:t>
       </w:r>
       <w:r>
         <w:rPr>
@@ -12265,6 +13776,13 @@
         </w:rPr>
         <w:t xml:space="preserve"> </w:t>
       </w:r>
+    </w:p>
+    <w:p>
+      <w:pPr>
+        <w:pStyle w:val="BodyText"/>
+        <w:ind w:left="480" w:hanging="480"/>
+        <w:spacing w:before="0" w:after="0"/>
+      </w:pPr>
       <w:r>
         <w:rPr>
           <w:rFonts w:ascii="Times New Roman" w:hAnsi="Times New Roman" w:eastAsia="Times New Roman" w:cs="Times New Roman"/>
@@ -12299,7 +13817,20 @@
         <w:rPr>
           <w:rFonts w:ascii="Times New Roman" w:hAnsi="Times New Roman" w:eastAsia="Times New Roman" w:cs="Times New Roman"/>
         </w:rPr>
-        <w:t xml:space="preserve">　D. </w:t>
+        <w:t xml:space="preserve">　</w:t>
+      </w:r>
+    </w:p>
+    <w:p>
+      <w:pPr>
+        <w:pStyle w:val="BodyText"/>
+        <w:ind w:left="480" w:hanging="480"/>
+        <w:spacing w:before="0" w:after="180"/>
+      </w:pPr>
+      <w:r>
+        <w:rPr>
+          <w:rFonts w:ascii="Times New Roman" w:hAnsi="Times New Roman" w:eastAsia="Times New Roman" w:cs="Times New Roman"/>
+        </w:rPr>
+        <w:t xml:space="preserve">D. </w:t>
       </w:r>
       <w:r>
         <w:rPr>
@@ -12325,6 +13856,16 @@
         </w:rPr>
         <w:t>环己烯</w:t>
       </w:r>
+    </w:p>
+    <w:p>
+      <w:pPr>
+        <w:spacing w:before="0" w:after="0"/>
+      </w:pPr>
+    </w:p>
+    <w:p>
+      <w:pPr>
+        <w:spacing w:before="0" w:after="0"/>
+      </w:pPr>
     </w:p>
     <w:p>
       <w:pPr>
@@ -12365,6 +13906,8 @@
     <w:p>
       <w:pPr>
         <w:pStyle w:val="FirstParagraph"/>
+        <w:ind w:left="480" w:hanging="480"/>
+        <w:spacing w:after="0"/>
       </w:pPr>
       <w:r>
         <w:rPr>
@@ -12456,6 +13999,13 @@
         </w:rPr>
         <w:t xml:space="preserve"> </w:t>
       </w:r>
+    </w:p>
+    <w:p>
+      <w:pPr>
+        <w:pStyle w:val="FirstParagraph"/>
+        <w:ind w:left="480" w:hanging="480"/>
+        <w:spacing w:before="0" w:after="0"/>
+      </w:pPr>
       <w:r>
         <w:rPr>
           <w:rFonts w:ascii="Times New Roman" w:hAnsi="Times New Roman" w:eastAsia="Times New Roman" w:cs="Times New Roman"/>
@@ -12472,7 +14022,20 @@
         <w:rPr>
           <w:rFonts w:ascii="Times New Roman" w:hAnsi="Times New Roman" w:eastAsia="Times New Roman" w:cs="Times New Roman"/>
         </w:rPr>
-        <w:t xml:space="preserve">　B. </w:t>
+        <w:t xml:space="preserve">　</w:t>
+      </w:r>
+    </w:p>
+    <w:p>
+      <w:pPr>
+        <w:pStyle w:val="FirstParagraph"/>
+        <w:ind w:left="480" w:hanging="480"/>
+        <w:spacing w:before="0" w:after="0"/>
+      </w:pPr>
+      <w:r>
+        <w:rPr>
+          <w:rFonts w:ascii="Times New Roman" w:hAnsi="Times New Roman" w:eastAsia="Times New Roman" w:cs="Times New Roman"/>
+        </w:rPr>
+        <w:t xml:space="preserve">B. </w:t>
       </w:r>
       <w:r>
         <w:rPr>
@@ -12486,6 +14049,13 @@
         </w:rPr>
         <w:t xml:space="preserve"> </w:t>
       </w:r>
+    </w:p>
+    <w:p>
+      <w:pPr>
+        <w:pStyle w:val="FirstParagraph"/>
+        <w:ind w:left="480" w:hanging="480"/>
+        <w:spacing w:before="0" w:after="0"/>
+      </w:pPr>
       <w:r>
         <w:rPr>
           <w:rFonts w:ascii="Times New Roman" w:hAnsi="Times New Roman" w:eastAsia="Times New Roman" w:cs="Times New Roman"/>
@@ -12502,7 +14072,20 @@
         <w:rPr>
           <w:rFonts w:ascii="Times New Roman" w:hAnsi="Times New Roman" w:eastAsia="Times New Roman" w:cs="Times New Roman"/>
         </w:rPr>
-        <w:t xml:space="preserve">　D. </w:t>
+        <w:t xml:space="preserve">　</w:t>
+      </w:r>
+    </w:p>
+    <w:p>
+      <w:pPr>
+        <w:pStyle w:val="FirstParagraph"/>
+        <w:ind w:left="480" w:hanging="480"/>
+        <w:spacing w:before="0" w:after="180"/>
+      </w:pPr>
+      <w:r>
+        <w:rPr>
+          <w:rFonts w:ascii="Times New Roman" w:hAnsi="Times New Roman" w:eastAsia="Times New Roman" w:cs="Times New Roman"/>
+        </w:rPr>
+        <w:t xml:space="preserve">D. </w:t>
       </w:r>
       <w:r>
         <w:rPr>
@@ -12510,6 +14093,16 @@
         </w:rPr>
         <w:t xml:space="preserve">溶液呈橙色</w:t>
       </w:r>
+    </w:p>
+    <w:p>
+      <w:pPr>
+        <w:spacing w:before="0" w:after="0"/>
+      </w:pPr>
+    </w:p>
+    <w:p>
+      <w:pPr>
+        <w:spacing w:before="0" w:after="0"/>
+      </w:pPr>
     </w:p>
     <w:p>
       <w:pPr>
@@ -12544,6 +14137,8 @@
     <w:p>
       <w:pPr>
         <w:pStyle w:val="FirstParagraph"/>
+        <w:ind w:left="480" w:hanging="480"/>
+        <w:spacing w:after="0"/>
       </w:pPr>
       <w:r>
         <w:rPr>
@@ -12707,12 +14302,68 @@
         </w:rPr>
         <w:t xml:space="preserve"> </w:t>
       </w:r>
-      <w:r>
-        <w:rPr>
-          <w:rFonts w:ascii="Times New Roman" w:hAnsi="Times New Roman" w:eastAsia="Times New Roman" w:cs="Times New Roman"/>
-        </w:rPr>
-        <w:t xml:space="preserve">A. ①④⑤　B. ①③⑤　C. ①③④⑤　D. ①②③④⑤</w:t>
-      </w:r>
+    </w:p>
+    <w:p>
+      <w:pPr>
+        <w:pStyle w:val="FirstParagraph"/>
+        <w:ind w:left="480" w:hanging="480"/>
+        <w:spacing w:before="0" w:after="0"/>
+      </w:pPr>
+      <w:r>
+        <w:rPr>
+          <w:rFonts w:ascii="Times New Roman" w:hAnsi="Times New Roman" w:eastAsia="Times New Roman" w:cs="Times New Roman"/>
+        </w:rPr>
+        <w:t xml:space="preserve">A. ①④⑤　</w:t>
+      </w:r>
+    </w:p>
+    <w:p>
+      <w:pPr>
+        <w:pStyle w:val="FirstParagraph"/>
+        <w:ind w:left="480" w:hanging="480"/>
+        <w:spacing w:before="0" w:after="0"/>
+      </w:pPr>
+      <w:r>
+        <w:rPr>
+          <w:rFonts w:ascii="Times New Roman" w:hAnsi="Times New Roman" w:eastAsia="Times New Roman" w:cs="Times New Roman"/>
+        </w:rPr>
+        <w:t xml:space="preserve">B. ①③⑤　</w:t>
+      </w:r>
+    </w:p>
+    <w:p>
+      <w:pPr>
+        <w:pStyle w:val="FirstParagraph"/>
+        <w:ind w:left="480" w:hanging="480"/>
+        <w:spacing w:before="0" w:after="0"/>
+      </w:pPr>
+      <w:r>
+        <w:rPr>
+          <w:rFonts w:ascii="Times New Roman" w:hAnsi="Times New Roman" w:eastAsia="Times New Roman" w:cs="Times New Roman"/>
+        </w:rPr>
+        <w:t xml:space="preserve">C. ①③④⑤　</w:t>
+      </w:r>
+    </w:p>
+    <w:p>
+      <w:pPr>
+        <w:pStyle w:val="FirstParagraph"/>
+        <w:ind w:left="480" w:hanging="480"/>
+        <w:spacing w:before="0" w:after="180"/>
+      </w:pPr>
+      <w:r>
+        <w:rPr>
+          <w:rFonts w:ascii="Times New Roman" w:hAnsi="Times New Roman" w:eastAsia="Times New Roman" w:cs="Times New Roman"/>
+        </w:rPr>
+        <w:t xml:space="preserve">D. ①②③④⑤</w:t>
+      </w:r>
+    </w:p>
+    <w:p>
+      <w:pPr>
+        <w:spacing w:before="0" w:after="0"/>
+      </w:pPr>
+    </w:p>
+    <w:p>
+      <w:pPr>
+        <w:spacing w:before="0" w:after="0"/>
+      </w:pPr>
     </w:p>
     <w:p>
       <w:pPr>
@@ -12747,6 +14398,8 @@
     <w:p>
       <w:pPr>
         <w:pStyle w:val="FirstParagraph"/>
+        <w:ind w:left="480" w:hanging="480"/>
+        <w:spacing w:after="0"/>
       </w:pPr>
       <w:r>
         <w:rPr>
@@ -12936,12 +14589,68 @@
         </w:rPr>
         <w:t xml:space="preserve"> </w:t>
       </w:r>
-      <w:r>
-        <w:rPr>
-          <w:rFonts w:ascii="Times New Roman" w:hAnsi="Times New Roman" w:eastAsia="Times New Roman" w:cs="Times New Roman"/>
-        </w:rPr>
-        <w:t xml:space="preserve">A. 78%　B. 22%　C. 14%　D. 13%</w:t>
-      </w:r>
+    </w:p>
+    <w:p>
+      <w:pPr>
+        <w:pStyle w:val="FirstParagraph"/>
+        <w:ind w:left="480" w:hanging="480"/>
+        <w:spacing w:before="0" w:after="0"/>
+      </w:pPr>
+      <w:r>
+        <w:rPr>
+          <w:rFonts w:ascii="Times New Roman" w:hAnsi="Times New Roman" w:eastAsia="Times New Roman" w:cs="Times New Roman"/>
+        </w:rPr>
+        <w:t xml:space="preserve">A. 78%　</w:t>
+      </w:r>
+    </w:p>
+    <w:p>
+      <w:pPr>
+        <w:pStyle w:val="FirstParagraph"/>
+        <w:ind w:left="480" w:hanging="480"/>
+        <w:spacing w:before="0" w:after="0"/>
+      </w:pPr>
+      <w:r>
+        <w:rPr>
+          <w:rFonts w:ascii="Times New Roman" w:hAnsi="Times New Roman" w:eastAsia="Times New Roman" w:cs="Times New Roman"/>
+        </w:rPr>
+        <w:t xml:space="preserve">B. 22%　</w:t>
+      </w:r>
+    </w:p>
+    <w:p>
+      <w:pPr>
+        <w:pStyle w:val="FirstParagraph"/>
+        <w:ind w:left="480" w:hanging="480"/>
+        <w:spacing w:before="0" w:after="0"/>
+      </w:pPr>
+      <w:r>
+        <w:rPr>
+          <w:rFonts w:ascii="Times New Roman" w:hAnsi="Times New Roman" w:eastAsia="Times New Roman" w:cs="Times New Roman"/>
+        </w:rPr>
+        <w:t xml:space="preserve">C. 14%　</w:t>
+      </w:r>
+    </w:p>
+    <w:p>
+      <w:pPr>
+        <w:pStyle w:val="FirstParagraph"/>
+        <w:ind w:left="480" w:hanging="480"/>
+        <w:spacing w:before="0" w:after="180"/>
+      </w:pPr>
+      <w:r>
+        <w:rPr>
+          <w:rFonts w:ascii="Times New Roman" w:hAnsi="Times New Roman" w:eastAsia="Times New Roman" w:cs="Times New Roman"/>
+        </w:rPr>
+        <w:t xml:space="preserve">D. 13%</w:t>
+      </w:r>
+    </w:p>
+    <w:p>
+      <w:pPr>
+        <w:spacing w:before="0" w:after="0"/>
+      </w:pPr>
+    </w:p>
+    <w:p>
+      <w:pPr>
+        <w:spacing w:before="0" w:after="0"/>
+      </w:pPr>
     </w:p>
     <w:p>
       <w:pPr>
@@ -13019,6 +14728,21 @@
         </w:rPr>
         <w:t>。</w:t>
       </w:r>
+    </w:p>
+    <w:p>
+      <w:pPr>
+        <w:spacing w:before="0" w:after="0"/>
+      </w:pPr>
+    </w:p>
+    <w:p>
+      <w:pPr>
+        <w:spacing w:before="0" w:after="0"/>
+      </w:pPr>
+    </w:p>
+    <w:p>
+      <w:pPr>
+        <w:spacing w:before="0" w:after="0"/>
+      </w:pPr>
     </w:p>
     <w:p>
       <w:pPr>
@@ -13630,6 +15354,31 @@
         </w:rPr>
         <w:t xml:space="preserve">醇</w:t>
       </w:r>
+    </w:p>
+    <w:p>
+      <w:pPr>
+        <w:spacing w:before="0" w:after="0"/>
+      </w:pPr>
+    </w:p>
+    <w:p>
+      <w:pPr>
+        <w:spacing w:before="0" w:after="0"/>
+      </w:pPr>
+    </w:p>
+    <w:p>
+      <w:pPr>
+        <w:spacing w:before="0" w:after="0"/>
+      </w:pPr>
+    </w:p>
+    <w:p>
+      <w:pPr>
+        <w:spacing w:before="0" w:after="0"/>
+      </w:pPr>
+    </w:p>
+    <w:p>
+      <w:pPr>
+        <w:spacing w:before="0" w:after="0"/>
+      </w:pPr>
     </w:p>
     <w:p>
       <w:pPr>
@@ -14068,6 +15817,31 @@
     </w:p>
     <w:p>
       <w:pPr>
+        <w:spacing w:before="0" w:after="0"/>
+      </w:pPr>
+    </w:p>
+    <w:p>
+      <w:pPr>
+        <w:spacing w:before="0" w:after="0"/>
+      </w:pPr>
+    </w:p>
+    <w:p>
+      <w:pPr>
+        <w:spacing w:before="0" w:after="0"/>
+      </w:pPr>
+    </w:p>
+    <w:p>
+      <w:pPr>
+        <w:spacing w:before="0" w:after="0"/>
+      </w:pPr>
+    </w:p>
+    <w:p>
+      <w:pPr>
+        <w:spacing w:before="0" w:after="0"/>
+      </w:pPr>
+    </w:p>
+    <w:p>
+      <w:pPr>
         <w:spacing w:before="160" w:after="80"/>
       </w:pPr>
       <w:r>
@@ -14422,6 +16196,46 @@
         </w:rPr>
         <w:t xml:space="preserve">羧酸</w:t>
       </w:r>
+    </w:p>
+    <w:p>
+      <w:pPr>
+        <w:spacing w:before="0" w:after="0"/>
+      </w:pPr>
+    </w:p>
+    <w:p>
+      <w:pPr>
+        <w:spacing w:before="0" w:after="0"/>
+      </w:pPr>
+    </w:p>
+    <w:p>
+      <w:pPr>
+        <w:spacing w:before="0" w:after="0"/>
+      </w:pPr>
+    </w:p>
+    <w:p>
+      <w:pPr>
+        <w:spacing w:before="0" w:after="0"/>
+      </w:pPr>
+    </w:p>
+    <w:p>
+      <w:pPr>
+        <w:spacing w:before="0" w:after="0"/>
+      </w:pPr>
+    </w:p>
+    <w:p>
+      <w:pPr>
+        <w:spacing w:before="0" w:after="0"/>
+      </w:pPr>
+    </w:p>
+    <w:p>
+      <w:pPr>
+        <w:spacing w:before="0" w:after="0"/>
+      </w:pPr>
+    </w:p>
+    <w:p>
+      <w:pPr>
+        <w:spacing w:before="0" w:after="0"/>
+      </w:pPr>
     </w:p>
     <w:p>
       <w:pPr>
@@ -14923,7 +16737,7 @@
         </w:rPr>
         <w:drawing>
           <wp:inline>
-            <wp:extent cx="3600000" cy="1082706"/>
+            <wp:extent cx="3600000" cy="956017"/>
             <wp:effectExtent b="0" l="0" r="0" t="0"/>
             <wp:docPr descr="" title="" id="164" name="Picture"/>
             <a:graphic>
@@ -14944,7 +16758,7 @@
                   <pic:spPr bwMode="auto">
                     <a:xfrm>
                       <a:off x="0" y="0"/>
-                      <a:ext cx="3600000" cy="1082706"/>
+                      <a:ext cx="3600000" cy="956017"/>
                     </a:xfrm>
                     <a:prstGeom prst="rect">
                       <a:avLst/>
@@ -14965,6 +16779,31 @@
     </w:p>
     <w:p>
       <w:pPr>
+        <w:spacing w:before="0" w:after="0"/>
+      </w:pPr>
+    </w:p>
+    <w:p>
+      <w:pPr>
+        <w:spacing w:before="0" w:after="0"/>
+      </w:pPr>
+    </w:p>
+    <w:p>
+      <w:pPr>
+        <w:spacing w:before="0" w:after="0"/>
+      </w:pPr>
+    </w:p>
+    <w:p>
+      <w:pPr>
+        <w:spacing w:before="0" w:after="0"/>
+      </w:pPr>
+    </w:p>
+    <w:p>
+      <w:pPr>
+        <w:spacing w:before="0" w:after="0"/>
+      </w:pPr>
+    </w:p>
+    <w:p>
+      <w:pPr>
         <w:spacing w:before="160" w:after="80"/>
       </w:pPr>
       <w:r>
@@ -15680,7 +17519,7 @@
         </w:rPr>
         <w:drawing>
           <wp:inline>
-            <wp:extent cx="3197202" cy="2033420"/>
+            <wp:extent cx="3053463" cy="2033420"/>
             <wp:effectExtent b="0" l="0" r="0" t="0"/>
             <wp:docPr descr="" title="" id="168" name="Picture"/>
             <a:graphic>
@@ -15701,7 +17540,7 @@
                   <pic:spPr bwMode="auto">
                     <a:xfrm>
                       <a:off x="0" y="0"/>
-                      <a:ext cx="3197202" cy="2033420"/>
+                      <a:ext cx="3053463" cy="2033420"/>
                     </a:xfrm>
                     <a:prstGeom prst="rect">
                       <a:avLst/>
@@ -15722,6 +17561,31 @@
     </w:p>
     <w:p>
       <w:pPr>
+        <w:spacing w:before="0" w:after="0"/>
+      </w:pPr>
+    </w:p>
+    <w:p>
+      <w:pPr>
+        <w:spacing w:before="0" w:after="0"/>
+      </w:pPr>
+    </w:p>
+    <w:p>
+      <w:pPr>
+        <w:spacing w:before="0" w:after="0"/>
+      </w:pPr>
+    </w:p>
+    <w:p>
+      <w:pPr>
+        <w:spacing w:before="0" w:after="0"/>
+      </w:pPr>
+    </w:p>
+    <w:p>
+      <w:pPr>
+        <w:spacing w:before="0" w:after="0"/>
+      </w:pPr>
+    </w:p>
+    <w:p>
+      <w:pPr>
         <w:spacing w:before="160" w:after="80"/>
       </w:pPr>
       <w:r>
@@ -16363,6 +18227,21 @@
     </w:p>
     <w:p>
       <w:pPr>
+        <w:spacing w:before="0" w:after="0"/>
+      </w:pPr>
+    </w:p>
+    <w:p>
+      <w:pPr>
+        <w:spacing w:before="0" w:after="0"/>
+      </w:pPr>
+    </w:p>
+    <w:p>
+      <w:pPr>
+        <w:spacing w:before="0" w:after="0"/>
+      </w:pPr>
+    </w:p>
+    <w:p>
+      <w:pPr>
         <w:spacing w:before="160" w:after="80"/>
       </w:pPr>
       <w:r>
@@ -16736,6 +18615,31 @@
     </w:p>
     <w:p>
       <w:pPr>
+        <w:spacing w:before="0" w:after="0"/>
+      </w:pPr>
+    </w:p>
+    <w:p>
+      <w:pPr>
+        <w:spacing w:before="0" w:after="0"/>
+      </w:pPr>
+    </w:p>
+    <w:p>
+      <w:pPr>
+        <w:spacing w:before="0" w:after="0"/>
+      </w:pPr>
+    </w:p>
+    <w:p>
+      <w:pPr>
+        <w:spacing w:before="0" w:after="0"/>
+      </w:pPr>
+    </w:p>
+    <w:p>
+      <w:pPr>
+        <w:spacing w:before="0" w:after="0"/>
+      </w:pPr>
+    </w:p>
+    <w:p>
+      <w:pPr>
         <w:spacing w:before="160" w:after="80"/>
       </w:pPr>
       <w:r>
@@ -17341,6 +19245,21 @@
     </w:p>
     <w:p>
       <w:pPr>
+        <w:spacing w:before="0" w:after="0"/>
+      </w:pPr>
+    </w:p>
+    <w:p>
+      <w:pPr>
+        <w:spacing w:before="0" w:after="0"/>
+      </w:pPr>
+    </w:p>
+    <w:p>
+      <w:pPr>
+        <w:spacing w:before="0" w:after="0"/>
+      </w:pPr>
+    </w:p>
+    <w:p>
+      <w:pPr>
         <w:spacing w:before="160" w:after="80"/>
       </w:pPr>
       <w:r>
@@ -17449,6 +19368,31 @@
     </w:p>
     <w:p>
       <w:pPr>
+        <w:spacing w:before="0" w:after="0"/>
+      </w:pPr>
+    </w:p>
+    <w:p>
+      <w:pPr>
+        <w:spacing w:before="0" w:after="0"/>
+      </w:pPr>
+    </w:p>
+    <w:p>
+      <w:pPr>
+        <w:spacing w:before="0" w:after="0"/>
+      </w:pPr>
+    </w:p>
+    <w:p>
+      <w:pPr>
+        <w:spacing w:before="0" w:after="0"/>
+      </w:pPr>
+    </w:p>
+    <w:p>
+      <w:pPr>
+        <w:spacing w:before="0" w:after="0"/>
+      </w:pPr>
+    </w:p>
+    <w:p>
+      <w:pPr>
         <w:spacing w:before="160" w:after="80"/>
       </w:pPr>
       <w:r>
@@ -17674,7 +19618,7 @@
         </w:rPr>
         <w:drawing>
           <wp:inline>
-            <wp:extent cx="3149600" cy="1041400"/>
+            <wp:extent cx="3149600" cy="998021"/>
             <wp:effectExtent b="0" l="0" r="0" t="0"/>
             <wp:docPr descr="" title="" id="177" name="Picture"/>
             <a:graphic>
@@ -17695,7 +19639,7 @@
                   <pic:spPr bwMode="auto">
                     <a:xfrm>
                       <a:off x="0" y="0"/>
-                      <a:ext cx="3149600" cy="1041400"/>
+                      <a:ext cx="3149600" cy="998021"/>
                     </a:xfrm>
                     <a:prstGeom prst="rect">
                       <a:avLst/>
@@ -17757,6 +19701,46 @@
     </w:p>
     <w:p>
       <w:pPr>
+        <w:spacing w:before="0" w:after="0"/>
+      </w:pPr>
+    </w:p>
+    <w:p>
+      <w:pPr>
+        <w:spacing w:before="0" w:after="0"/>
+      </w:pPr>
+    </w:p>
+    <w:p>
+      <w:pPr>
+        <w:spacing w:before="0" w:after="0"/>
+      </w:pPr>
+    </w:p>
+    <w:p>
+      <w:pPr>
+        <w:spacing w:before="0" w:after="0"/>
+      </w:pPr>
+    </w:p>
+    <w:p>
+      <w:pPr>
+        <w:spacing w:before="0" w:after="0"/>
+      </w:pPr>
+    </w:p>
+    <w:p>
+      <w:pPr>
+        <w:spacing w:before="0" w:after="0"/>
+      </w:pPr>
+    </w:p>
+    <w:p>
+      <w:pPr>
+        <w:spacing w:before="0" w:after="0"/>
+      </w:pPr>
+    </w:p>
+    <w:p>
+      <w:pPr>
+        <w:spacing w:before="0" w:after="0"/>
+      </w:pPr>
+    </w:p>
+    <w:p>
+      <w:pPr>
         <w:spacing w:before="160" w:after="80"/>
       </w:pPr>
       <w:r>
@@ -18017,6 +20001,46 @@
     </w:p>
     <w:p>
       <w:pPr>
+        <w:spacing w:before="0" w:after="0"/>
+      </w:pPr>
+    </w:p>
+    <w:p>
+      <w:pPr>
+        <w:spacing w:before="0" w:after="0"/>
+      </w:pPr>
+    </w:p>
+    <w:p>
+      <w:pPr>
+        <w:spacing w:before="0" w:after="0"/>
+      </w:pPr>
+    </w:p>
+    <w:p>
+      <w:pPr>
+        <w:spacing w:before="0" w:after="0"/>
+      </w:pPr>
+    </w:p>
+    <w:p>
+      <w:pPr>
+        <w:spacing w:before="0" w:after="0"/>
+      </w:pPr>
+    </w:p>
+    <w:p>
+      <w:pPr>
+        <w:spacing w:before="0" w:after="0"/>
+      </w:pPr>
+    </w:p>
+    <w:p>
+      <w:pPr>
+        <w:spacing w:before="0" w:after="0"/>
+      </w:pPr>
+    </w:p>
+    <w:p>
+      <w:pPr>
+        <w:spacing w:before="0" w:after="0"/>
+      </w:pPr>
+    </w:p>
+    <w:p>
+      <w:pPr>
         <w:spacing w:before="160" w:after="80"/>
       </w:pPr>
       <w:r>
@@ -18313,6 +20337,46 @@
     </w:p>
     <w:p>
       <w:pPr>
+        <w:spacing w:before="0" w:after="0"/>
+      </w:pPr>
+    </w:p>
+    <w:p>
+      <w:pPr>
+        <w:spacing w:before="0" w:after="0"/>
+      </w:pPr>
+    </w:p>
+    <w:p>
+      <w:pPr>
+        <w:spacing w:before="0" w:after="0"/>
+      </w:pPr>
+    </w:p>
+    <w:p>
+      <w:pPr>
+        <w:spacing w:before="0" w:after="0"/>
+      </w:pPr>
+    </w:p>
+    <w:p>
+      <w:pPr>
+        <w:spacing w:before="0" w:after="0"/>
+      </w:pPr>
+    </w:p>
+    <w:p>
+      <w:pPr>
+        <w:spacing w:before="0" w:after="0"/>
+      </w:pPr>
+    </w:p>
+    <w:p>
+      <w:pPr>
+        <w:spacing w:before="0" w:after="0"/>
+      </w:pPr>
+    </w:p>
+    <w:p>
+      <w:pPr>
+        <w:spacing w:before="0" w:after="0"/>
+      </w:pPr>
+    </w:p>
+    <w:p>
+      <w:pPr>
         <w:spacing w:before="160" w:after="80"/>
       </w:pPr>
       <w:r>
@@ -18447,7 +20511,7 @@
         </w:rPr>
         <w:drawing>
           <wp:inline>
-            <wp:extent cx="3600000" cy="944444"/>
+            <wp:extent cx="3600000" cy="927778"/>
             <wp:effectExtent b="0" l="0" r="0" t="0"/>
             <wp:docPr descr="" title="" id="183" name="Picture"/>
             <a:graphic>
@@ -18468,7 +20532,7 @@
                   <pic:spPr bwMode="auto">
                     <a:xfrm>
                       <a:off x="0" y="0"/>
-                      <a:ext cx="3600000" cy="944444"/>
+                      <a:ext cx="3600000" cy="927778"/>
                     </a:xfrm>
                     <a:prstGeom prst="rect">
                       <a:avLst/>
@@ -18489,6 +20553,31 @@
     </w:p>
     <w:p>
       <w:pPr>
+        <w:spacing w:before="0" w:after="0"/>
+      </w:pPr>
+    </w:p>
+    <w:p>
+      <w:pPr>
+        <w:spacing w:before="0" w:after="0"/>
+      </w:pPr>
+    </w:p>
+    <w:p>
+      <w:pPr>
+        <w:spacing w:before="0" w:after="0"/>
+      </w:pPr>
+    </w:p>
+    <w:p>
+      <w:pPr>
+        <w:spacing w:before="0" w:after="0"/>
+      </w:pPr>
+    </w:p>
+    <w:p>
+      <w:pPr>
+        <w:spacing w:before="0" w:after="0"/>
+      </w:pPr>
+    </w:p>
+    <w:p>
+      <w:pPr>
         <w:spacing w:before="160" w:after="80"/>
       </w:pPr>
       <w:r>
@@ -18647,7 +20736,7 @@
         </w:rPr>
         <w:drawing>
           <wp:inline>
-            <wp:extent cx="3600000" cy="793484"/>
+            <wp:extent cx="3599994" cy="793484"/>
             <wp:effectExtent b="0" l="0" r="0" t="0"/>
             <wp:docPr descr="" title="" id="187" name="Picture"/>
             <a:graphic>
@@ -18668,7 +20757,7 @@
                   <pic:spPr bwMode="auto">
                     <a:xfrm>
                       <a:off x="0" y="0"/>
-                      <a:ext cx="3600000" cy="793484"/>
+                      <a:ext cx="3599994" cy="793484"/>
                     </a:xfrm>
                     <a:prstGeom prst="rect">
                       <a:avLst/>
@@ -18689,6 +20778,31 @@
     </w:p>
     <w:p>
       <w:pPr>
+        <w:spacing w:before="0" w:after="0"/>
+      </w:pPr>
+    </w:p>
+    <w:p>
+      <w:pPr>
+        <w:spacing w:before="0" w:after="0"/>
+      </w:pPr>
+    </w:p>
+    <w:p>
+      <w:pPr>
+        <w:spacing w:before="0" w:after="0"/>
+      </w:pPr>
+    </w:p>
+    <w:p>
+      <w:pPr>
+        <w:spacing w:before="0" w:after="0"/>
+      </w:pPr>
+    </w:p>
+    <w:p>
+      <w:pPr>
+        <w:spacing w:before="0" w:after="0"/>
+      </w:pPr>
+    </w:p>
+    <w:p>
+      <w:pPr>
         <w:spacing w:before="160" w:after="80"/>
       </w:pPr>
       <w:r>
@@ -18811,7 +20925,7 @@
         </w:rPr>
         <w:drawing>
           <wp:inline>
-            <wp:extent cx="3600000" cy="864651"/>
+            <wp:extent cx="3600000" cy="850909"/>
             <wp:effectExtent b="0" l="0" r="0" t="0"/>
             <wp:docPr descr="" title="" id="191" name="Picture"/>
             <a:graphic>
@@ -18832,7 +20946,7 @@
                   <pic:spPr bwMode="auto">
                     <a:xfrm>
                       <a:off x="0" y="0"/>
-                      <a:ext cx="3600000" cy="864651"/>
+                      <a:ext cx="3600000" cy="850909"/>
                     </a:xfrm>
                     <a:prstGeom prst="rect">
                       <a:avLst/>
@@ -18863,7 +20977,7 @@
         </w:rPr>
         <w:drawing>
           <wp:inline>
-            <wp:extent cx="3600000" cy="1017800"/>
+            <wp:extent cx="3600000" cy="1011307"/>
             <wp:effectExtent b="0" l="0" r="0" t="0"/>
             <wp:docPr descr="" title="" id="194" name="Picture"/>
             <a:graphic>
@@ -18884,7 +20998,7 @@
                   <pic:spPr bwMode="auto">
                     <a:xfrm>
                       <a:off x="0" y="0"/>
-                      <a:ext cx="3600000" cy="1017800"/>
+                      <a:ext cx="3600000" cy="1011307"/>
                     </a:xfrm>
                     <a:prstGeom prst="rect">
                       <a:avLst/>
@@ -18905,6 +21019,31 @@
     </w:p>
     <w:p>
       <w:pPr>
+        <w:spacing w:before="0" w:after="0"/>
+      </w:pPr>
+    </w:p>
+    <w:p>
+      <w:pPr>
+        <w:spacing w:before="0" w:after="0"/>
+      </w:pPr>
+    </w:p>
+    <w:p>
+      <w:pPr>
+        <w:spacing w:before="0" w:after="0"/>
+      </w:pPr>
+    </w:p>
+    <w:p>
+      <w:pPr>
+        <w:spacing w:before="0" w:after="0"/>
+      </w:pPr>
+    </w:p>
+    <w:p>
+      <w:pPr>
+        <w:spacing w:before="0" w:after="0"/>
+      </w:pPr>
+    </w:p>
+    <w:p>
+      <w:pPr>
         <w:spacing w:before="160" w:after="80"/>
       </w:pPr>
       <w:r>
@@ -19081,7 +21220,7 @@
         </w:rPr>
         <w:drawing>
           <wp:inline>
-            <wp:extent cx="3600000" cy="675949"/>
+            <wp:extent cx="3593407" cy="675949"/>
             <wp:effectExtent b="0" l="0" r="0" t="0"/>
             <wp:docPr descr="" title="" id="198" name="Picture"/>
             <a:graphic>
@@ -19102,7 +21241,7 @@
                   <pic:spPr bwMode="auto">
                     <a:xfrm>
                       <a:off x="0" y="0"/>
-                      <a:ext cx="3600000" cy="675949"/>
+                      <a:ext cx="3593407" cy="675949"/>
                     </a:xfrm>
                     <a:prstGeom prst="rect">
                       <a:avLst/>
@@ -19123,6 +21262,31 @@
     </w:p>
     <w:p>
       <w:pPr>
+        <w:spacing w:before="0" w:after="0"/>
+      </w:pPr>
+    </w:p>
+    <w:p>
+      <w:pPr>
+        <w:spacing w:before="0" w:after="0"/>
+      </w:pPr>
+    </w:p>
+    <w:p>
+      <w:pPr>
+        <w:spacing w:before="0" w:after="0"/>
+      </w:pPr>
+    </w:p>
+    <w:p>
+      <w:pPr>
+        <w:spacing w:before="0" w:after="0"/>
+      </w:pPr>
+    </w:p>
+    <w:p>
+      <w:pPr>
+        <w:spacing w:before="0" w:after="0"/>
+      </w:pPr>
+    </w:p>
+    <w:p>
+      <w:pPr>
         <w:spacing w:before="160" w:after="80"/>
       </w:pPr>
       <w:r>
@@ -19311,7 +21475,7 @@
         </w:rPr>
         <w:drawing>
           <wp:inline>
-            <wp:extent cx="3600000" cy="833765"/>
+            <wp:extent cx="3568826" cy="833765"/>
             <wp:effectExtent b="0" l="0" r="0" t="0"/>
             <wp:docPr descr="" title="" id="202" name="Picture"/>
             <a:graphic>
@@ -19332,7 +21496,7 @@
                   <pic:spPr bwMode="auto">
                     <a:xfrm>
                       <a:off x="0" y="0"/>
-                      <a:ext cx="3600000" cy="833765"/>
+                      <a:ext cx="3568826" cy="833765"/>
                     </a:xfrm>
                     <a:prstGeom prst="rect">
                       <a:avLst/>
@@ -19353,6 +21517,46 @@
     </w:p>
     <w:p>
       <w:pPr>
+        <w:spacing w:before="0" w:after="0"/>
+      </w:pPr>
+    </w:p>
+    <w:p>
+      <w:pPr>
+        <w:spacing w:before="0" w:after="0"/>
+      </w:pPr>
+    </w:p>
+    <w:p>
+      <w:pPr>
+        <w:spacing w:before="0" w:after="0"/>
+      </w:pPr>
+    </w:p>
+    <w:p>
+      <w:pPr>
+        <w:spacing w:before="0" w:after="0"/>
+      </w:pPr>
+    </w:p>
+    <w:p>
+      <w:pPr>
+        <w:spacing w:before="0" w:after="0"/>
+      </w:pPr>
+    </w:p>
+    <w:p>
+      <w:pPr>
+        <w:spacing w:before="0" w:after="0"/>
+      </w:pPr>
+    </w:p>
+    <w:p>
+      <w:pPr>
+        <w:spacing w:before="0" w:after="0"/>
+      </w:pPr>
+    </w:p>
+    <w:p>
+      <w:pPr>
+        <w:spacing w:before="0" w:after="0"/>
+      </w:pPr>
+    </w:p>
+    <w:p>
+      <w:pPr>
         <w:spacing w:before="160" w:after="80"/>
       </w:pPr>
       <w:r>
@@ -19565,7 +21769,7 @@
         </w:rPr>
         <w:drawing>
           <wp:inline>
-            <wp:extent cx="3600000" cy="636340"/>
+            <wp:extent cx="3600000" cy="624535"/>
             <wp:effectExtent b="0" l="0" r="0" t="0"/>
             <wp:docPr descr="" title="" id="206" name="Picture"/>
             <a:graphic>
@@ -19586,7 +21790,7 @@
                   <pic:spPr bwMode="auto">
                     <a:xfrm>
                       <a:off x="0" y="0"/>
-                      <a:ext cx="3600000" cy="636340"/>
+                      <a:ext cx="3600000" cy="624535"/>
                     </a:xfrm>
                     <a:prstGeom prst="rect">
                       <a:avLst/>
@@ -19607,6 +21811,46 @@
     </w:p>
     <w:p>
       <w:pPr>
+        <w:spacing w:before="0" w:after="0"/>
+      </w:pPr>
+    </w:p>
+    <w:p>
+      <w:pPr>
+        <w:spacing w:before="0" w:after="0"/>
+      </w:pPr>
+    </w:p>
+    <w:p>
+      <w:pPr>
+        <w:spacing w:before="0" w:after="0"/>
+      </w:pPr>
+    </w:p>
+    <w:p>
+      <w:pPr>
+        <w:spacing w:before="0" w:after="0"/>
+      </w:pPr>
+    </w:p>
+    <w:p>
+      <w:pPr>
+        <w:spacing w:before="0" w:after="0"/>
+      </w:pPr>
+    </w:p>
+    <w:p>
+      <w:pPr>
+        <w:spacing w:before="0" w:after="0"/>
+      </w:pPr>
+    </w:p>
+    <w:p>
+      <w:pPr>
+        <w:spacing w:before="0" w:after="0"/>
+      </w:pPr>
+    </w:p>
+    <w:p>
+      <w:pPr>
+        <w:spacing w:before="0" w:after="0"/>
+      </w:pPr>
+    </w:p>
+    <w:p>
+      <w:pPr>
         <w:spacing w:before="160" w:after="80"/>
       </w:pPr>
       <w:r>
@@ -19771,7 +22015,7 @@
         </w:rPr>
         <w:drawing>
           <wp:inline>
-            <wp:extent cx="3600000" cy="1317293"/>
+            <wp:extent cx="3599999" cy="1317293"/>
             <wp:effectExtent b="0" l="0" r="0" t="0"/>
             <wp:docPr descr="" title="" id="210" name="Picture"/>
             <a:graphic>
@@ -19792,7 +22036,7 @@
                   <pic:spPr bwMode="auto">
                     <a:xfrm>
                       <a:off x="0" y="0"/>
-                      <a:ext cx="3600000" cy="1317293"/>
+                      <a:ext cx="3599999" cy="1317293"/>
                     </a:xfrm>
                     <a:prstGeom prst="rect">
                       <a:avLst/>
@@ -19813,6 +22057,31 @@
     </w:p>
     <w:p>
       <w:pPr>
+        <w:spacing w:before="0" w:after="0"/>
+      </w:pPr>
+    </w:p>
+    <w:p>
+      <w:pPr>
+        <w:spacing w:before="0" w:after="0"/>
+      </w:pPr>
+    </w:p>
+    <w:p>
+      <w:pPr>
+        <w:spacing w:before="0" w:after="0"/>
+      </w:pPr>
+    </w:p>
+    <w:p>
+      <w:pPr>
+        <w:spacing w:before="0" w:after="0"/>
+      </w:pPr>
+    </w:p>
+    <w:p>
+      <w:pPr>
+        <w:spacing w:before="0" w:after="0"/>
+      </w:pPr>
+    </w:p>
+    <w:p>
+      <w:pPr>
         <w:spacing w:before="160" w:after="80"/>
       </w:pPr>
       <w:r>
@@ -20019,7 +22288,7 @@
         </w:rPr>
         <w:drawing>
           <wp:inline>
-            <wp:extent cx="3600000" cy="877685"/>
+            <wp:extent cx="3570244" cy="877685"/>
             <wp:effectExtent b="0" l="0" r="0" t="0"/>
             <wp:docPr descr="" title="" id="214" name="Picture"/>
             <a:graphic>
@@ -20040,7 +22309,7 @@
                   <pic:spPr bwMode="auto">
                     <a:xfrm>
                       <a:off x="0" y="0"/>
-                      <a:ext cx="3600000" cy="877685"/>
+                      <a:ext cx="3570244" cy="877685"/>
                     </a:xfrm>
                     <a:prstGeom prst="rect">
                       <a:avLst/>
@@ -20061,6 +22330,46 @@
     </w:p>
     <w:p>
       <w:pPr>
+        <w:spacing w:before="0" w:after="0"/>
+      </w:pPr>
+    </w:p>
+    <w:p>
+      <w:pPr>
+        <w:spacing w:before="0" w:after="0"/>
+      </w:pPr>
+    </w:p>
+    <w:p>
+      <w:pPr>
+        <w:spacing w:before="0" w:after="0"/>
+      </w:pPr>
+    </w:p>
+    <w:p>
+      <w:pPr>
+        <w:spacing w:before="0" w:after="0"/>
+      </w:pPr>
+    </w:p>
+    <w:p>
+      <w:pPr>
+        <w:spacing w:before="0" w:after="0"/>
+      </w:pPr>
+    </w:p>
+    <w:p>
+      <w:pPr>
+        <w:spacing w:before="0" w:after="0"/>
+      </w:pPr>
+    </w:p>
+    <w:p>
+      <w:pPr>
+        <w:spacing w:before="0" w:after="0"/>
+      </w:pPr>
+    </w:p>
+    <w:p>
+      <w:pPr>
+        <w:spacing w:before="0" w:after="0"/>
+      </w:pPr>
+    </w:p>
+    <w:p>
+      <w:pPr>
         <w:spacing w:before="160" w:after="80"/>
       </w:pPr>
       <w:r>
@@ -20201,7 +22510,7 @@
         </w:rPr>
         <w:drawing>
           <wp:inline>
-            <wp:extent cx="3600000" cy="1094006"/>
+            <wp:extent cx="3600000" cy="1044275"/>
             <wp:effectExtent b="0" l="0" r="0" t="0"/>
             <wp:docPr descr="" title="" id="218" name="Picture"/>
             <a:graphic>
@@ -20222,7 +22531,7 @@
                   <pic:spPr bwMode="auto">
                     <a:xfrm>
                       <a:off x="0" y="0"/>
-                      <a:ext cx="3600000" cy="1094006"/>
+                      <a:ext cx="3600000" cy="1044275"/>
                     </a:xfrm>
                     <a:prstGeom prst="rect">
                       <a:avLst/>
@@ -20243,6 +22552,31 @@
     </w:p>
     <w:p>
       <w:pPr>
+        <w:spacing w:before="0" w:after="0"/>
+      </w:pPr>
+    </w:p>
+    <w:p>
+      <w:pPr>
+        <w:spacing w:before="0" w:after="0"/>
+      </w:pPr>
+    </w:p>
+    <w:p>
+      <w:pPr>
+        <w:spacing w:before="0" w:after="0"/>
+      </w:pPr>
+    </w:p>
+    <w:p>
+      <w:pPr>
+        <w:spacing w:before="0" w:after="0"/>
+      </w:pPr>
+    </w:p>
+    <w:p>
+      <w:pPr>
+        <w:spacing w:before="0" w:after="0"/>
+      </w:pPr>
+    </w:p>
+    <w:p>
+      <w:pPr>
         <w:spacing w:before="160" w:after="80"/>
       </w:pPr>
       <w:r>
@@ -20395,7 +22729,7 @@
         </w:rPr>
         <w:drawing>
           <wp:inline>
-            <wp:extent cx="3600000" cy="1090908"/>
+            <wp:extent cx="3600000" cy="1081369"/>
             <wp:effectExtent b="0" l="0" r="0" t="0"/>
             <wp:docPr descr="" title="" id="222" name="Picture"/>
             <a:graphic>
@@ -20416,7 +22750,7 @@
                   <pic:spPr bwMode="auto">
                     <a:xfrm>
                       <a:off x="0" y="0"/>
-                      <a:ext cx="3600000" cy="1090908"/>
+                      <a:ext cx="3600000" cy="1081369"/>
                     </a:xfrm>
                     <a:prstGeom prst="rect">
                       <a:avLst/>
@@ -20437,6 +22771,31 @@
     </w:p>
     <w:p>
       <w:pPr>
+        <w:spacing w:before="0" w:after="0"/>
+      </w:pPr>
+    </w:p>
+    <w:p>
+      <w:pPr>
+        <w:spacing w:before="0" w:after="0"/>
+      </w:pPr>
+    </w:p>
+    <w:p>
+      <w:pPr>
+        <w:spacing w:before="0" w:after="0"/>
+      </w:pPr>
+    </w:p>
+    <w:p>
+      <w:pPr>
+        <w:spacing w:before="0" w:after="0"/>
+      </w:pPr>
+    </w:p>
+    <w:p>
+      <w:pPr>
+        <w:spacing w:before="0" w:after="0"/>
+      </w:pPr>
+    </w:p>
+    <w:p>
+      <w:pPr>
         <w:spacing w:before="160" w:after="80"/>
       </w:pPr>
       <w:r>
@@ -20553,7 +22912,7 @@
         </w:rPr>
         <w:drawing>
           <wp:inline>
-            <wp:extent cx="3600000" cy="685004"/>
+            <wp:extent cx="3600000" cy="658945"/>
             <wp:effectExtent b="0" l="0" r="0" t="0"/>
             <wp:docPr descr="" title="" id="226" name="Picture"/>
             <a:graphic>
@@ -20574,7 +22933,7 @@
                   <pic:spPr bwMode="auto">
                     <a:xfrm>
                       <a:off x="0" y="0"/>
-                      <a:ext cx="3600000" cy="685004"/>
+                      <a:ext cx="3600000" cy="658945"/>
                     </a:xfrm>
                     <a:prstGeom prst="rect">
                       <a:avLst/>
@@ -20592,6 +22951,31 @@
           </wp:inline>
         </w:drawing>
       </w:r>
+    </w:p>
+    <w:p>
+      <w:pPr>
+        <w:spacing w:before="0" w:after="0"/>
+      </w:pPr>
+    </w:p>
+    <w:p>
+      <w:pPr>
+        <w:spacing w:before="0" w:after="0"/>
+      </w:pPr>
+    </w:p>
+    <w:p>
+      <w:pPr>
+        <w:spacing w:before="0" w:after="0"/>
+      </w:pPr>
+    </w:p>
+    <w:p>
+      <w:pPr>
+        <w:spacing w:before="0" w:after="0"/>
+      </w:pPr>
+    </w:p>
+    <w:p>
+      <w:pPr>
+        <w:spacing w:before="0" w:after="0"/>
+      </w:pPr>
     </w:p>
     <w:p>
       <w:pPr>
@@ -21255,6 +23639,31 @@
     </w:p>
     <w:p>
       <w:pPr>
+        <w:spacing w:before="0" w:after="0"/>
+      </w:pPr>
+    </w:p>
+    <w:p>
+      <w:pPr>
+        <w:spacing w:before="0" w:after="0"/>
+      </w:pPr>
+    </w:p>
+    <w:p>
+      <w:pPr>
+        <w:spacing w:before="0" w:after="0"/>
+      </w:pPr>
+    </w:p>
+    <w:p>
+      <w:pPr>
+        <w:spacing w:before="0" w:after="0"/>
+      </w:pPr>
+    </w:p>
+    <w:p>
+      <w:pPr>
+        <w:spacing w:before="0" w:after="0"/>
+      </w:pPr>
+    </w:p>
+    <w:p>
+      <w:pPr>
         <w:spacing w:before="160" w:after="80"/>
       </w:pPr>
       <w:r>
@@ -21741,6 +24150,46 @@
         </w:rPr>
         <w:t>。</w:t>
       </w:r>
+    </w:p>
+    <w:p>
+      <w:pPr>
+        <w:spacing w:before="0" w:after="0"/>
+      </w:pPr>
+    </w:p>
+    <w:p>
+      <w:pPr>
+        <w:spacing w:before="0" w:after="0"/>
+      </w:pPr>
+    </w:p>
+    <w:p>
+      <w:pPr>
+        <w:spacing w:before="0" w:after="0"/>
+      </w:pPr>
+    </w:p>
+    <w:p>
+      <w:pPr>
+        <w:spacing w:before="0" w:after="0"/>
+      </w:pPr>
+    </w:p>
+    <w:p>
+      <w:pPr>
+        <w:spacing w:before="0" w:after="0"/>
+      </w:pPr>
+    </w:p>
+    <w:p>
+      <w:pPr>
+        <w:spacing w:before="0" w:after="0"/>
+      </w:pPr>
+    </w:p>
+    <w:p>
+      <w:pPr>
+        <w:spacing w:before="0" w:after="0"/>
+      </w:pPr>
+    </w:p>
+    <w:p>
+      <w:pPr>
+        <w:spacing w:before="0" w:after="0"/>
+      </w:pPr>
     </w:p>
     <w:p>
       <w:pPr>
@@ -22227,6 +24676,46 @@
         </w:rPr>
         <w:t>____。</w:t>
       </w:r>
+    </w:p>
+    <w:p>
+      <w:pPr>
+        <w:spacing w:before="0" w:after="0"/>
+      </w:pPr>
+    </w:p>
+    <w:p>
+      <w:pPr>
+        <w:spacing w:before="0" w:after="0"/>
+      </w:pPr>
+    </w:p>
+    <w:p>
+      <w:pPr>
+        <w:spacing w:before="0" w:after="0"/>
+      </w:pPr>
+    </w:p>
+    <w:p>
+      <w:pPr>
+        <w:spacing w:before="0" w:after="0"/>
+      </w:pPr>
+    </w:p>
+    <w:p>
+      <w:pPr>
+        <w:spacing w:before="0" w:after="0"/>
+      </w:pPr>
+    </w:p>
+    <w:p>
+      <w:pPr>
+        <w:spacing w:before="0" w:after="0"/>
+      </w:pPr>
+    </w:p>
+    <w:p>
+      <w:pPr>
+        <w:spacing w:before="0" w:after="0"/>
+      </w:pPr>
+    </w:p>
+    <w:p>
+      <w:pPr>
+        <w:spacing w:before="0" w:after="0"/>
+      </w:pPr>
     </w:p>
     <w:p>
       <w:pPr>
@@ -22721,6 +25210,21 @@
     </w:p>
     <w:p>
       <w:pPr>
+        <w:spacing w:before="0" w:after="0"/>
+      </w:pPr>
+    </w:p>
+    <w:p>
+      <w:pPr>
+        <w:spacing w:before="0" w:after="0"/>
+      </w:pPr>
+    </w:p>
+    <w:p>
+      <w:pPr>
+        <w:spacing w:before="0" w:after="0"/>
+      </w:pPr>
+    </w:p>
+    <w:p>
+      <w:pPr>
         <w:spacing w:before="160" w:after="80"/>
       </w:pPr>
       <w:r>
@@ -22942,7 +25446,7 @@
         </w:rPr>
         <w:drawing>
           <wp:inline>
-            <wp:extent cx="3600000" cy="1991732"/>
+            <wp:extent cx="3600000" cy="1986603"/>
             <wp:effectExtent b="0" l="0" r="0" t="0"/>
             <wp:docPr descr="" title="" id="240" name="Picture"/>
             <a:graphic>
@@ -22963,7 +25467,7 @@
                   <pic:spPr bwMode="auto">
                     <a:xfrm>
                       <a:off x="0" y="0"/>
-                      <a:ext cx="3600000" cy="1991732"/>
+                      <a:ext cx="3600000" cy="1986603"/>
                     </a:xfrm>
                     <a:prstGeom prst="rect">
                       <a:avLst/>
@@ -23088,6 +25592,8 @@
           <w:ilvl w:val="0"/>
           <w:numId w:val="1032"/>
         </w:numPr>
+        <w:ind w:left="480" w:hanging="480"/>
+        <w:spacing w:after="0"/>
       </w:pPr>
       <w:r>
         <w:rPr>
@@ -23195,6 +25701,16 @@
         </w:rPr>
         <w:t xml:space="preserve"> </w:t>
       </w:r>
+    </w:p>
+    <w:p>
+      <w:pPr>
+        <w:numPr>
+          <w:ilvl w:val="0"/>
+          <w:numId w:val="1032"/>
+        </w:numPr>
+        <w:ind w:left="480" w:hanging="480"/>
+        <w:spacing w:before="0" w:after="0"/>
+      </w:pPr>
       <w:r>
         <w:rPr>
           <w:rFonts w:ascii="Times New Roman" w:hAnsi="Times New Roman" w:eastAsia="Times New Roman" w:cs="Times New Roman"/>
@@ -23316,6 +25832,16 @@
         </w:rPr>
         <w:t xml:space="preserve"> </w:t>
       </w:r>
+    </w:p>
+    <w:p>
+      <w:pPr>
+        <w:numPr>
+          <w:ilvl w:val="0"/>
+          <w:numId w:val="1032"/>
+        </w:numPr>
+        <w:ind w:left="480" w:hanging="480"/>
+        <w:spacing w:before="0" w:after="0"/>
+      </w:pPr>
       <w:r>
         <w:rPr>
           <w:rFonts w:ascii="Times New Roman" w:hAnsi="Times New Roman" w:eastAsia="Times New Roman" w:cs="Times New Roman"/>
@@ -23384,6 +25910,16 @@
         </w:rPr>
         <w:t xml:space="preserve"> </w:t>
       </w:r>
+    </w:p>
+    <w:p>
+      <w:pPr>
+        <w:numPr>
+          <w:ilvl w:val="0"/>
+          <w:numId w:val="1032"/>
+        </w:numPr>
+        <w:ind w:left="480" w:hanging="480"/>
+        <w:spacing w:before="0" w:after="0"/>
+      </w:pPr>
       <w:r>
         <w:rPr>
           <w:rFonts w:ascii="Times New Roman" w:hAnsi="Times New Roman" w:eastAsia="Times New Roman" w:cs="Times New Roman"/>
@@ -23499,6 +26035,16 @@
         </w:rPr>
         <w:t xml:space="preserve"> </w:t>
       </w:r>
+    </w:p>
+    <w:p>
+      <w:pPr>
+        <w:numPr>
+          <w:ilvl w:val="0"/>
+          <w:numId w:val="1032"/>
+        </w:numPr>
+        <w:ind w:left="480" w:hanging="480"/>
+        <w:spacing w:before="0" w:after="180"/>
+      </w:pPr>
       <w:r>
         <w:rPr>
           <w:rFonts w:ascii="Times New Roman" w:hAnsi="Times New Roman" w:eastAsia="Times New Roman" w:cs="Times New Roman"/>
@@ -23802,6 +26348,16 @@
         </w:rPr>
         <w:t xml:space="preserve">J）。</w:t>
       </w:r>
+    </w:p>
+    <w:p>
+      <w:pPr>
+        <w:spacing w:before="0" w:after="0"/>
+      </w:pPr>
+    </w:p>
+    <w:p>
+      <w:pPr>
+        <w:spacing w:before="0" w:after="0"/>
+      </w:pPr>
     </w:p>
     <w:p>
       <w:pPr>
@@ -24456,6 +27012,31 @@
         </w:rPr>
         <w:t>）。</w:t>
       </w:r>
+    </w:p>
+    <w:p>
+      <w:pPr>
+        <w:spacing w:before="0" w:after="0"/>
+      </w:pPr>
+    </w:p>
+    <w:p>
+      <w:pPr>
+        <w:spacing w:before="0" w:after="0"/>
+      </w:pPr>
+    </w:p>
+    <w:p>
+      <w:pPr>
+        <w:spacing w:before="0" w:after="0"/>
+      </w:pPr>
+    </w:p>
+    <w:p>
+      <w:pPr>
+        <w:spacing w:before="0" w:after="0"/>
+      </w:pPr>
+    </w:p>
+    <w:p>
+      <w:pPr>
+        <w:spacing w:before="0" w:after="0"/>
+      </w:pPr>
     </w:p>
     <w:p>
       <w:pPr>
@@ -25077,6 +27658,46 @@
         </w:rPr>
         <w:t xml:space="preserve">、____、____。</w:t>
       </w:r>
+    </w:p>
+    <w:p>
+      <w:pPr>
+        <w:spacing w:before="0" w:after="0"/>
+      </w:pPr>
+    </w:p>
+    <w:p>
+      <w:pPr>
+        <w:spacing w:before="0" w:after="0"/>
+      </w:pPr>
+    </w:p>
+    <w:p>
+      <w:pPr>
+        <w:spacing w:before="0" w:after="0"/>
+      </w:pPr>
+    </w:p>
+    <w:p>
+      <w:pPr>
+        <w:spacing w:before="0" w:after="0"/>
+      </w:pPr>
+    </w:p>
+    <w:p>
+      <w:pPr>
+        <w:spacing w:before="0" w:after="0"/>
+      </w:pPr>
+    </w:p>
+    <w:p>
+      <w:pPr>
+        <w:spacing w:before="0" w:after="0"/>
+      </w:pPr>
+    </w:p>
+    <w:p>
+      <w:pPr>
+        <w:spacing w:before="0" w:after="0"/>
+      </w:pPr>
+    </w:p>
+    <w:p>
+      <w:pPr>
+        <w:spacing w:before="0" w:after="0"/>
+      </w:pPr>
     </w:p>
     <w:p>
       <w:pPr>
@@ -25742,6 +28363,8 @@
     <w:p>
       <w:pPr>
         <w:pStyle w:val="BodyText"/>
+        <w:ind w:left="480" w:hanging="480"/>
+        <w:spacing w:after="0"/>
       </w:pPr>
       <w:r>
         <w:rPr>
@@ -25913,7 +28536,20 @@
         <w:rPr>
           <w:rFonts w:ascii="Times New Roman" w:hAnsi="Times New Roman" w:eastAsia="Times New Roman" w:cs="Times New Roman"/>
         </w:rPr>
-        <w:t xml:space="preserve">　D.</w:t>
+        <w:t xml:space="preserve">　</w:t>
+      </w:r>
+    </w:p>
+    <w:p>
+      <w:pPr>
+        <w:pStyle w:val="BodyText"/>
+        <w:ind w:left="480" w:hanging="480"/>
+        <w:spacing w:before="0" w:after="180"/>
+      </w:pPr>
+      <w:r>
+        <w:rPr>
+          <w:rFonts w:ascii="Times New Roman" w:hAnsi="Times New Roman" w:eastAsia="Times New Roman" w:cs="Times New Roman"/>
+        </w:rPr>
+        <w:t xml:space="preserve">D.</w:t>
       </w:r>
       <w:r>
         <w:rPr>
@@ -26102,6 +28738,16 @@
     </w:p>
     <w:p>
       <w:pPr>
+        <w:spacing w:before="0" w:after="0"/>
+      </w:pPr>
+    </w:p>
+    <w:p>
+      <w:pPr>
+        <w:spacing w:before="0" w:after="0"/>
+      </w:pPr>
+    </w:p>
+    <w:p>
+      <w:pPr>
         <w:spacing w:before="160" w:after="80"/>
       </w:pPr>
       <w:r>
@@ -26133,6 +28779,8 @@
     <w:p>
       <w:pPr>
         <w:pStyle w:val="FirstParagraph"/>
+        <w:ind w:left="480" w:hanging="480"/>
+        <w:spacing w:after="0"/>
       </w:pPr>
       <w:r>
         <w:rPr>
@@ -26332,6 +28980,13 @@
         </w:rPr>
         <w:t xml:space="preserve"> </w:t>
       </w:r>
+    </w:p>
+    <w:p>
+      <w:pPr>
+        <w:pStyle w:val="FirstParagraph"/>
+        <w:ind w:left="480" w:hanging="480"/>
+        <w:spacing w:before="0" w:after="0"/>
+      </w:pPr>
       <w:r>
         <w:rPr>
           <w:rFonts w:ascii="Times New Roman" w:hAnsi="Times New Roman" w:eastAsia="Times New Roman" w:cs="Times New Roman"/>
@@ -26430,7 +29085,20 @@
         <w:rPr>
           <w:rFonts w:ascii="Times New Roman" w:hAnsi="Times New Roman" w:eastAsia="Times New Roman" w:cs="Times New Roman"/>
         </w:rPr>
-        <w:t xml:space="preserve">　B. </w:t>
+        <w:t xml:space="preserve">　</w:t>
+      </w:r>
+    </w:p>
+    <w:p>
+      <w:pPr>
+        <w:pStyle w:val="FirstParagraph"/>
+        <w:ind w:left="480" w:hanging="480"/>
+        <w:spacing w:before="0" w:after="0"/>
+      </w:pPr>
+      <w:r>
+        <w:rPr>
+          <w:rFonts w:ascii="Times New Roman" w:hAnsi="Times New Roman" w:eastAsia="Times New Roman" w:cs="Times New Roman"/>
+        </w:rPr>
+        <w:t xml:space="preserve">B. </w:t>
       </w:r>
       <w:r>
         <w:rPr>
@@ -26524,7 +29192,20 @@
         <w:rPr>
           <w:rFonts w:ascii="Times New Roman" w:hAnsi="Times New Roman" w:eastAsia="Times New Roman" w:cs="Times New Roman"/>
         </w:rPr>
-        <w:t xml:space="preserve">　C. </w:t>
+        <w:t xml:space="preserve">　</w:t>
+      </w:r>
+    </w:p>
+    <w:p>
+      <w:pPr>
+        <w:pStyle w:val="FirstParagraph"/>
+        <w:ind w:left="480" w:hanging="480"/>
+        <w:spacing w:before="0" w:after="0"/>
+      </w:pPr>
+      <w:r>
+        <w:rPr>
+          <w:rFonts w:ascii="Times New Roman" w:hAnsi="Times New Roman" w:eastAsia="Times New Roman" w:cs="Times New Roman"/>
+        </w:rPr>
+        <w:t xml:space="preserve">C. </w:t>
       </w:r>
       <w:r>
         <w:rPr>
@@ -26618,7 +29299,20 @@
         <w:rPr>
           <w:rFonts w:ascii="Times New Roman" w:hAnsi="Times New Roman" w:eastAsia="Times New Roman" w:cs="Times New Roman"/>
         </w:rPr>
-        <w:t xml:space="preserve">　D. </w:t>
+        <w:t xml:space="preserve">　</w:t>
+      </w:r>
+    </w:p>
+    <w:p>
+      <w:pPr>
+        <w:pStyle w:val="FirstParagraph"/>
+        <w:ind w:left="480" w:hanging="480"/>
+        <w:spacing w:before="0" w:after="180"/>
+      </w:pPr>
+      <w:r>
+        <w:rPr>
+          <w:rFonts w:ascii="Times New Roman" w:hAnsi="Times New Roman" w:eastAsia="Times New Roman" w:cs="Times New Roman"/>
+        </w:rPr>
+        <w:t xml:space="preserve">D. </w:t>
       </w:r>
       <w:r>
         <w:rPr>
@@ -26729,6 +29423,16 @@
     </w:p>
     <w:p>
       <w:pPr>
+        <w:spacing w:before="0" w:after="0"/>
+      </w:pPr>
+    </w:p>
+    <w:p>
+      <w:pPr>
+        <w:spacing w:before="0" w:after="0"/>
+      </w:pPr>
+    </w:p>
+    <w:p>
+      <w:pPr>
         <w:spacing w:before="160" w:after="80"/>
       </w:pPr>
       <w:r>
@@ -27933,6 +30637,46 @@
         </w:rPr>
         <w:t>。</w:t>
       </w:r>
+    </w:p>
+    <w:p>
+      <w:pPr>
+        <w:spacing w:before="0" w:after="0"/>
+      </w:pPr>
+    </w:p>
+    <w:p>
+      <w:pPr>
+        <w:spacing w:before="0" w:after="0"/>
+      </w:pPr>
+    </w:p>
+    <w:p>
+      <w:pPr>
+        <w:spacing w:before="0" w:after="0"/>
+      </w:pPr>
+    </w:p>
+    <w:p>
+      <w:pPr>
+        <w:spacing w:before="0" w:after="0"/>
+      </w:pPr>
+    </w:p>
+    <w:p>
+      <w:pPr>
+        <w:spacing w:before="0" w:after="0"/>
+      </w:pPr>
+    </w:p>
+    <w:p>
+      <w:pPr>
+        <w:spacing w:before="0" w:after="0"/>
+      </w:pPr>
+    </w:p>
+    <w:p>
+      <w:pPr>
+        <w:spacing w:before="0" w:after="0"/>
+      </w:pPr>
+    </w:p>
+    <w:p>
+      <w:pPr>
+        <w:spacing w:before="0" w:after="0"/>
+      </w:pPr>
     </w:p>
     <w:p>
       <w:pPr>
@@ -28905,6 +31649,46 @@
     </w:p>
     <w:p>
       <w:pPr>
+        <w:spacing w:before="0" w:after="0"/>
+      </w:pPr>
+    </w:p>
+    <w:p>
+      <w:pPr>
+        <w:spacing w:before="0" w:after="0"/>
+      </w:pPr>
+    </w:p>
+    <w:p>
+      <w:pPr>
+        <w:spacing w:before="0" w:after="0"/>
+      </w:pPr>
+    </w:p>
+    <w:p>
+      <w:pPr>
+        <w:spacing w:before="0" w:after="0"/>
+      </w:pPr>
+    </w:p>
+    <w:p>
+      <w:pPr>
+        <w:spacing w:before="0" w:after="0"/>
+      </w:pPr>
+    </w:p>
+    <w:p>
+      <w:pPr>
+        <w:spacing w:before="0" w:after="0"/>
+      </w:pPr>
+    </w:p>
+    <w:p>
+      <w:pPr>
+        <w:spacing w:before="0" w:after="0"/>
+      </w:pPr>
+    </w:p>
+    <w:p>
+      <w:pPr>
+        <w:spacing w:before="0" w:after="0"/>
+      </w:pPr>
+    </w:p>
+    <w:p>
+      <w:pPr>
         <w:spacing w:before="160" w:after="80"/>
       </w:pPr>
       <w:r>
@@ -29402,6 +32186,31 @@
     </w:p>
     <w:p>
       <w:pPr>
+        <w:spacing w:before="0" w:after="0"/>
+      </w:pPr>
+    </w:p>
+    <w:p>
+      <w:pPr>
+        <w:spacing w:before="0" w:after="0"/>
+      </w:pPr>
+    </w:p>
+    <w:p>
+      <w:pPr>
+        <w:spacing w:before="0" w:after="0"/>
+      </w:pPr>
+    </w:p>
+    <w:p>
+      <w:pPr>
+        <w:spacing w:before="0" w:after="0"/>
+      </w:pPr>
+    </w:p>
+    <w:p>
+      <w:pPr>
+        <w:spacing w:before="0" w:after="0"/>
+      </w:pPr>
+    </w:p>
+    <w:p>
+      <w:pPr>
         <w:spacing w:before="160" w:after="80"/>
       </w:pPr>
       <w:r>
@@ -29486,6 +32295,21 @@
         </w:rPr>
         <w:t>。</w:t>
       </w:r>
+    </w:p>
+    <w:p>
+      <w:pPr>
+        <w:spacing w:before="0" w:after="0"/>
+      </w:pPr>
+    </w:p>
+    <w:p>
+      <w:pPr>
+        <w:spacing w:before="0" w:after="0"/>
+      </w:pPr>
+    </w:p>
+    <w:p>
+      <w:pPr>
+        <w:spacing w:before="0" w:after="0"/>
+      </w:pPr>
     </w:p>
     <w:p>
       <w:pPr>
@@ -29752,6 +32576,31 @@
         </w:rPr>
         <w:t>。</w:t>
       </w:r>
+    </w:p>
+    <w:p>
+      <w:pPr>
+        <w:spacing w:before="0" w:after="0"/>
+      </w:pPr>
+    </w:p>
+    <w:p>
+      <w:pPr>
+        <w:spacing w:before="0" w:after="0"/>
+      </w:pPr>
+    </w:p>
+    <w:p>
+      <w:pPr>
+        <w:spacing w:before="0" w:after="0"/>
+      </w:pPr>
+    </w:p>
+    <w:p>
+      <w:pPr>
+        <w:spacing w:before="0" w:after="0"/>
+      </w:pPr>
+    </w:p>
+    <w:p>
+      <w:pPr>
+        <w:spacing w:before="0" w:after="0"/>
+      </w:pPr>
     </w:p>
     <w:p>
       <w:pPr>
@@ -30280,7 +33129,7 @@
         </w:rPr>
         <w:drawing>
           <wp:inline>
-            <wp:extent cx="3600000" cy="885713"/>
+            <wp:extent cx="3600000" cy="874900"/>
             <wp:effectExtent b="0" l="0" r="0" t="0"/>
             <wp:docPr descr="" title="" id="259" name="Picture"/>
             <a:graphic>
@@ -30301,7 +33150,7 @@
                   <pic:spPr bwMode="auto">
                     <a:xfrm>
                       <a:off x="0" y="0"/>
-                      <a:ext cx="3600000" cy="885713"/>
+                      <a:ext cx="3600000" cy="874900"/>
                     </a:xfrm>
                     <a:prstGeom prst="rect">
                       <a:avLst/>
@@ -30449,7 +33298,7 @@
         </w:rPr>
         <w:drawing>
           <wp:inline>
-            <wp:extent cx="3600000" cy="608595"/>
+            <wp:extent cx="3600000" cy="603438"/>
             <wp:effectExtent b="0" l="0" r="0" t="0"/>
             <wp:docPr descr="" title="" id="265" name="Picture"/>
             <a:graphic>
@@ -30470,7 +33319,7 @@
                   <pic:spPr bwMode="auto">
                     <a:xfrm>
                       <a:off x="0" y="0"/>
-                      <a:ext cx="3600000" cy="608595"/>
+                      <a:ext cx="3600000" cy="603438"/>
                     </a:xfrm>
                     <a:prstGeom prst="rect">
                       <a:avLst/>
@@ -30488,6 +33337,46 @@
           </wp:inline>
         </w:drawing>
       </w:r>
+    </w:p>
+    <w:p>
+      <w:pPr>
+        <w:spacing w:before="0" w:after="0"/>
+      </w:pPr>
+    </w:p>
+    <w:p>
+      <w:pPr>
+        <w:spacing w:before="0" w:after="0"/>
+      </w:pPr>
+    </w:p>
+    <w:p>
+      <w:pPr>
+        <w:spacing w:before="0" w:after="0"/>
+      </w:pPr>
+    </w:p>
+    <w:p>
+      <w:pPr>
+        <w:spacing w:before="0" w:after="0"/>
+      </w:pPr>
+    </w:p>
+    <w:p>
+      <w:pPr>
+        <w:spacing w:before="0" w:after="0"/>
+      </w:pPr>
+    </w:p>
+    <w:p>
+      <w:pPr>
+        <w:spacing w:before="0" w:after="0"/>
+      </w:pPr>
+    </w:p>
+    <w:p>
+      <w:pPr>
+        <w:spacing w:before="0" w:after="0"/>
+      </w:pPr>
+    </w:p>
+    <w:p>
+      <w:pPr>
+        <w:spacing w:before="0" w:after="0"/>
+      </w:pPr>
     </w:p>
     <w:p>
       <w:pPr>
@@ -31699,6 +34588,46 @@
     </w:p>
     <w:p>
       <w:pPr>
+        <w:spacing w:before="0" w:after="0"/>
+      </w:pPr>
+    </w:p>
+    <w:p>
+      <w:pPr>
+        <w:spacing w:before="0" w:after="0"/>
+      </w:pPr>
+    </w:p>
+    <w:p>
+      <w:pPr>
+        <w:spacing w:before="0" w:after="0"/>
+      </w:pPr>
+    </w:p>
+    <w:p>
+      <w:pPr>
+        <w:spacing w:before="0" w:after="0"/>
+      </w:pPr>
+    </w:p>
+    <w:p>
+      <w:pPr>
+        <w:spacing w:before="0" w:after="0"/>
+      </w:pPr>
+    </w:p>
+    <w:p>
+      <w:pPr>
+        <w:spacing w:before="0" w:after="0"/>
+      </w:pPr>
+    </w:p>
+    <w:p>
+      <w:pPr>
+        <w:spacing w:before="0" w:after="0"/>
+      </w:pPr>
+    </w:p>
+    <w:p>
+      <w:pPr>
+        <w:spacing w:before="0" w:after="0"/>
+      </w:pPr>
+    </w:p>
+    <w:p>
+      <w:pPr>
         <w:spacing w:before="160" w:after="80"/>
       </w:pPr>
       <w:r>
@@ -32558,6 +35487,46 @@
     </w:p>
     <w:p>
       <w:pPr>
+        <w:spacing w:before="0" w:after="0"/>
+      </w:pPr>
+    </w:p>
+    <w:p>
+      <w:pPr>
+        <w:spacing w:before="0" w:after="0"/>
+      </w:pPr>
+    </w:p>
+    <w:p>
+      <w:pPr>
+        <w:spacing w:before="0" w:after="0"/>
+      </w:pPr>
+    </w:p>
+    <w:p>
+      <w:pPr>
+        <w:spacing w:before="0" w:after="0"/>
+      </w:pPr>
+    </w:p>
+    <w:p>
+      <w:pPr>
+        <w:spacing w:before="0" w:after="0"/>
+      </w:pPr>
+    </w:p>
+    <w:p>
+      <w:pPr>
+        <w:spacing w:before="0" w:after="0"/>
+      </w:pPr>
+    </w:p>
+    <w:p>
+      <w:pPr>
+        <w:spacing w:before="0" w:after="0"/>
+      </w:pPr>
+    </w:p>
+    <w:p>
+      <w:pPr>
+        <w:spacing w:before="0" w:after="0"/>
+      </w:pPr>
+    </w:p>
+    <w:p>
+      <w:pPr>
         <w:spacing w:before="160" w:after="80"/>
       </w:pPr>
       <w:r>
@@ -33026,6 +35995,46 @@
         </w:rPr>
         <w:t>。</w:t>
       </w:r>
+    </w:p>
+    <w:p>
+      <w:pPr>
+        <w:spacing w:before="0" w:after="0"/>
+      </w:pPr>
+    </w:p>
+    <w:p>
+      <w:pPr>
+        <w:spacing w:before="0" w:after="0"/>
+      </w:pPr>
+    </w:p>
+    <w:p>
+      <w:pPr>
+        <w:spacing w:before="0" w:after="0"/>
+      </w:pPr>
+    </w:p>
+    <w:p>
+      <w:pPr>
+        <w:spacing w:before="0" w:after="0"/>
+      </w:pPr>
+    </w:p>
+    <w:p>
+      <w:pPr>
+        <w:spacing w:before="0" w:after="0"/>
+      </w:pPr>
+    </w:p>
+    <w:p>
+      <w:pPr>
+        <w:spacing w:before="0" w:after="0"/>
+      </w:pPr>
+    </w:p>
+    <w:p>
+      <w:pPr>
+        <w:spacing w:before="0" w:after="0"/>
+      </w:pPr>
+    </w:p>
+    <w:p>
+      <w:pPr>
+        <w:spacing w:before="0" w:after="0"/>
+      </w:pPr>
     </w:p>
     <w:p>
       <w:pPr>
@@ -33775,7 +36784,7 @@
         </w:rPr>
         <w:drawing>
           <wp:inline>
-            <wp:extent cx="3240000" cy="2721093"/>
+            <wp:extent cx="3189374" cy="2721093"/>
             <wp:effectExtent b="0" l="0" r="0" t="0"/>
             <wp:docPr descr="" title="" id="272" name="Picture"/>
             <a:graphic>
@@ -33796,7 +36805,7 @@
                   <pic:spPr bwMode="auto">
                     <a:xfrm>
                       <a:off x="0" y="0"/>
-                      <a:ext cx="3240000" cy="2721093"/>
+                      <a:ext cx="3189374" cy="2721093"/>
                     </a:xfrm>
                     <a:prstGeom prst="rect">
                       <a:avLst/>
@@ -34063,6 +37072,46 @@
     </w:p>
     <w:p>
       <w:pPr>
+        <w:spacing w:before="0" w:after="0"/>
+      </w:pPr>
+    </w:p>
+    <w:p>
+      <w:pPr>
+        <w:spacing w:before="0" w:after="0"/>
+      </w:pPr>
+    </w:p>
+    <w:p>
+      <w:pPr>
+        <w:spacing w:before="0" w:after="0"/>
+      </w:pPr>
+    </w:p>
+    <w:p>
+      <w:pPr>
+        <w:spacing w:before="0" w:after="0"/>
+      </w:pPr>
+    </w:p>
+    <w:p>
+      <w:pPr>
+        <w:spacing w:before="0" w:after="0"/>
+      </w:pPr>
+    </w:p>
+    <w:p>
+      <w:pPr>
+        <w:spacing w:before="0" w:after="0"/>
+      </w:pPr>
+    </w:p>
+    <w:p>
+      <w:pPr>
+        <w:spacing w:before="0" w:after="0"/>
+      </w:pPr>
+    </w:p>
+    <w:p>
+      <w:pPr>
+        <w:spacing w:before="0" w:after="0"/>
+      </w:pPr>
+    </w:p>
+    <w:p>
+      <w:pPr>
         <w:spacing w:before="160" w:after="80"/>
       </w:pPr>
       <w:r>
@@ -34389,7 +37438,7 @@
         </w:rPr>
         <w:drawing>
           <wp:inline>
-            <wp:extent cx="3600000" cy="1779545"/>
+            <wp:extent cx="3574431" cy="1779545"/>
             <wp:effectExtent b="0" l="0" r="0" t="0"/>
             <wp:docPr descr="" title="" id="277" name="Picture"/>
             <a:graphic>
@@ -34410,7 +37459,7 @@
                   <pic:spPr bwMode="auto">
                     <a:xfrm>
                       <a:off x="0" y="0"/>
-                      <a:ext cx="3600000" cy="1779545"/>
+                      <a:ext cx="3574431" cy="1779545"/>
                     </a:xfrm>
                     <a:prstGeom prst="rect">
                       <a:avLst/>
@@ -34507,6 +37556,46 @@
     </w:p>
     <w:p>
       <w:pPr>
+        <w:spacing w:before="0" w:after="0"/>
+      </w:pPr>
+    </w:p>
+    <w:p>
+      <w:pPr>
+        <w:spacing w:before="0" w:after="0"/>
+      </w:pPr>
+    </w:p>
+    <w:p>
+      <w:pPr>
+        <w:spacing w:before="0" w:after="0"/>
+      </w:pPr>
+    </w:p>
+    <w:p>
+      <w:pPr>
+        <w:spacing w:before="0" w:after="0"/>
+      </w:pPr>
+    </w:p>
+    <w:p>
+      <w:pPr>
+        <w:spacing w:before="0" w:after="0"/>
+      </w:pPr>
+    </w:p>
+    <w:p>
+      <w:pPr>
+        <w:spacing w:before="0" w:after="0"/>
+      </w:pPr>
+    </w:p>
+    <w:p>
+      <w:pPr>
+        <w:spacing w:before="0" w:after="0"/>
+      </w:pPr>
+    </w:p>
+    <w:p>
+      <w:pPr>
+        <w:spacing w:before="0" w:after="0"/>
+      </w:pPr>
+    </w:p>
+    <w:p>
+      <w:pPr>
         <w:spacing w:before="160" w:after="80"/>
       </w:pPr>
       <w:r>
@@ -34624,7 +37713,7 @@
         </w:rPr>
         <w:drawing>
           <wp:inline>
-            <wp:extent cx="3600000" cy="770441"/>
+            <wp:extent cx="3600000" cy="767723"/>
             <wp:effectExtent b="0" l="0" r="0" t="0"/>
             <wp:docPr descr="" title="" id="281" name="Picture"/>
             <a:graphic>
@@ -34645,7 +37734,7 @@
                   <pic:spPr bwMode="auto">
                     <a:xfrm>
                       <a:off x="0" y="0"/>
-                      <a:ext cx="3600000" cy="770441"/>
+                      <a:ext cx="3600000" cy="767723"/>
                     </a:xfrm>
                     <a:prstGeom prst="rect">
                       <a:avLst/>
@@ -34891,6 +37980,31 @@
         </w:rPr>
         <w:t xml:space="preserve"> ____。</w:t>
       </w:r>
+    </w:p>
+    <w:p>
+      <w:pPr>
+        <w:spacing w:before="0" w:after="0"/>
+      </w:pPr>
+    </w:p>
+    <w:p>
+      <w:pPr>
+        <w:spacing w:before="0" w:after="0"/>
+      </w:pPr>
+    </w:p>
+    <w:p>
+      <w:pPr>
+        <w:spacing w:before="0" w:after="0"/>
+      </w:pPr>
+    </w:p>
+    <w:p>
+      <w:pPr>
+        <w:spacing w:before="0" w:after="0"/>
+      </w:pPr>
+    </w:p>
+    <w:p>
+      <w:pPr>
+        <w:spacing w:before="0" w:after="0"/>
+      </w:pPr>
     </w:p>
     <w:p>
       <w:pPr>
@@ -35192,7 +38306,7 @@
         </w:rPr>
         <w:drawing>
           <wp:inline>
-            <wp:extent cx="3600000" cy="1347368"/>
+            <wp:extent cx="3585964" cy="1347368"/>
             <wp:effectExtent b="0" l="0" r="0" t="0"/>
             <wp:docPr descr="" title="" id="288" name="Picture"/>
             <a:graphic>
@@ -35213,7 +38327,7 @@
                   <pic:spPr bwMode="auto">
                     <a:xfrm>
                       <a:off x="0" y="0"/>
-                      <a:ext cx="3600000" cy="1347368"/>
+                      <a:ext cx="3585964" cy="1347368"/>
                     </a:xfrm>
                     <a:prstGeom prst="rect">
                       <a:avLst/>
@@ -35231,6 +38345,31 @@
           </wp:inline>
         </w:drawing>
       </w:r>
+    </w:p>
+    <w:p>
+      <w:pPr>
+        <w:spacing w:before="0" w:after="0"/>
+      </w:pPr>
+    </w:p>
+    <w:p>
+      <w:pPr>
+        <w:spacing w:before="0" w:after="0"/>
+      </w:pPr>
+    </w:p>
+    <w:p>
+      <w:pPr>
+        <w:spacing w:before="0" w:after="0"/>
+      </w:pPr>
+    </w:p>
+    <w:p>
+      <w:pPr>
+        <w:spacing w:before="0" w:after="0"/>
+      </w:pPr>
+    </w:p>
+    <w:p>
+      <w:pPr>
+        <w:spacing w:before="0" w:after="0"/>
+      </w:pPr>
     </w:p>
     <w:p>
       <w:pPr>
@@ -36045,7 +39184,7 @@
         </w:rPr>
         <w:drawing>
           <wp:inline>
-            <wp:extent cx="3600000" cy="1596144"/>
+            <wp:extent cx="3600000" cy="1581553"/>
             <wp:effectExtent b="0" l="0" r="0" t="0"/>
             <wp:docPr descr="" title="" id="295" name="Picture"/>
             <a:graphic>
@@ -36066,7 +39205,7 @@
                   <pic:spPr bwMode="auto">
                     <a:xfrm>
                       <a:off x="0" y="0"/>
-                      <a:ext cx="3600000" cy="1596144"/>
+                      <a:ext cx="3600000" cy="1581553"/>
                     </a:xfrm>
                     <a:prstGeom prst="rect">
                       <a:avLst/>
@@ -36184,6 +39323,46 @@
         </w:rPr>
         <w:t xml:space="preserve"> ____。</w:t>
       </w:r>
+    </w:p>
+    <w:p>
+      <w:pPr>
+        <w:spacing w:before="0" w:after="0"/>
+      </w:pPr>
+    </w:p>
+    <w:p>
+      <w:pPr>
+        <w:spacing w:before="0" w:after="0"/>
+      </w:pPr>
+    </w:p>
+    <w:p>
+      <w:pPr>
+        <w:spacing w:before="0" w:after="0"/>
+      </w:pPr>
+    </w:p>
+    <w:p>
+      <w:pPr>
+        <w:spacing w:before="0" w:after="0"/>
+      </w:pPr>
+    </w:p>
+    <w:p>
+      <w:pPr>
+        <w:spacing w:before="0" w:after="0"/>
+      </w:pPr>
+    </w:p>
+    <w:p>
+      <w:pPr>
+        <w:spacing w:before="0" w:after="0"/>
+      </w:pPr>
+    </w:p>
+    <w:p>
+      <w:pPr>
+        <w:spacing w:before="0" w:after="0"/>
+      </w:pPr>
+    </w:p>
+    <w:p>
+      <w:pPr>
+        <w:spacing w:before="0" w:after="0"/>
+      </w:pPr>
     </w:p>
     <w:p>
       <w:pPr>
@@ -36824,6 +40003,46 @@
     </w:p>
     <w:p>
       <w:pPr>
+        <w:spacing w:before="0" w:after="0"/>
+      </w:pPr>
+    </w:p>
+    <w:p>
+      <w:pPr>
+        <w:spacing w:before="0" w:after="0"/>
+      </w:pPr>
+    </w:p>
+    <w:p>
+      <w:pPr>
+        <w:spacing w:before="0" w:after="0"/>
+      </w:pPr>
+    </w:p>
+    <w:p>
+      <w:pPr>
+        <w:spacing w:before="0" w:after="0"/>
+      </w:pPr>
+    </w:p>
+    <w:p>
+      <w:pPr>
+        <w:spacing w:before="0" w:after="0"/>
+      </w:pPr>
+    </w:p>
+    <w:p>
+      <w:pPr>
+        <w:spacing w:before="0" w:after="0"/>
+      </w:pPr>
+    </w:p>
+    <w:p>
+      <w:pPr>
+        <w:spacing w:before="0" w:after="0"/>
+      </w:pPr>
+    </w:p>
+    <w:p>
+      <w:pPr>
+        <w:spacing w:before="0" w:after="0"/>
+      </w:pPr>
+    </w:p>
+    <w:p>
+      <w:pPr>
         <w:spacing w:before="160" w:after="80"/>
       </w:pPr>
       <w:r>
@@ -37240,6 +40459,31 @@
     </w:p>
     <w:p>
       <w:pPr>
+        <w:spacing w:before="0" w:after="0"/>
+      </w:pPr>
+    </w:p>
+    <w:p>
+      <w:pPr>
+        <w:spacing w:before="0" w:after="0"/>
+      </w:pPr>
+    </w:p>
+    <w:p>
+      <w:pPr>
+        <w:spacing w:before="0" w:after="0"/>
+      </w:pPr>
+    </w:p>
+    <w:p>
+      <w:pPr>
+        <w:spacing w:before="0" w:after="0"/>
+      </w:pPr>
+    </w:p>
+    <w:p>
+      <w:pPr>
+        <w:spacing w:before="0" w:after="0"/>
+      </w:pPr>
+    </w:p>
+    <w:p>
+      <w:pPr>
         <w:spacing w:before="160" w:after="80"/>
       </w:pPr>
       <w:r>
@@ -37759,6 +41003,31 @@
         </w:rPr>
         <w:t>。</w:t>
       </w:r>
+    </w:p>
+    <w:p>
+      <w:pPr>
+        <w:spacing w:before="0" w:after="0"/>
+      </w:pPr>
+    </w:p>
+    <w:p>
+      <w:pPr>
+        <w:spacing w:before="0" w:after="0"/>
+      </w:pPr>
+    </w:p>
+    <w:p>
+      <w:pPr>
+        <w:spacing w:before="0" w:after="0"/>
+      </w:pPr>
+    </w:p>
+    <w:p>
+      <w:pPr>
+        <w:spacing w:before="0" w:after="0"/>
+      </w:pPr>
+    </w:p>
+    <w:p>
+      <w:pPr>
+        <w:spacing w:before="0" w:after="0"/>
+      </w:pPr>
     </w:p>
     <w:p>
       <w:pPr>
@@ -38304,6 +41573,46 @@
     </w:p>
     <w:p>
       <w:pPr>
+        <w:spacing w:before="0" w:after="0"/>
+      </w:pPr>
+    </w:p>
+    <w:p>
+      <w:pPr>
+        <w:spacing w:before="0" w:after="0"/>
+      </w:pPr>
+    </w:p>
+    <w:p>
+      <w:pPr>
+        <w:spacing w:before="0" w:after="0"/>
+      </w:pPr>
+    </w:p>
+    <w:p>
+      <w:pPr>
+        <w:spacing w:before="0" w:after="0"/>
+      </w:pPr>
+    </w:p>
+    <w:p>
+      <w:pPr>
+        <w:spacing w:before="0" w:after="0"/>
+      </w:pPr>
+    </w:p>
+    <w:p>
+      <w:pPr>
+        <w:spacing w:before="0" w:after="0"/>
+      </w:pPr>
+    </w:p>
+    <w:p>
+      <w:pPr>
+        <w:spacing w:before="0" w:after="0"/>
+      </w:pPr>
+    </w:p>
+    <w:p>
+      <w:pPr>
+        <w:spacing w:before="0" w:after="0"/>
+      </w:pPr>
+    </w:p>
+    <w:p>
+      <w:pPr>
         <w:spacing w:before="160" w:after="80"/>
       </w:pPr>
       <w:r>
@@ -38607,7 +41916,7 @@
         </w:rPr>
         <w:drawing>
           <wp:inline>
-            <wp:extent cx="3600000" cy="1071910"/>
+            <wp:extent cx="3600000" cy="1053409"/>
             <wp:effectExtent b="0" l="0" r="0" t="0"/>
             <wp:docPr descr="" title="" id="309" name="Picture"/>
             <a:graphic>
@@ -38628,7 +41937,7 @@
                   <pic:spPr bwMode="auto">
                     <a:xfrm>
                       <a:off x="0" y="0"/>
-                      <a:ext cx="3600000" cy="1071910"/>
+                      <a:ext cx="3600000" cy="1053409"/>
                     </a:xfrm>
                     <a:prstGeom prst="rect">
                       <a:avLst/>
@@ -38848,7 +42157,7 @@
         </w:rPr>
         <w:drawing>
           <wp:inline>
-            <wp:extent cx="3600000" cy="1093946"/>
+            <wp:extent cx="3578206" cy="1093946"/>
             <wp:effectExtent b="0" l="0" r="0" t="0"/>
             <wp:docPr descr="" title="" id="312" name="Picture"/>
             <a:graphic>
@@ -38869,7 +42178,7 @@
                   <pic:spPr bwMode="auto">
                     <a:xfrm>
                       <a:off x="0" y="0"/>
-                      <a:ext cx="3600000" cy="1093946"/>
+                      <a:ext cx="3578206" cy="1093946"/>
                     </a:xfrm>
                     <a:prstGeom prst="rect">
                       <a:avLst/>
@@ -38953,7 +42262,7 @@
         </w:rPr>
         <w:drawing>
           <wp:inline>
-            <wp:extent cx="3600000" cy="971863"/>
+            <wp:extent cx="3600000" cy="960000"/>
             <wp:effectExtent b="0" l="0" r="0" t="0"/>
             <wp:docPr descr="" title="" id="315" name="Picture"/>
             <a:graphic>
@@ -38974,7 +42283,7 @@
                   <pic:spPr bwMode="auto">
                     <a:xfrm>
                       <a:off x="0" y="0"/>
-                      <a:ext cx="3600000" cy="971863"/>
+                      <a:ext cx="3600000" cy="960000"/>
                     </a:xfrm>
                     <a:prstGeom prst="rect">
                       <a:avLst/>
@@ -39056,6 +42365,46 @@
         </w:rPr>
         <w:t>？</w:t>
       </w:r>
+    </w:p>
+    <w:p>
+      <w:pPr>
+        <w:spacing w:before="0" w:after="0"/>
+      </w:pPr>
+    </w:p>
+    <w:p>
+      <w:pPr>
+        <w:spacing w:before="0" w:after="0"/>
+      </w:pPr>
+    </w:p>
+    <w:p>
+      <w:pPr>
+        <w:spacing w:before="0" w:after="0"/>
+      </w:pPr>
+    </w:p>
+    <w:p>
+      <w:pPr>
+        <w:spacing w:before="0" w:after="0"/>
+      </w:pPr>
+    </w:p>
+    <w:p>
+      <w:pPr>
+        <w:spacing w:before="0" w:after="0"/>
+      </w:pPr>
+    </w:p>
+    <w:p>
+      <w:pPr>
+        <w:spacing w:before="0" w:after="0"/>
+      </w:pPr>
+    </w:p>
+    <w:p>
+      <w:pPr>
+        <w:spacing w:before="0" w:after="0"/>
+      </w:pPr>
+    </w:p>
+    <w:p>
+      <w:pPr>
+        <w:spacing w:before="0" w:after="0"/>
+      </w:pPr>
     </w:p>
     <w:p>
       <w:pPr>
@@ -39477,6 +42826,31 @@
     </w:p>
     <w:p>
       <w:pPr>
+        <w:spacing w:before="0" w:after="0"/>
+      </w:pPr>
+    </w:p>
+    <w:p>
+      <w:pPr>
+        <w:spacing w:before="0" w:after="0"/>
+      </w:pPr>
+    </w:p>
+    <w:p>
+      <w:pPr>
+        <w:spacing w:before="0" w:after="0"/>
+      </w:pPr>
+    </w:p>
+    <w:p>
+      <w:pPr>
+        <w:spacing w:before="0" w:after="0"/>
+      </w:pPr>
+    </w:p>
+    <w:p>
+      <w:pPr>
+        <w:spacing w:before="0" w:after="0"/>
+      </w:pPr>
+    </w:p>
+    <w:p>
+      <w:pPr>
         <w:spacing w:before="160" w:after="80"/>
       </w:pPr>
       <w:r>
@@ -39642,7 +43016,7 @@
         </w:rPr>
         <w:drawing>
           <wp:inline>
-            <wp:extent cx="3240000" cy="2652046"/>
+            <wp:extent cx="3215766" cy="2652046"/>
             <wp:effectExtent b="0" l="0" r="0" t="0"/>
             <wp:docPr descr="" title="" id="326" name="Picture"/>
             <a:graphic>
@@ -39663,7 +43037,7 @@
                   <pic:spPr bwMode="auto">
                     <a:xfrm>
                       <a:off x="0" y="0"/>
-                      <a:ext cx="3240000" cy="2652046"/>
+                      <a:ext cx="3215766" cy="2652046"/>
                     </a:xfrm>
                     <a:prstGeom prst="rect">
                       <a:avLst/>
@@ -39741,7 +43115,7 @@
         </w:rPr>
         <w:drawing>
           <wp:inline>
-            <wp:extent cx="3600000" cy="1574468"/>
+            <wp:extent cx="3600000" cy="1555131"/>
             <wp:effectExtent b="0" l="0" r="0" t="0"/>
             <wp:docPr descr="" title="" id="329" name="Picture"/>
             <a:graphic>
@@ -39762,7 +43136,7 @@
                   <pic:spPr bwMode="auto">
                     <a:xfrm>
                       <a:off x="0" y="0"/>
-                      <a:ext cx="3600000" cy="1574468"/>
+                      <a:ext cx="3600000" cy="1555131"/>
                     </a:xfrm>
                     <a:prstGeom prst="rect">
                       <a:avLst/>
@@ -40314,6 +43688,46 @@
     </w:p>
     <w:p>
       <w:pPr>
+        <w:spacing w:before="0" w:after="0"/>
+      </w:pPr>
+    </w:p>
+    <w:p>
+      <w:pPr>
+        <w:spacing w:before="0" w:after="0"/>
+      </w:pPr>
+    </w:p>
+    <w:p>
+      <w:pPr>
+        <w:spacing w:before="0" w:after="0"/>
+      </w:pPr>
+    </w:p>
+    <w:p>
+      <w:pPr>
+        <w:spacing w:before="0" w:after="0"/>
+      </w:pPr>
+    </w:p>
+    <w:p>
+      <w:pPr>
+        <w:spacing w:before="0" w:after="0"/>
+      </w:pPr>
+    </w:p>
+    <w:p>
+      <w:pPr>
+        <w:spacing w:before="0" w:after="0"/>
+      </w:pPr>
+    </w:p>
+    <w:p>
+      <w:pPr>
+        <w:spacing w:before="0" w:after="0"/>
+      </w:pPr>
+    </w:p>
+    <w:p>
+      <w:pPr>
+        <w:spacing w:before="0" w:after="0"/>
+      </w:pPr>
+    </w:p>
+    <w:p>
+      <w:pPr>
         <w:spacing w:before="160" w:after="80"/>
       </w:pPr>
       <w:r>
@@ -40508,7 +43922,7 @@
         </w:rPr>
         <w:drawing>
           <wp:inline>
-            <wp:extent cx="3600000" cy="2006837"/>
+            <wp:extent cx="3600000" cy="1996581"/>
             <wp:effectExtent b="0" l="0" r="0" t="0"/>
             <wp:docPr descr="" title="" id="333" name="Picture"/>
             <a:graphic>
@@ -40529,7 +43943,7 @@
                   <pic:spPr bwMode="auto">
                     <a:xfrm>
                       <a:off x="0" y="0"/>
-                      <a:ext cx="3600000" cy="2006837"/>
+                      <a:ext cx="3600000" cy="1996581"/>
                     </a:xfrm>
                     <a:prstGeom prst="rect">
                       <a:avLst/>
@@ -40764,6 +44178,46 @@
     </w:p>
     <w:p>
       <w:pPr>
+        <w:spacing w:before="0" w:after="0"/>
+      </w:pPr>
+    </w:p>
+    <w:p>
+      <w:pPr>
+        <w:spacing w:before="0" w:after="0"/>
+      </w:pPr>
+    </w:p>
+    <w:p>
+      <w:pPr>
+        <w:spacing w:before="0" w:after="0"/>
+      </w:pPr>
+    </w:p>
+    <w:p>
+      <w:pPr>
+        <w:spacing w:before="0" w:after="0"/>
+      </w:pPr>
+    </w:p>
+    <w:p>
+      <w:pPr>
+        <w:spacing w:before="0" w:after="0"/>
+      </w:pPr>
+    </w:p>
+    <w:p>
+      <w:pPr>
+        <w:spacing w:before="0" w:after="0"/>
+      </w:pPr>
+    </w:p>
+    <w:p>
+      <w:pPr>
+        <w:spacing w:before="0" w:after="0"/>
+      </w:pPr>
+    </w:p>
+    <w:p>
+      <w:pPr>
+        <w:spacing w:before="0" w:after="0"/>
+      </w:pPr>
+    </w:p>
+    <w:p>
+      <w:pPr>
         <w:spacing w:before="160" w:after="80"/>
       </w:pPr>
       <w:r>
@@ -40833,7 +44287,7 @@
         </w:rPr>
         <w:drawing>
           <wp:inline>
-            <wp:extent cx="3600000" cy="772808"/>
+            <wp:extent cx="3600000" cy="738129"/>
             <wp:effectExtent b="0" l="0" r="0" t="0"/>
             <wp:docPr descr="" title="" id="337" name="Picture"/>
             <a:graphic>
@@ -40854,7 +44308,7 @@
                   <pic:spPr bwMode="auto">
                     <a:xfrm>
                       <a:off x="0" y="0"/>
-                      <a:ext cx="3600000" cy="772808"/>
+                      <a:ext cx="3600000" cy="738129"/>
                     </a:xfrm>
                     <a:prstGeom prst="rect">
                       <a:avLst/>
@@ -41258,7 +44712,7 @@
         </w:rPr>
         <w:drawing>
           <wp:inline>
-            <wp:extent cx="3600000" cy="1719563"/>
+            <wp:extent cx="3585700" cy="1719563"/>
             <wp:effectExtent b="0" l="0" r="0" t="0"/>
             <wp:docPr descr="" title="" id="343" name="Picture"/>
             <a:graphic>
@@ -41279,7 +44733,7 @@
                   <pic:spPr bwMode="auto">
                     <a:xfrm>
                       <a:off x="0" y="0"/>
-                      <a:ext cx="3600000" cy="1719563"/>
+                      <a:ext cx="3585700" cy="1719563"/>
                     </a:xfrm>
                     <a:prstGeom prst="rect">
                       <a:avLst/>
@@ -41310,7 +44764,7 @@
         </w:rPr>
         <w:drawing>
           <wp:inline>
-            <wp:extent cx="3600000" cy="1123489"/>
+            <wp:extent cx="3600000" cy="1111409"/>
             <wp:effectExtent b="0" l="0" r="0" t="0"/>
             <wp:docPr descr="" title="" id="346" name="Picture"/>
             <a:graphic>
@@ -41331,7 +44785,7 @@
                   <pic:spPr bwMode="auto">
                     <a:xfrm>
                       <a:off x="0" y="0"/>
-                      <a:ext cx="3600000" cy="1123489"/>
+                      <a:ext cx="3600000" cy="1111409"/>
                     </a:xfrm>
                     <a:prstGeom prst="rect">
                       <a:avLst/>
@@ -41349,6 +44803,31 @@
           </wp:inline>
         </w:drawing>
       </w:r>
+    </w:p>
+    <w:p>
+      <w:pPr>
+        <w:spacing w:before="0" w:after="0"/>
+      </w:pPr>
+    </w:p>
+    <w:p>
+      <w:pPr>
+        <w:spacing w:before="0" w:after="0"/>
+      </w:pPr>
+    </w:p>
+    <w:p>
+      <w:pPr>
+        <w:spacing w:before="0" w:after="0"/>
+      </w:pPr>
+    </w:p>
+    <w:p>
+      <w:pPr>
+        <w:spacing w:before="0" w:after="0"/>
+      </w:pPr>
+    </w:p>
+    <w:p>
+      <w:pPr>
+        <w:spacing w:before="0" w:after="0"/>
+      </w:pPr>
     </w:p>
     <w:p>
       <w:pPr>
@@ -42167,6 +45646,31 @@
     </w:p>
     <w:p>
       <w:pPr>
+        <w:spacing w:before="0" w:after="0"/>
+      </w:pPr>
+    </w:p>
+    <w:p>
+      <w:pPr>
+        <w:spacing w:before="0" w:after="0"/>
+      </w:pPr>
+    </w:p>
+    <w:p>
+      <w:pPr>
+        <w:spacing w:before="0" w:after="0"/>
+      </w:pPr>
+    </w:p>
+    <w:p>
+      <w:pPr>
+        <w:spacing w:before="0" w:after="0"/>
+      </w:pPr>
+    </w:p>
+    <w:p>
+      <w:pPr>
+        <w:spacing w:before="0" w:after="0"/>
+      </w:pPr>
+    </w:p>
+    <w:p>
+      <w:pPr>
         <w:spacing w:before="160" w:after="80"/>
       </w:pPr>
       <w:r>
@@ -42751,6 +46255,46 @@
         </w:rPr>
         <w:t>列出引发剂和捕获剂的具体例子</w:t>
       </w:r>
+    </w:p>
+    <w:p>
+      <w:pPr>
+        <w:spacing w:before="0" w:after="0"/>
+      </w:pPr>
+    </w:p>
+    <w:p>
+      <w:pPr>
+        <w:spacing w:before="0" w:after="0"/>
+      </w:pPr>
+    </w:p>
+    <w:p>
+      <w:pPr>
+        <w:spacing w:before="0" w:after="0"/>
+      </w:pPr>
+    </w:p>
+    <w:p>
+      <w:pPr>
+        <w:spacing w:before="0" w:after="0"/>
+      </w:pPr>
+    </w:p>
+    <w:p>
+      <w:pPr>
+        <w:spacing w:before="0" w:after="0"/>
+      </w:pPr>
+    </w:p>
+    <w:p>
+      <w:pPr>
+        <w:spacing w:before="0" w:after="0"/>
+      </w:pPr>
+    </w:p>
+    <w:p>
+      <w:pPr>
+        <w:spacing w:before="0" w:after="0"/>
+      </w:pPr>
+    </w:p>
+    <w:p>
+      <w:pPr>
+        <w:spacing w:before="0" w:after="0"/>
+      </w:pPr>
     </w:p>
     <w:p>
       <w:pPr>
@@ -43566,6 +47110,31 @@
         </w:rPr>
         <w:t>？</w:t>
       </w:r>
+    </w:p>
+    <w:p>
+      <w:pPr>
+        <w:spacing w:before="0" w:after="0"/>
+      </w:pPr>
+    </w:p>
+    <w:p>
+      <w:pPr>
+        <w:spacing w:before="0" w:after="0"/>
+      </w:pPr>
+    </w:p>
+    <w:p>
+      <w:pPr>
+        <w:spacing w:before="0" w:after="0"/>
+      </w:pPr>
+    </w:p>
+    <w:p>
+      <w:pPr>
+        <w:spacing w:before="0" w:after="0"/>
+      </w:pPr>
+    </w:p>
+    <w:p>
+      <w:pPr>
+        <w:spacing w:before="0" w:after="0"/>
+      </w:pPr>
     </w:p>
     <w:p>
       <w:pPr>
@@ -44495,6 +48064,21 @@
         </w:rPr>
         <w:t xml:space="preserve">​</w:t>
       </w:r>
+    </w:p>
+    <w:p>
+      <w:pPr>
+        <w:spacing w:before="0" w:after="0"/>
+      </w:pPr>
+    </w:p>
+    <w:p>
+      <w:pPr>
+        <w:spacing w:before="0" w:after="0"/>
+      </w:pPr>
+    </w:p>
+    <w:p>
+      <w:pPr>
+        <w:spacing w:before="0" w:after="0"/>
+      </w:pPr>
     </w:p>
     <w:p>
       <w:pPr>
@@ -45775,7 +49359,7 @@
         </w:rPr>
         <w:drawing>
           <wp:inline>
-            <wp:extent cx="3197202" cy="2033420"/>
+            <wp:extent cx="3053463" cy="2033420"/>
             <wp:effectExtent b="0" l="0" r="0" t="0"/>
             <wp:docPr descr="" title="" id="353" name="Picture"/>
             <a:graphic>
@@ -45796,7 +49380,7 @@
                   <pic:spPr bwMode="auto">
                     <a:xfrm>
                       <a:off x="0" y="0"/>
-                      <a:ext cx="3197202" cy="2033420"/>
+                      <a:ext cx="3053463" cy="2033420"/>
                     </a:xfrm>
                     <a:prstGeom prst="rect">
                       <a:avLst/>
@@ -45817,6 +49401,31 @@
     </w:p>
     <w:p>
       <w:pPr>
+        <w:spacing w:before="0" w:after="0"/>
+      </w:pPr>
+    </w:p>
+    <w:p>
+      <w:pPr>
+        <w:spacing w:before="0" w:after="0"/>
+      </w:pPr>
+    </w:p>
+    <w:p>
+      <w:pPr>
+        <w:spacing w:before="0" w:after="0"/>
+      </w:pPr>
+    </w:p>
+    <w:p>
+      <w:pPr>
+        <w:spacing w:before="0" w:after="0"/>
+      </w:pPr>
+    </w:p>
+    <w:p>
+      <w:pPr>
+        <w:spacing w:before="0" w:after="0"/>
+      </w:pPr>
+    </w:p>
+    <w:p>
+      <w:pPr>
         <w:spacing w:before="160" w:after="80"/>
       </w:pPr>
       <w:r>
@@ -46319,6 +49928,46 @@
         </w:rPr>
         <w:t xml:space="preserve">t-BuOK/t-BuOH）</w:t>
       </w:r>
+    </w:p>
+    <w:p>
+      <w:pPr>
+        <w:spacing w:before="0" w:after="0"/>
+      </w:pPr>
+    </w:p>
+    <w:p>
+      <w:pPr>
+        <w:spacing w:before="0" w:after="0"/>
+      </w:pPr>
+    </w:p>
+    <w:p>
+      <w:pPr>
+        <w:spacing w:before="0" w:after="0"/>
+      </w:pPr>
+    </w:p>
+    <w:p>
+      <w:pPr>
+        <w:spacing w:before="0" w:after="0"/>
+      </w:pPr>
+    </w:p>
+    <w:p>
+      <w:pPr>
+        <w:spacing w:before="0" w:after="0"/>
+      </w:pPr>
+    </w:p>
+    <w:p>
+      <w:pPr>
+        <w:spacing w:before="0" w:after="0"/>
+      </w:pPr>
+    </w:p>
+    <w:p>
+      <w:pPr>
+        <w:spacing w:before="0" w:after="0"/>
+      </w:pPr>
+    </w:p>
+    <w:p>
+      <w:pPr>
+        <w:spacing w:before="0" w:after="0"/>
+      </w:pPr>
     </w:p>
     <w:p>
       <w:pPr>

--- a/00-首页/题组Word/习题书/第三篇-有机化学/5-亲核取代、消除与羧酸衍生物-学生版.docx
+++ b/00-首页/题组Word/习题书/第三篇-有机化学/5-亲核取代、消除与羧酸衍生物-学生版.docx
@@ -4897,8 +4897,8 @@
     <w:p>
       <w:pPr>
         <w:pStyle w:val="BodyText"/>
+        <w:spacing w:before="0" w:after="0"/>
         <w:ind w:left="480" w:hanging="480"/>
-        <w:spacing w:after="0"/>
       </w:pPr>
       <w:r>
         <w:rPr>
@@ -4916,8 +4916,8 @@
     <w:p>
       <w:pPr>
         <w:pStyle w:val="BodyText"/>
+        <w:spacing w:before="0" w:after="0"/>
         <w:ind w:left="480" w:hanging="480"/>
-        <w:spacing w:before="0" w:after="0"/>
       </w:pPr>
       <w:r>
         <w:rPr>
@@ -4935,8 +4935,8 @@
     <w:p>
       <w:pPr>
         <w:pStyle w:val="BodyText"/>
+        <w:spacing w:before="0" w:after="0"/>
         <w:ind w:left="480" w:hanging="480"/>
-        <w:spacing w:before="0" w:after="0"/>
       </w:pPr>
       <w:r>
         <w:rPr>
@@ -4954,8 +4954,8 @@
     <w:p>
       <w:pPr>
         <w:pStyle w:val="BodyText"/>
+        <w:spacing w:before="0" w:after="0"/>
         <w:ind w:left="480" w:hanging="480"/>
-        <w:spacing w:before="0" w:after="180"/>
       </w:pPr>
       <w:r>
         <w:rPr>
@@ -5097,8 +5097,8 @@
     <w:p>
       <w:pPr>
         <w:pStyle w:val="BodyText"/>
+        <w:spacing w:before="0" w:after="0"/>
         <w:ind w:left="480" w:hanging="480"/>
-        <w:spacing w:after="0"/>
       </w:pPr>
       <w:r>
         <w:rPr>
@@ -5152,8 +5152,8 @@
     <w:p>
       <w:pPr>
         <w:pStyle w:val="BodyText"/>
+        <w:spacing w:before="0" w:after="0"/>
         <w:ind w:left="480" w:hanging="480"/>
-        <w:spacing w:before="0" w:after="0"/>
       </w:pPr>
       <w:r>
         <w:rPr>
@@ -5207,8 +5207,8 @@
     <w:p>
       <w:pPr>
         <w:pStyle w:val="BodyText"/>
+        <w:spacing w:before="0" w:after="0"/>
         <w:ind w:left="480" w:hanging="480"/>
-        <w:spacing w:before="0" w:after="0"/>
       </w:pPr>
       <w:r>
         <w:rPr>
@@ -5244,8 +5244,8 @@
     <w:p>
       <w:pPr>
         <w:pStyle w:val="BodyText"/>
+        <w:spacing w:before="0" w:after="0"/>
         <w:ind w:left="480" w:hanging="480"/>
-        <w:spacing w:before="0" w:after="180"/>
       </w:pPr>
       <w:r>
         <w:rPr>
@@ -13053,8 +13053,8 @@
     <w:p>
       <w:pPr>
         <w:pStyle w:val="FirstParagraph"/>
+        <w:spacing w:before="0" w:after="0"/>
         <w:ind w:left="480" w:hanging="480"/>
-        <w:spacing w:after="0"/>
       </w:pPr>
       <w:r>
         <w:rPr>
@@ -13259,8 +13259,8 @@
     <w:p>
       <w:pPr>
         <w:pStyle w:val="FirstParagraph"/>
+        <w:spacing w:before="0" w:after="0"/>
         <w:ind w:left="480" w:hanging="480"/>
-        <w:spacing w:before="0" w:after="0"/>
       </w:pPr>
       <w:r>
         <w:rPr>
@@ -13319,8 +13319,8 @@
     <w:p>
       <w:pPr>
         <w:pStyle w:val="FirstParagraph"/>
+        <w:spacing w:before="0" w:after="0"/>
         <w:ind w:left="480" w:hanging="480"/>
-        <w:spacing w:before="0" w:after="0"/>
       </w:pPr>
       <w:r>
         <w:rPr>
@@ -13396,8 +13396,8 @@
     <w:p>
       <w:pPr>
         <w:pStyle w:val="FirstParagraph"/>
+        <w:spacing w:before="0" w:after="0"/>
         <w:ind w:left="480" w:hanging="480"/>
-        <w:spacing w:before="0" w:after="0"/>
       </w:pPr>
       <w:r>
         <w:rPr>
@@ -13482,8 +13482,8 @@
     <w:p>
       <w:pPr>
         <w:pStyle w:val="FirstParagraph"/>
+        <w:spacing w:before="0" w:after="0"/>
         <w:ind w:left="480" w:hanging="480"/>
-        <w:spacing w:before="0" w:after="180"/>
       </w:pPr>
       <w:r>
         <w:rPr>
@@ -13657,8 +13657,8 @@
     <w:p>
       <w:pPr>
         <w:pStyle w:val="BodyText"/>
+        <w:spacing w:before="0" w:after="0"/>
         <w:ind w:left="480" w:hanging="480"/>
-        <w:spacing w:after="0"/>
       </w:pPr>
       <w:r>
         <w:rPr>
@@ -13694,8 +13694,8 @@
     <w:p>
       <w:pPr>
         <w:pStyle w:val="BodyText"/>
+        <w:spacing w:before="0" w:after="0"/>
         <w:ind w:left="480" w:hanging="480"/>
-        <w:spacing w:before="0" w:after="0"/>
       </w:pPr>
       <w:r>
         <w:rPr>
@@ -13737,8 +13737,8 @@
     <w:p>
       <w:pPr>
         <w:pStyle w:val="BodyText"/>
+        <w:spacing w:before="0" w:after="0"/>
         <w:ind w:left="480" w:hanging="480"/>
-        <w:spacing w:before="0" w:after="0"/>
       </w:pPr>
       <w:r>
         <w:rPr>
@@ -13780,8 +13780,8 @@
     <w:p>
       <w:pPr>
         <w:pStyle w:val="BodyText"/>
+        <w:spacing w:before="0" w:after="0"/>
         <w:ind w:left="480" w:hanging="480"/>
-        <w:spacing w:before="0" w:after="0"/>
       </w:pPr>
       <w:r>
         <w:rPr>
@@ -13823,8 +13823,8 @@
     <w:p>
       <w:pPr>
         <w:pStyle w:val="BodyText"/>
+        <w:spacing w:before="0" w:after="0"/>
         <w:ind w:left="480" w:hanging="480"/>
-        <w:spacing w:before="0" w:after="180"/>
       </w:pPr>
       <w:r>
         <w:rPr>
@@ -13906,8 +13906,8 @@
     <w:p>
       <w:pPr>
         <w:pStyle w:val="FirstParagraph"/>
+        <w:spacing w:before="0" w:after="0"/>
         <w:ind w:left="480" w:hanging="480"/>
-        <w:spacing w:after="0"/>
       </w:pPr>
       <w:r>
         <w:rPr>
@@ -14003,8 +14003,8 @@
     <w:p>
       <w:pPr>
         <w:pStyle w:val="FirstParagraph"/>
+        <w:spacing w:before="0" w:after="0"/>
         <w:ind w:left="480" w:hanging="480"/>
-        <w:spacing w:before="0" w:after="0"/>
       </w:pPr>
       <w:r>
         <w:rPr>
@@ -14028,8 +14028,8 @@
     <w:p>
       <w:pPr>
         <w:pStyle w:val="FirstParagraph"/>
+        <w:spacing w:before="0" w:after="0"/>
         <w:ind w:left="480" w:hanging="480"/>
-        <w:spacing w:before="0" w:after="0"/>
       </w:pPr>
       <w:r>
         <w:rPr>
@@ -14053,8 +14053,8 @@
     <w:p>
       <w:pPr>
         <w:pStyle w:val="FirstParagraph"/>
+        <w:spacing w:before="0" w:after="0"/>
         <w:ind w:left="480" w:hanging="480"/>
-        <w:spacing w:before="0" w:after="0"/>
       </w:pPr>
       <w:r>
         <w:rPr>
@@ -14078,8 +14078,8 @@
     <w:p>
       <w:pPr>
         <w:pStyle w:val="FirstParagraph"/>
+        <w:spacing w:before="0" w:after="0"/>
         <w:ind w:left="480" w:hanging="480"/>
-        <w:spacing w:before="0" w:after="180"/>
       </w:pPr>
       <w:r>
         <w:rPr>
@@ -14137,8 +14137,8 @@
     <w:p>
       <w:pPr>
         <w:pStyle w:val="FirstParagraph"/>
+        <w:spacing w:before="0" w:after="0"/>
         <w:ind w:left="480" w:hanging="480"/>
-        <w:spacing w:after="0"/>
       </w:pPr>
       <w:r>
         <w:rPr>
@@ -14306,8 +14306,8 @@
     <w:p>
       <w:pPr>
         <w:pStyle w:val="FirstParagraph"/>
+        <w:spacing w:before="0" w:after="0"/>
         <w:ind w:left="480" w:hanging="480"/>
-        <w:spacing w:before="0" w:after="0"/>
       </w:pPr>
       <w:r>
         <w:rPr>
@@ -14319,8 +14319,8 @@
     <w:p>
       <w:pPr>
         <w:pStyle w:val="FirstParagraph"/>
+        <w:spacing w:before="0" w:after="0"/>
         <w:ind w:left="480" w:hanging="480"/>
-        <w:spacing w:before="0" w:after="0"/>
       </w:pPr>
       <w:r>
         <w:rPr>
@@ -14332,8 +14332,8 @@
     <w:p>
       <w:pPr>
         <w:pStyle w:val="FirstParagraph"/>
+        <w:spacing w:before="0" w:after="0"/>
         <w:ind w:left="480" w:hanging="480"/>
-        <w:spacing w:before="0" w:after="0"/>
       </w:pPr>
       <w:r>
         <w:rPr>
@@ -14345,8 +14345,8 @@
     <w:p>
       <w:pPr>
         <w:pStyle w:val="FirstParagraph"/>
+        <w:spacing w:before="0" w:after="0"/>
         <w:ind w:left="480" w:hanging="480"/>
-        <w:spacing w:before="0" w:after="180"/>
       </w:pPr>
       <w:r>
         <w:rPr>
@@ -14398,8 +14398,8 @@
     <w:p>
       <w:pPr>
         <w:pStyle w:val="FirstParagraph"/>
+        <w:spacing w:before="0" w:after="0"/>
         <w:ind w:left="480" w:hanging="480"/>
-        <w:spacing w:after="0"/>
       </w:pPr>
       <w:r>
         <w:rPr>
@@ -14593,8 +14593,8 @@
     <w:p>
       <w:pPr>
         <w:pStyle w:val="FirstParagraph"/>
+        <w:spacing w:before="0" w:after="0"/>
         <w:ind w:left="480" w:hanging="480"/>
-        <w:spacing w:before="0" w:after="0"/>
       </w:pPr>
       <w:r>
         <w:rPr>
@@ -14606,8 +14606,8 @@
     <w:p>
       <w:pPr>
         <w:pStyle w:val="FirstParagraph"/>
+        <w:spacing w:before="0" w:after="0"/>
         <w:ind w:left="480" w:hanging="480"/>
-        <w:spacing w:before="0" w:after="0"/>
       </w:pPr>
       <w:r>
         <w:rPr>
@@ -14619,8 +14619,8 @@
     <w:p>
       <w:pPr>
         <w:pStyle w:val="FirstParagraph"/>
+        <w:spacing w:before="0" w:after="0"/>
         <w:ind w:left="480" w:hanging="480"/>
-        <w:spacing w:before="0" w:after="0"/>
       </w:pPr>
       <w:r>
         <w:rPr>
@@ -14632,8 +14632,8 @@
     <w:p>
       <w:pPr>
         <w:pStyle w:val="FirstParagraph"/>
+        <w:spacing w:before="0" w:after="0"/>
         <w:ind w:left="480" w:hanging="480"/>
-        <w:spacing w:before="0" w:after="180"/>
       </w:pPr>
       <w:r>
         <w:rPr>
@@ -25592,8 +25592,8 @@
           <w:ilvl w:val="0"/>
           <w:numId w:val="1032"/>
         </w:numPr>
+        <w:spacing w:before="0" w:after="0"/>
         <w:ind w:left="480" w:hanging="480"/>
-        <w:spacing w:after="0"/>
       </w:pPr>
       <w:r>
         <w:rPr>
@@ -25708,8 +25708,8 @@
           <w:ilvl w:val="0"/>
           <w:numId w:val="1032"/>
         </w:numPr>
+        <w:spacing w:before="0" w:after="0"/>
         <w:ind w:left="480" w:hanging="480"/>
-        <w:spacing w:before="0" w:after="0"/>
       </w:pPr>
       <w:r>
         <w:rPr>
@@ -25839,8 +25839,8 @@
           <w:ilvl w:val="0"/>
           <w:numId w:val="1032"/>
         </w:numPr>
+        <w:spacing w:before="0" w:after="0"/>
         <w:ind w:left="480" w:hanging="480"/>
-        <w:spacing w:before="0" w:after="0"/>
       </w:pPr>
       <w:r>
         <w:rPr>
@@ -25917,8 +25917,8 @@
           <w:ilvl w:val="0"/>
           <w:numId w:val="1032"/>
         </w:numPr>
+        <w:spacing w:before="0" w:after="0"/>
         <w:ind w:left="480" w:hanging="480"/>
-        <w:spacing w:before="0" w:after="0"/>
       </w:pPr>
       <w:r>
         <w:rPr>
@@ -26042,8 +26042,8 @@
           <w:ilvl w:val="0"/>
           <w:numId w:val="1032"/>
         </w:numPr>
+        <w:spacing w:before="0" w:after="0"/>
         <w:ind w:left="480" w:hanging="480"/>
-        <w:spacing w:before="0" w:after="180"/>
       </w:pPr>
       <w:r>
         <w:rPr>
@@ -27894,6 +27894,7 @@
     <w:p>
       <w:pPr>
         <w:pStyle w:val="BodyText"/>
+        <w:spacing w:before="0" w:after="0"/>
       </w:pPr>
       <w:r>
         <w:rPr>
@@ -28098,6 +28099,7 @@
     <w:p>
       <w:pPr>
         <w:pStyle w:val="BodyText"/>
+        <w:spacing w:before="0" w:after="0"/>
       </w:pPr>
       <w:r>
         <w:rPr>
@@ -28363,8 +28365,8 @@
     <w:p>
       <w:pPr>
         <w:pStyle w:val="BodyText"/>
+        <w:spacing w:before="0" w:after="0"/>
         <w:ind w:left="480" w:hanging="480"/>
-        <w:spacing w:after="0"/>
       </w:pPr>
       <w:r>
         <w:rPr>
@@ -28542,8 +28544,8 @@
     <w:p>
       <w:pPr>
         <w:pStyle w:val="BodyText"/>
+        <w:spacing w:before="0" w:after="0"/>
         <w:ind w:left="480" w:hanging="480"/>
-        <w:spacing w:before="0" w:after="180"/>
       </w:pPr>
       <w:r>
         <w:rPr>
@@ -28779,8 +28781,8 @@
     <w:p>
       <w:pPr>
         <w:pStyle w:val="FirstParagraph"/>
+        <w:spacing w:before="0" w:after="0"/>
         <w:ind w:left="480" w:hanging="480"/>
-        <w:spacing w:after="0"/>
       </w:pPr>
       <w:r>
         <w:rPr>
@@ -28984,8 +28986,8 @@
     <w:p>
       <w:pPr>
         <w:pStyle w:val="FirstParagraph"/>
+        <w:spacing w:before="0" w:after="0"/>
         <w:ind w:left="480" w:hanging="480"/>
-        <w:spacing w:before="0" w:after="0"/>
       </w:pPr>
       <w:r>
         <w:rPr>
@@ -29091,8 +29093,8 @@
     <w:p>
       <w:pPr>
         <w:pStyle w:val="FirstParagraph"/>
+        <w:spacing w:before="0" w:after="0"/>
         <w:ind w:left="480" w:hanging="480"/>
-        <w:spacing w:before="0" w:after="0"/>
       </w:pPr>
       <w:r>
         <w:rPr>
@@ -29198,8 +29200,8 @@
     <w:p>
       <w:pPr>
         <w:pStyle w:val="FirstParagraph"/>
+        <w:spacing w:before="0" w:after="0"/>
         <w:ind w:left="480" w:hanging="480"/>
-        <w:spacing w:before="0" w:after="0"/>
       </w:pPr>
       <w:r>
         <w:rPr>
@@ -29305,8 +29307,8 @@
     <w:p>
       <w:pPr>
         <w:pStyle w:val="FirstParagraph"/>
+        <w:spacing w:before="0" w:after="0"/>
         <w:ind w:left="480" w:hanging="480"/>
-        <w:spacing w:before="0" w:after="180"/>
       </w:pPr>
       <w:r>
         <w:rPr>
@@ -33572,6 +33574,14 @@
         <w:tblStyle w:val="Table"/>
         <w:tblW w:type="pct" w:w="5000"/>
         <w:tblLayout w:type="fixed"/>
+        <w:tblBorders>
+          <w:top w:val="single" w:sz="12" w:space="0" w:color="000000"/>
+          <w:left w:val="none" w:sz="0" w:space="0" w:color="auto"/>
+          <w:bottom w:val="single" w:sz="12" w:space="0" w:color="000000"/>
+          <w:right w:val="none" w:sz="0" w:space="0" w:color="auto"/>
+          <w:insideH w:val="none" w:sz="0" w:space="0" w:color="auto"/>
+          <w:insideV w:val="none" w:sz="0" w:space="0" w:color="auto"/>
+        </w:tblBorders>
         <w:tblLook w:firstRow="1" w:lastRow="0" w:firstColumn="0" w:lastColumn="0" w:noHBand="0" w:noVBand="0" w:val="0020"/>
       </w:tblPr>
       <w:tblGrid>
@@ -33589,7 +33599,11 @@
           <w:tblHeader w:val="on"/>
         </w:trPr>
         <w:tc>
-          <w:tcPr/>
+          <w:tcPr>
+            <w:tcBorders>
+              <w:bottom w:val="single" w:sz="8" w:space="0" w:color="000000"/>
+            </w:tcBorders>
+          </w:tcPr>
           <w:p>
             <w:pPr>
               <w:pStyle w:val="Compact"/>
@@ -33605,7 +33619,11 @@
           </w:p>
         </w:tc>
         <w:tc>
-          <w:tcPr/>
+          <w:tcPr>
+            <w:tcBorders>
+              <w:bottom w:val="single" w:sz="8" w:space="0" w:color="000000"/>
+            </w:tcBorders>
+          </w:tcPr>
           <w:p>
             <w:pPr>
               <w:pStyle w:val="Compact"/>
@@ -33621,7 +33639,11 @@
           </w:p>
         </w:tc>
         <w:tc>
-          <w:tcPr/>
+          <w:tcPr>
+            <w:tcBorders>
+              <w:bottom w:val="single" w:sz="8" w:space="0" w:color="000000"/>
+            </w:tcBorders>
+          </w:tcPr>
           <w:p>
             <w:pPr>
               <w:pStyle w:val="Compact"/>
@@ -33637,7 +33659,11 @@
           </w:p>
         </w:tc>
         <w:tc>
-          <w:tcPr/>
+          <w:tcPr>
+            <w:tcBorders>
+              <w:bottom w:val="single" w:sz="8" w:space="0" w:color="000000"/>
+            </w:tcBorders>
+          </w:tcPr>
           <w:p>
             <w:pPr>
               <w:pStyle w:val="Compact"/>
@@ -33653,7 +33679,11 @@
           </w:p>
         </w:tc>
         <w:tc>
-          <w:tcPr/>
+          <w:tcPr>
+            <w:tcBorders>
+              <w:bottom w:val="single" w:sz="8" w:space="0" w:color="000000"/>
+            </w:tcBorders>
+          </w:tcPr>
           <w:p>
             <w:pPr>
               <w:pStyle w:val="Compact"/>
@@ -33669,7 +33699,11 @@
           </w:p>
         </w:tc>
         <w:tc>
-          <w:tcPr/>
+          <w:tcPr>
+            <w:tcBorders>
+              <w:bottom w:val="single" w:sz="8" w:space="0" w:color="000000"/>
+            </w:tcBorders>
+          </w:tcPr>
           <w:p>
             <w:pPr>
               <w:pStyle w:val="Compact"/>
@@ -33685,7 +33719,11 @@
           </w:p>
         </w:tc>
         <w:tc>
-          <w:tcPr/>
+          <w:tcPr>
+            <w:tcBorders>
+              <w:bottom w:val="single" w:sz="8" w:space="0" w:color="000000"/>
+            </w:tcBorders>
+          </w:tcPr>
           <w:p>
             <w:pPr>
               <w:pStyle w:val="Compact"/>
@@ -33701,7 +33739,11 @@
           </w:p>
         </w:tc>
         <w:tc>
-          <w:tcPr/>
+          <w:tcPr>
+            <w:tcBorders>
+              <w:bottom w:val="single" w:sz="8" w:space="0" w:color="000000"/>
+            </w:tcBorders>
+          </w:tcPr>
           <w:p>
             <w:pPr>
               <w:pStyle w:val="Compact"/>
@@ -48175,6 +48217,14 @@
         <w:tblStyle w:val="Table"/>
         <w:tblW w:type="pct" w:w="5000"/>
         <w:tblLayout w:type="fixed"/>
+        <w:tblBorders>
+          <w:top w:val="single" w:sz="12" w:space="0" w:color="000000"/>
+          <w:left w:val="none" w:sz="0" w:space="0" w:color="auto"/>
+          <w:bottom w:val="single" w:sz="12" w:space="0" w:color="000000"/>
+          <w:right w:val="none" w:sz="0" w:space="0" w:color="auto"/>
+          <w:insideH w:val="none" w:sz="0" w:space="0" w:color="auto"/>
+          <w:insideV w:val="none" w:sz="0" w:space="0" w:color="auto"/>
+        </w:tblBorders>
         <w:tblLook w:firstRow="1" w:lastRow="0" w:firstColumn="0" w:lastColumn="0" w:noHBand="0" w:noVBand="0" w:val="0020"/>
       </w:tblPr>
       <w:tblGrid>
@@ -48188,7 +48238,11 @@
           <w:tblHeader w:val="on"/>
         </w:trPr>
         <w:tc>
-          <w:tcPr/>
+          <w:tcPr>
+            <w:tcBorders>
+              <w:bottom w:val="single" w:sz="8" w:space="0" w:color="000000"/>
+            </w:tcBorders>
+          </w:tcPr>
           <w:p>
             <w:pPr>
               <w:pStyle w:val="Compact"/>
@@ -48204,7 +48258,11 @@
           </w:p>
         </w:tc>
         <w:tc>
-          <w:tcPr/>
+          <w:tcPr>
+            <w:tcBorders>
+              <w:bottom w:val="single" w:sz="8" w:space="0" w:color="000000"/>
+            </w:tcBorders>
+          </w:tcPr>
           <w:p>
             <w:pPr>
               <w:pStyle w:val="Compact"/>
@@ -48220,7 +48278,11 @@
           </w:p>
         </w:tc>
         <w:tc>
-          <w:tcPr/>
+          <w:tcPr>
+            <w:tcBorders>
+              <w:bottom w:val="single" w:sz="8" w:space="0" w:color="000000"/>
+            </w:tcBorders>
+          </w:tcPr>
           <w:p>
             <w:pPr>
               <w:pStyle w:val="Compact"/>
@@ -48250,7 +48312,11 @@
           </w:p>
         </w:tc>
         <w:tc>
-          <w:tcPr/>
+          <w:tcPr>
+            <w:tcBorders>
+              <w:bottom w:val="single" w:sz="8" w:space="0" w:color="000000"/>
+            </w:tcBorders>
+          </w:tcPr>
           <w:p>
             <w:pPr>
               <w:pStyle w:val="Compact"/>
@@ -52620,7 +52686,7 @@
     <ns0:rPr>
       <ns0:rFonts ns0:ascii="Times New Roman" ns0:cs="Times New Roman" ns0:eastAsia="SimHei" ns0:hAnsi="Times New Roman"/>
       <ns0:b/>
-      <ns0:color ns0:val="17324D"/>
+      <ns0:color ns0:val="000000"/>
       <ns0:sz ns0:val="44"/>
       <ns0:szCs ns0:val="56"/>
     </ns0:rPr>
@@ -52762,7 +52828,7 @@
     <ns0:rPr>
       <ns0:rFonts ns0:ascii="Times New Roman" ns0:cs="Times New Roman" ns0:eastAsia="SimHei" ns0:hAnsi="Times New Roman"/>
       <ns0:b/>
-      <ns0:color ns0:val="17324D"/>
+      <ns0:color ns0:val="000000"/>
       <ns0:sz ns0:val="32"/>
       <ns0:szCs ns0:val="40"/>
     </ns0:rPr>
@@ -52786,7 +52852,7 @@
     <ns0:rPr>
       <ns0:rFonts ns0:ascii="Times New Roman" ns0:cs="Times New Roman" ns0:eastAsia="SimHei" ns0:hAnsi="Times New Roman"/>
       <ns0:b/>
-      <ns0:color ns0:val="17324D"/>
+      <ns0:color ns0:val="000000"/>
       <ns0:sz ns0:val="28"/>
       <ns0:szCs ns0:val="32"/>
     </ns0:rPr>
@@ -52810,7 +52876,7 @@
     <ns0:rPr>
       <ns0:rFonts ns0:ascii="Times New Roman" ns0:cs="Times New Roman" ns0:eastAsia="SimHei" ns0:hAnsi="Times New Roman"/>
       <ns0:b/>
-      <ns0:color ns0:val="17324D"/>
+      <ns0:color ns0:val="000000"/>
       <ns0:sz ns0:val="25"/>
       <ns0:szCs ns0:val="28"/>
     </ns0:rPr>
